--- a/Szakdolgozat_Piszkozat.docx
+++ b/Szakdolgozat_Piszkozat.docx
@@ -1701,9 +1701,10 @@
               <w:b w:val="0"/>
               <w:bCs w:val="0"/>
               <w:noProof/>
-              <w:sz w:val="22"/>
-              <w:szCs w:val="22"/>
+              <w:kern w:val="2"/>
+              <w:szCs w:val="24"/>
               <w:lang w:eastAsia="hu-HU"/>
+              <w14:ligatures w14:val="standardContextual"/>
             </w:rPr>
           </w:pPr>
           <w:r>
@@ -1715,7 +1716,7 @@
           <w:r>
             <w:fldChar w:fldCharType="separate"/>
           </w:r>
-          <w:hyperlink w:anchor="_Toc99107193" w:history="1">
+          <w:hyperlink w:anchor="_Toc214225545" w:history="1">
             <w:r>
               <w:rPr>
                 <w:rStyle w:val="Hiperhivatkozs"/>
@@ -1742,7 +1743,7 @@
                 <w:noProof/>
                 <w:webHidden/>
               </w:rPr>
-              <w:instrText xml:space="preserve"> PAGEREF _Toc99107193 \h </w:instrText>
+              <w:instrText xml:space="preserve"> PAGEREF _Toc214225545 \h </w:instrText>
             </w:r>
             <w:r>
               <w:rPr>
@@ -1762,7 +1763,7 @@
                 <w:noProof/>
                 <w:webHidden/>
               </w:rPr>
-              <w:t>8</w:t>
+              <w:t>10</w:t>
             </w:r>
             <w:r>
               <w:rPr>
@@ -1781,16 +1782,16 @@
               <w:b w:val="0"/>
               <w:bCs w:val="0"/>
               <w:noProof/>
-              <w:sz w:val="22"/>
-              <w:szCs w:val="22"/>
+              <w:kern w:val="2"/>
+              <w:szCs w:val="24"/>
               <w:lang w:eastAsia="hu-HU"/>
+              <w14:ligatures w14:val="standardContextual"/>
             </w:rPr>
           </w:pPr>
-          <w:hyperlink w:anchor="_Toc99107194" w:history="1">
+          <w:hyperlink w:anchor="_Toc214225546" w:history="1">
             <w:r>
               <w:rPr>
                 <w:rStyle w:val="Hiperhivatkozs"/>
-                <w:rFonts w:ascii="Arial" w:hAnsi="Arial"/>
                 <w:noProof/>
               </w:rPr>
               <w:t>1.</w:t>
@@ -1801,9 +1802,10 @@
                 <w:b w:val="0"/>
                 <w:bCs w:val="0"/>
                 <w:noProof/>
-                <w:sz w:val="22"/>
-                <w:szCs w:val="22"/>
+                <w:kern w:val="2"/>
+                <w:szCs w:val="24"/>
                 <w:lang w:eastAsia="hu-HU"/>
+                <w14:ligatures w14:val="standardContextual"/>
               </w:rPr>
               <w:tab/>
             </w:r>
@@ -1812,7 +1814,7 @@
                 <w:rStyle w:val="Hiperhivatkozs"/>
                 <w:noProof/>
               </w:rPr>
-              <w:t>Fejezet</w:t>
+              <w:t>Bevezetés</w:t>
             </w:r>
             <w:r>
               <w:rPr>
@@ -1833,7 +1835,7 @@
                 <w:noProof/>
                 <w:webHidden/>
               </w:rPr>
-              <w:instrText xml:space="preserve"> PAGEREF _Toc99107194 \h </w:instrText>
+              <w:instrText xml:space="preserve"> PAGEREF _Toc214225546 \h </w:instrText>
             </w:r>
             <w:r>
               <w:rPr>
@@ -1853,7 +1855,99 @@
                 <w:noProof/>
                 <w:webHidden/>
               </w:rPr>
-              <w:t>9</w:t>
+              <w:t>11</w:t>
+            </w:r>
+            <w:r>
+              <w:rPr>
+                <w:noProof/>
+                <w:webHidden/>
+              </w:rPr>
+              <w:fldChar w:fldCharType="end"/>
+            </w:r>
+          </w:hyperlink>
+        </w:p>
+        <w:p>
+          <w:pPr>
+            <w:pStyle w:val="TJ1"/>
+            <w:rPr>
+              <w:rFonts w:asciiTheme="minorHAnsi" w:eastAsiaTheme="minorEastAsia" w:hAnsiTheme="minorHAnsi" w:cstheme="minorBidi"/>
+              <w:b w:val="0"/>
+              <w:bCs w:val="0"/>
+              <w:noProof/>
+              <w:kern w:val="2"/>
+              <w:szCs w:val="24"/>
+              <w:lang w:eastAsia="hu-HU"/>
+              <w14:ligatures w14:val="standardContextual"/>
+            </w:rPr>
+          </w:pPr>
+          <w:hyperlink w:anchor="_Toc214225547" w:history="1">
+            <w:r>
+              <w:rPr>
+                <w:rStyle w:val="Hiperhivatkozs"/>
+                <w:noProof/>
+              </w:rPr>
+              <w:t>2.</w:t>
+            </w:r>
+            <w:r>
+              <w:rPr>
+                <w:rFonts w:asciiTheme="minorHAnsi" w:eastAsiaTheme="minorEastAsia" w:hAnsiTheme="minorHAnsi" w:cstheme="minorBidi"/>
+                <w:b w:val="0"/>
+                <w:bCs w:val="0"/>
+                <w:noProof/>
+                <w:kern w:val="2"/>
+                <w:szCs w:val="24"/>
+                <w:lang w:eastAsia="hu-HU"/>
+                <w14:ligatures w14:val="standardContextual"/>
+              </w:rPr>
+              <w:tab/>
+            </w:r>
+            <w:r>
+              <w:rPr>
+                <w:rStyle w:val="Hiperhivatkozs"/>
+                <w:noProof/>
+              </w:rPr>
+              <w:t>Megvalósítás</w:t>
+            </w:r>
+            <w:r>
+              <w:rPr>
+                <w:noProof/>
+                <w:webHidden/>
+              </w:rPr>
+              <w:tab/>
+            </w:r>
+            <w:r>
+              <w:rPr>
+                <w:noProof/>
+                <w:webHidden/>
+              </w:rPr>
+              <w:fldChar w:fldCharType="begin"/>
+            </w:r>
+            <w:r>
+              <w:rPr>
+                <w:noProof/>
+                <w:webHidden/>
+              </w:rPr>
+              <w:instrText xml:space="preserve"> PAGEREF _Toc214225547 \h </w:instrText>
+            </w:r>
+            <w:r>
+              <w:rPr>
+                <w:noProof/>
+                <w:webHidden/>
+              </w:rPr>
+            </w:r>
+            <w:r>
+              <w:rPr>
+                <w:noProof/>
+                <w:webHidden/>
+              </w:rPr>
+              <w:fldChar w:fldCharType="separate"/>
+            </w:r>
+            <w:r>
+              <w:rPr>
+                <w:noProof/>
+                <w:webHidden/>
+              </w:rPr>
+              <w:t>12</w:t>
             </w:r>
             <w:r>
               <w:rPr>
@@ -1870,12 +1964,13 @@
             <w:rPr>
               <w:rFonts w:asciiTheme="minorHAnsi" w:eastAsiaTheme="minorEastAsia" w:hAnsiTheme="minorHAnsi" w:cstheme="minorBidi"/>
               <w:noProof/>
-              <w:sz w:val="22"/>
-              <w:szCs w:val="22"/>
+              <w:kern w:val="2"/>
+              <w:szCs w:val="24"/>
               <w:lang w:eastAsia="hu-HU"/>
+              <w14:ligatures w14:val="standardContextual"/>
             </w:rPr>
           </w:pPr>
-          <w:hyperlink w:anchor="_Toc99107195" w:history="1">
+          <w:hyperlink w:anchor="_Toc214225548" w:history="1">
             <w:r>
               <w:rPr>
                 <w:rStyle w:val="Hiperhivatkozs"/>
@@ -1893,9 +1988,10 @@
               <w:rPr>
                 <w:rFonts w:asciiTheme="minorHAnsi" w:eastAsiaTheme="minorEastAsia" w:hAnsiTheme="minorHAnsi" w:cstheme="minorBidi"/>
                 <w:noProof/>
-                <w:sz w:val="22"/>
-                <w:szCs w:val="22"/>
+                <w:kern w:val="2"/>
+                <w:szCs w:val="24"/>
                 <w:lang w:eastAsia="hu-HU"/>
+                <w14:ligatures w14:val="standardContextual"/>
               </w:rPr>
               <w:tab/>
             </w:r>
@@ -1904,7 +2000,7 @@
                 <w:rStyle w:val="Hiperhivatkozs"/>
                 <w:noProof/>
               </w:rPr>
-              <w:t>Alfejezet</w:t>
+              <w:t>C# Programozási Nyelv</w:t>
             </w:r>
             <w:r>
               <w:rPr>
@@ -1925,7 +2021,7 @@
                 <w:noProof/>
                 <w:webHidden/>
               </w:rPr>
-              <w:instrText xml:space="preserve"> PAGEREF _Toc99107195 \h </w:instrText>
+              <w:instrText xml:space="preserve"> PAGEREF _Toc214225548 \h </w:instrText>
             </w:r>
             <w:r>
               <w:rPr>
@@ -1945,654 +2041,7 @@
                 <w:noProof/>
                 <w:webHidden/>
               </w:rPr>
-              <w:t>9</w:t>
-            </w:r>
-            <w:r>
-              <w:rPr>
-                <w:noProof/>
-                <w:webHidden/>
-              </w:rPr>
-              <w:fldChar w:fldCharType="end"/>
-            </w:r>
-          </w:hyperlink>
-        </w:p>
-        <w:p>
-          <w:pPr>
-            <w:pStyle w:val="TJ3"/>
-            <w:rPr>
-              <w:rFonts w:asciiTheme="minorHAnsi" w:eastAsiaTheme="minorEastAsia" w:hAnsiTheme="minorHAnsi" w:cstheme="minorBidi"/>
-              <w:iCs w:val="0"/>
-              <w:noProof/>
-              <w:sz w:val="22"/>
-              <w:szCs w:val="22"/>
-              <w:lang w:eastAsia="hu-HU"/>
-            </w:rPr>
-          </w:pPr>
-          <w:hyperlink w:anchor="_Toc99107196" w:history="1">
-            <w:r>
-              <w:rPr>
-                <w:rStyle w:val="Hiperhivatkozs"/>
-                <w:rFonts w:ascii="Arial" w:hAnsi="Arial"/>
-                <w:noProof/>
-              </w:rPr>
-              <w:t>1.1.1.</w:t>
-            </w:r>
-            <w:r>
-              <w:rPr>
-                <w:rFonts w:asciiTheme="minorHAnsi" w:eastAsiaTheme="minorEastAsia" w:hAnsiTheme="minorHAnsi" w:cstheme="minorBidi"/>
-                <w:iCs w:val="0"/>
-                <w:noProof/>
-                <w:sz w:val="22"/>
-                <w:szCs w:val="22"/>
-                <w:lang w:eastAsia="hu-HU"/>
-              </w:rPr>
-              <w:tab/>
-            </w:r>
-            <w:r>
-              <w:rPr>
-                <w:rStyle w:val="Hiperhivatkozs"/>
-                <w:noProof/>
-              </w:rPr>
-              <w:t>Alfejezet</w:t>
-            </w:r>
-            <w:r>
-              <w:rPr>
-                <w:noProof/>
-                <w:webHidden/>
-              </w:rPr>
-              <w:tab/>
-            </w:r>
-            <w:r>
-              <w:rPr>
-                <w:noProof/>
-                <w:webHidden/>
-              </w:rPr>
-              <w:fldChar w:fldCharType="begin"/>
-            </w:r>
-            <w:r>
-              <w:rPr>
-                <w:noProof/>
-                <w:webHidden/>
-              </w:rPr>
-              <w:instrText xml:space="preserve"> PAGEREF _Toc99107196 \h </w:instrText>
-            </w:r>
-            <w:r>
-              <w:rPr>
-                <w:noProof/>
-                <w:webHidden/>
-              </w:rPr>
-            </w:r>
-            <w:r>
-              <w:rPr>
-                <w:noProof/>
-                <w:webHidden/>
-              </w:rPr>
-              <w:fldChar w:fldCharType="separate"/>
-            </w:r>
-            <w:r>
-              <w:rPr>
-                <w:noProof/>
-                <w:webHidden/>
-              </w:rPr>
-              <w:t>9</w:t>
-            </w:r>
-            <w:r>
-              <w:rPr>
-                <w:noProof/>
-                <w:webHidden/>
-              </w:rPr>
-              <w:fldChar w:fldCharType="end"/>
-            </w:r>
-          </w:hyperlink>
-        </w:p>
-        <w:p>
-          <w:pPr>
-            <w:pStyle w:val="TJ1"/>
-            <w:rPr>
-              <w:rFonts w:asciiTheme="minorHAnsi" w:eastAsiaTheme="minorEastAsia" w:hAnsiTheme="minorHAnsi" w:cstheme="minorBidi"/>
-              <w:b w:val="0"/>
-              <w:bCs w:val="0"/>
-              <w:noProof/>
-              <w:sz w:val="22"/>
-              <w:szCs w:val="22"/>
-              <w:lang w:eastAsia="hu-HU"/>
-            </w:rPr>
-          </w:pPr>
-          <w:hyperlink w:anchor="_Toc99107197" w:history="1">
-            <w:r>
-              <w:rPr>
-                <w:rStyle w:val="Hiperhivatkozs"/>
-                <w:rFonts w:ascii="Arial" w:hAnsi="Arial"/>
-                <w:noProof/>
-              </w:rPr>
-              <w:t>2.</w:t>
-            </w:r>
-            <w:r>
-              <w:rPr>
-                <w:rFonts w:asciiTheme="minorHAnsi" w:eastAsiaTheme="minorEastAsia" w:hAnsiTheme="minorHAnsi" w:cstheme="minorBidi"/>
-                <w:b w:val="0"/>
-                <w:bCs w:val="0"/>
-                <w:noProof/>
-                <w:sz w:val="22"/>
-                <w:szCs w:val="22"/>
-                <w:lang w:eastAsia="hu-HU"/>
-              </w:rPr>
-              <w:tab/>
-            </w:r>
-            <w:r>
-              <w:rPr>
-                <w:rStyle w:val="Hiperhivatkozs"/>
-                <w:noProof/>
-              </w:rPr>
-              <w:t>Új fejezet</w:t>
-            </w:r>
-            <w:r>
-              <w:rPr>
-                <w:noProof/>
-                <w:webHidden/>
-              </w:rPr>
-              <w:tab/>
-            </w:r>
-            <w:r>
-              <w:rPr>
-                <w:noProof/>
-                <w:webHidden/>
-              </w:rPr>
-              <w:fldChar w:fldCharType="begin"/>
-            </w:r>
-            <w:r>
-              <w:rPr>
-                <w:noProof/>
-                <w:webHidden/>
-              </w:rPr>
-              <w:instrText xml:space="preserve"> PAGEREF _Toc99107197 \h </w:instrText>
-            </w:r>
-            <w:r>
-              <w:rPr>
-                <w:noProof/>
-                <w:webHidden/>
-              </w:rPr>
-            </w:r>
-            <w:r>
-              <w:rPr>
-                <w:noProof/>
-                <w:webHidden/>
-              </w:rPr>
-              <w:fldChar w:fldCharType="separate"/>
-            </w:r>
-            <w:r>
-              <w:rPr>
-                <w:noProof/>
-                <w:webHidden/>
-              </w:rPr>
-              <w:t>10</w:t>
-            </w:r>
-            <w:r>
-              <w:rPr>
-                <w:noProof/>
-                <w:webHidden/>
-              </w:rPr>
-              <w:fldChar w:fldCharType="end"/>
-            </w:r>
-          </w:hyperlink>
-        </w:p>
-        <w:p>
-          <w:pPr>
-            <w:pStyle w:val="TJ2"/>
-            <w:rPr>
-              <w:rFonts w:asciiTheme="minorHAnsi" w:eastAsiaTheme="minorEastAsia" w:hAnsiTheme="minorHAnsi" w:cstheme="minorBidi"/>
-              <w:noProof/>
-              <w:sz w:val="22"/>
-              <w:szCs w:val="22"/>
-              <w:lang w:eastAsia="hu-HU"/>
-            </w:rPr>
-          </w:pPr>
-          <w:hyperlink w:anchor="_Toc99107198" w:history="1">
-            <w:r>
-              <w:rPr>
-                <w:rStyle w:val="Hiperhivatkozs"/>
-                <w:noProof/>
-                <w14:scene3d>
-                  <w14:camera w14:prst="orthographicFront"/>
-                  <w14:lightRig w14:rig="threePt" w14:dir="t">
-                    <w14:rot w14:lat="0" w14:lon="0" w14:rev="0"/>
-                  </w14:lightRig>
-                </w14:scene3d>
-              </w:rPr>
-              <w:t>2.1.</w:t>
-            </w:r>
-            <w:r>
-              <w:rPr>
-                <w:rFonts w:asciiTheme="minorHAnsi" w:eastAsiaTheme="minorEastAsia" w:hAnsiTheme="minorHAnsi" w:cstheme="minorBidi"/>
-                <w:noProof/>
-                <w:sz w:val="22"/>
-                <w:szCs w:val="22"/>
-                <w:lang w:eastAsia="hu-HU"/>
-              </w:rPr>
-              <w:tab/>
-            </w:r>
-            <w:r>
-              <w:rPr>
-                <w:rStyle w:val="Hiperhivatkozs"/>
-                <w:noProof/>
-              </w:rPr>
-              <w:t>Új alfejezet</w:t>
-            </w:r>
-            <w:r>
-              <w:rPr>
-                <w:noProof/>
-                <w:webHidden/>
-              </w:rPr>
-              <w:tab/>
-            </w:r>
-            <w:r>
-              <w:rPr>
-                <w:noProof/>
-                <w:webHidden/>
-              </w:rPr>
-              <w:fldChar w:fldCharType="begin"/>
-            </w:r>
-            <w:r>
-              <w:rPr>
-                <w:noProof/>
-                <w:webHidden/>
-              </w:rPr>
-              <w:instrText xml:space="preserve"> PAGEREF _Toc99107198 \h </w:instrText>
-            </w:r>
-            <w:r>
-              <w:rPr>
-                <w:noProof/>
-                <w:webHidden/>
-              </w:rPr>
-            </w:r>
-            <w:r>
-              <w:rPr>
-                <w:noProof/>
-                <w:webHidden/>
-              </w:rPr>
-              <w:fldChar w:fldCharType="separate"/>
-            </w:r>
-            <w:r>
-              <w:rPr>
-                <w:noProof/>
-                <w:webHidden/>
-              </w:rPr>
-              <w:t>10</w:t>
-            </w:r>
-            <w:r>
-              <w:rPr>
-                <w:noProof/>
-                <w:webHidden/>
-              </w:rPr>
-              <w:fldChar w:fldCharType="end"/>
-            </w:r>
-          </w:hyperlink>
-        </w:p>
-        <w:p>
-          <w:pPr>
-            <w:pStyle w:val="TJ1"/>
-            <w:rPr>
-              <w:rFonts w:asciiTheme="minorHAnsi" w:eastAsiaTheme="minorEastAsia" w:hAnsiTheme="minorHAnsi" w:cstheme="minorBidi"/>
-              <w:b w:val="0"/>
-              <w:bCs w:val="0"/>
-              <w:noProof/>
-              <w:sz w:val="22"/>
-              <w:szCs w:val="22"/>
-              <w:lang w:eastAsia="hu-HU"/>
-            </w:rPr>
-          </w:pPr>
-          <w:hyperlink w:anchor="_Toc99107199" w:history="1">
-            <w:r>
-              <w:rPr>
-                <w:rStyle w:val="Hiperhivatkozs"/>
-                <w:rFonts w:ascii="Arial" w:hAnsi="Arial"/>
-                <w:noProof/>
-              </w:rPr>
-              <w:t>3.</w:t>
-            </w:r>
-            <w:r>
-              <w:rPr>
-                <w:rFonts w:asciiTheme="minorHAnsi" w:eastAsiaTheme="minorEastAsia" w:hAnsiTheme="minorHAnsi" w:cstheme="minorBidi"/>
-                <w:b w:val="0"/>
-                <w:bCs w:val="0"/>
-                <w:noProof/>
-                <w:sz w:val="22"/>
-                <w:szCs w:val="22"/>
-                <w:lang w:eastAsia="hu-HU"/>
-              </w:rPr>
-              <w:tab/>
-            </w:r>
-            <w:r>
-              <w:rPr>
-                <w:rStyle w:val="Hiperhivatkozs"/>
-                <w:noProof/>
-              </w:rPr>
-              <w:t>Instrukciók</w:t>
-            </w:r>
-            <w:r>
-              <w:rPr>
-                <w:noProof/>
-                <w:webHidden/>
-              </w:rPr>
-              <w:tab/>
-            </w:r>
-            <w:r>
-              <w:rPr>
-                <w:noProof/>
-                <w:webHidden/>
-              </w:rPr>
-              <w:fldChar w:fldCharType="begin"/>
-            </w:r>
-            <w:r>
-              <w:rPr>
-                <w:noProof/>
-                <w:webHidden/>
-              </w:rPr>
-              <w:instrText xml:space="preserve"> PAGEREF _Toc99107199 \h </w:instrText>
-            </w:r>
-            <w:r>
-              <w:rPr>
-                <w:noProof/>
-                <w:webHidden/>
-              </w:rPr>
-            </w:r>
-            <w:r>
-              <w:rPr>
-                <w:noProof/>
-                <w:webHidden/>
-              </w:rPr>
-              <w:fldChar w:fldCharType="separate"/>
-            </w:r>
-            <w:r>
-              <w:rPr>
-                <w:noProof/>
-                <w:webHidden/>
-              </w:rPr>
-              <w:t>11</w:t>
-            </w:r>
-            <w:r>
-              <w:rPr>
-                <w:noProof/>
-                <w:webHidden/>
-              </w:rPr>
-              <w:fldChar w:fldCharType="end"/>
-            </w:r>
-          </w:hyperlink>
-        </w:p>
-        <w:p>
-          <w:pPr>
-            <w:pStyle w:val="TJ1"/>
-            <w:rPr>
-              <w:rFonts w:asciiTheme="minorHAnsi" w:eastAsiaTheme="minorEastAsia" w:hAnsiTheme="minorHAnsi" w:cstheme="minorBidi"/>
-              <w:b w:val="0"/>
-              <w:bCs w:val="0"/>
-              <w:noProof/>
-              <w:sz w:val="22"/>
-              <w:szCs w:val="22"/>
-              <w:lang w:eastAsia="hu-HU"/>
-            </w:rPr>
-          </w:pPr>
-          <w:hyperlink w:anchor="_Toc99107200" w:history="1">
-            <w:r>
-              <w:rPr>
-                <w:rStyle w:val="Hiperhivatkozs"/>
-                <w:noProof/>
-              </w:rPr>
-              <w:t>Irodalomjegyzék</w:t>
-            </w:r>
-            <w:r>
-              <w:rPr>
-                <w:noProof/>
-                <w:webHidden/>
-              </w:rPr>
-              <w:tab/>
-            </w:r>
-            <w:r>
-              <w:rPr>
-                <w:noProof/>
-                <w:webHidden/>
-              </w:rPr>
-              <w:fldChar w:fldCharType="begin"/>
-            </w:r>
-            <w:r>
-              <w:rPr>
-                <w:noProof/>
-                <w:webHidden/>
-              </w:rPr>
-              <w:instrText xml:space="preserve"> PAGEREF _Toc99107200 \h </w:instrText>
-            </w:r>
-            <w:r>
-              <w:rPr>
-                <w:noProof/>
-                <w:webHidden/>
-              </w:rPr>
-            </w:r>
-            <w:r>
-              <w:rPr>
-                <w:noProof/>
-                <w:webHidden/>
-              </w:rPr>
-              <w:fldChar w:fldCharType="separate"/>
-            </w:r>
-            <w:r>
-              <w:rPr>
-                <w:noProof/>
-                <w:webHidden/>
-              </w:rPr>
               <w:t>12</w:t>
-            </w:r>
-            <w:r>
-              <w:rPr>
-                <w:noProof/>
-                <w:webHidden/>
-              </w:rPr>
-              <w:fldChar w:fldCharType="end"/>
-            </w:r>
-          </w:hyperlink>
-        </w:p>
-        <w:p>
-          <w:pPr>
-            <w:pStyle w:val="TJ1"/>
-            <w:rPr>
-              <w:rFonts w:asciiTheme="minorHAnsi" w:eastAsiaTheme="minorEastAsia" w:hAnsiTheme="minorHAnsi" w:cstheme="minorBidi"/>
-              <w:b w:val="0"/>
-              <w:bCs w:val="0"/>
-              <w:noProof/>
-              <w:sz w:val="22"/>
-              <w:szCs w:val="22"/>
-              <w:lang w:eastAsia="hu-HU"/>
-            </w:rPr>
-          </w:pPr>
-          <w:hyperlink w:anchor="_Toc99107201" w:history="1">
-            <w:r>
-              <w:rPr>
-                <w:rStyle w:val="Hiperhivatkozs"/>
-                <w:noProof/>
-              </w:rPr>
-              <w:t>Mellékletek</w:t>
-            </w:r>
-            <w:r>
-              <w:rPr>
-                <w:noProof/>
-                <w:webHidden/>
-              </w:rPr>
-              <w:tab/>
-            </w:r>
-            <w:r>
-              <w:rPr>
-                <w:noProof/>
-                <w:webHidden/>
-              </w:rPr>
-              <w:fldChar w:fldCharType="begin"/>
-            </w:r>
-            <w:r>
-              <w:rPr>
-                <w:noProof/>
-                <w:webHidden/>
-              </w:rPr>
-              <w:instrText xml:space="preserve"> PAGEREF _Toc99107201 \h </w:instrText>
-            </w:r>
-            <w:r>
-              <w:rPr>
-                <w:noProof/>
-                <w:webHidden/>
-              </w:rPr>
-            </w:r>
-            <w:r>
-              <w:rPr>
-                <w:noProof/>
-                <w:webHidden/>
-              </w:rPr>
-              <w:fldChar w:fldCharType="separate"/>
-            </w:r>
-            <w:r>
-              <w:rPr>
-                <w:noProof/>
-                <w:webHidden/>
-              </w:rPr>
-              <w:t>13</w:t>
-            </w:r>
-            <w:r>
-              <w:rPr>
-                <w:noProof/>
-                <w:webHidden/>
-              </w:rPr>
-              <w:fldChar w:fldCharType="end"/>
-            </w:r>
-          </w:hyperlink>
-        </w:p>
-        <w:p>
-          <w:pPr>
-            <w:pStyle w:val="TJ1"/>
-            <w:rPr>
-              <w:rFonts w:asciiTheme="minorHAnsi" w:eastAsiaTheme="minorEastAsia" w:hAnsiTheme="minorHAnsi" w:cstheme="minorBidi"/>
-              <w:b w:val="0"/>
-              <w:bCs w:val="0"/>
-              <w:noProof/>
-              <w:sz w:val="22"/>
-              <w:szCs w:val="22"/>
-              <w:lang w:eastAsia="hu-HU"/>
-            </w:rPr>
-          </w:pPr>
-          <w:hyperlink w:anchor="_Toc99107202" w:history="1">
-            <w:r>
-              <w:rPr>
-                <w:rStyle w:val="Hiperhivatkozs"/>
-                <w:noProof/>
-              </w:rPr>
-              <w:t>Ábrajegyzék</w:t>
-            </w:r>
-            <w:r>
-              <w:rPr>
-                <w:noProof/>
-                <w:webHidden/>
-              </w:rPr>
-              <w:tab/>
-            </w:r>
-            <w:r>
-              <w:rPr>
-                <w:noProof/>
-                <w:webHidden/>
-              </w:rPr>
-              <w:fldChar w:fldCharType="begin"/>
-            </w:r>
-            <w:r>
-              <w:rPr>
-                <w:noProof/>
-                <w:webHidden/>
-              </w:rPr>
-              <w:instrText xml:space="preserve"> PAGEREF _Toc99107202 \h </w:instrText>
-            </w:r>
-            <w:r>
-              <w:rPr>
-                <w:noProof/>
-                <w:webHidden/>
-              </w:rPr>
-            </w:r>
-            <w:r>
-              <w:rPr>
-                <w:noProof/>
-                <w:webHidden/>
-              </w:rPr>
-              <w:fldChar w:fldCharType="separate"/>
-            </w:r>
-            <w:r>
-              <w:rPr>
-                <w:noProof/>
-                <w:webHidden/>
-              </w:rPr>
-              <w:t>14</w:t>
-            </w:r>
-            <w:r>
-              <w:rPr>
-                <w:noProof/>
-                <w:webHidden/>
-              </w:rPr>
-              <w:fldChar w:fldCharType="end"/>
-            </w:r>
-          </w:hyperlink>
-        </w:p>
-        <w:p>
-          <w:pPr>
-            <w:pStyle w:val="TJ1"/>
-            <w:rPr>
-              <w:rFonts w:asciiTheme="minorHAnsi" w:eastAsiaTheme="minorEastAsia" w:hAnsiTheme="minorHAnsi" w:cstheme="minorBidi"/>
-              <w:b w:val="0"/>
-              <w:bCs w:val="0"/>
-              <w:noProof/>
-              <w:sz w:val="22"/>
-              <w:szCs w:val="22"/>
-              <w:lang w:eastAsia="hu-HU"/>
-            </w:rPr>
-          </w:pPr>
-          <w:hyperlink w:anchor="_Toc99107203" w:history="1">
-            <w:r>
-              <w:rPr>
-                <w:rStyle w:val="Hiperhivatkozs"/>
-                <w:noProof/>
-              </w:rPr>
-              <w:t>Táblázatjegyzék</w:t>
-            </w:r>
-            <w:r>
-              <w:rPr>
-                <w:noProof/>
-                <w:webHidden/>
-              </w:rPr>
-              <w:tab/>
-            </w:r>
-            <w:r>
-              <w:rPr>
-                <w:noProof/>
-                <w:webHidden/>
-              </w:rPr>
-              <w:fldChar w:fldCharType="begin"/>
-            </w:r>
-            <w:r>
-              <w:rPr>
-                <w:noProof/>
-                <w:webHidden/>
-              </w:rPr>
-              <w:instrText xml:space="preserve"> PAGEREF _Toc99107203 \h </w:instrText>
-            </w:r>
-            <w:r>
-              <w:rPr>
-                <w:noProof/>
-                <w:webHidden/>
-              </w:rPr>
-            </w:r>
-            <w:r>
-              <w:rPr>
-                <w:noProof/>
-                <w:webHidden/>
-              </w:rPr>
-              <w:fldChar w:fldCharType="separate"/>
-            </w:r>
-            <w:r>
-              <w:rPr>
-                <w:noProof/>
-                <w:webHidden/>
-              </w:rPr>
-              <w:t>15</w:t>
             </w:r>
             <w:r>
               <w:rPr>
@@ -2652,7 +2101,7 @@
       <w:pPr>
         <w:pStyle w:val="Cmsor1-szmozatlan"/>
       </w:pPr>
-      <w:bookmarkStart w:id="3" w:name="_Toc99107193"/>
+      <w:bookmarkStart w:id="3" w:name="_Toc214225545"/>
       <w:r>
         <w:lastRenderedPageBreak/>
         <w:t>Jelölésjegyzék</w:t>
@@ -3020,16 +2469,1176 @@
           <w:numId w:val="19"/>
         </w:numPr>
       </w:pPr>
-      <w:bookmarkStart w:id="4" w:name="_Toc98926923"/>
-      <w:bookmarkStart w:id="5" w:name="_Toc99107194"/>
+      <w:bookmarkStart w:id="4" w:name="_Toc214225546"/>
       <w:r>
         <w:lastRenderedPageBreak/>
-        <w:t>Fejezet</w:t>
+        <w:t>Bevezetés</w:t>
       </w:r>
       <w:bookmarkEnd w:id="4"/>
+    </w:p>
+    <w:p>
+      <w:pPr>
+        <w:pStyle w:val="Firstparagraph"/>
+      </w:pPr>
+      <w:proofErr w:type="spellStart"/>
+      <w:r>
+        <w:t>Bev</w:t>
+      </w:r>
+      <w:proofErr w:type="spellEnd"/>
+    </w:p>
+    <w:p>
+      <w:pPr>
+        <w:ind w:firstLine="0"/>
+      </w:pPr>
+    </w:p>
+    <w:p>
+      <w:pPr>
+        <w:pStyle w:val="Cmsor1-szmozatlan"/>
+        <w:numPr>
+          <w:ilvl w:val="0"/>
+          <w:numId w:val="19"/>
+        </w:numPr>
+      </w:pPr>
+      <w:bookmarkStart w:id="5" w:name="_Toc214225547"/>
+      <w:r>
+        <w:lastRenderedPageBreak/>
+        <w:t>Megvalósítás</w:t>
+      </w:r>
       <w:bookmarkEnd w:id="5"/>
     </w:p>
+    <w:p>
+      <w:pPr>
+        <w:pStyle w:val="Firstparagraph"/>
+      </w:pPr>
+      <w:r>
+        <w:t xml:space="preserve">Az </w:t>
+      </w:r>
+      <w:proofErr w:type="spellStart"/>
+      <w:r>
+        <w:t>alkamazás</w:t>
+      </w:r>
+      <w:proofErr w:type="spellEnd"/>
+      <w:r>
+        <w:t xml:space="preserve"> megvalósítása egy komplex feladat volt, mivel </w:t>
+      </w:r>
+      <w:proofErr w:type="spellStart"/>
+      <w:r>
+        <w:t>egyzerre</w:t>
+      </w:r>
+      <w:proofErr w:type="spellEnd"/>
+      <w:r>
+        <w:t xml:space="preserve"> </w:t>
+      </w:r>
+      <w:proofErr w:type="gramStart"/>
+      <w:r>
+        <w:t>több féle</w:t>
+      </w:r>
+      <w:proofErr w:type="gramEnd"/>
+      <w:r>
+        <w:t xml:space="preserve"> technológiát kellett ötvözni, hogy egy jól működő, modern és felhasználóbarát termék legyen a végeredmény. Nyelvnek a C# Programozási nyelvet választottam, mivel egy modern, objektum orientált (OO) programozási nyelv, ami lehetővé teszi azt, hogy a kód jól átlátható, moduláris és </w:t>
+      </w:r>
+      <w:proofErr w:type="spellStart"/>
+      <w:r>
+        <w:t>újrefelhasználható</w:t>
+      </w:r>
+      <w:proofErr w:type="spellEnd"/>
+      <w:r>
+        <w:t xml:space="preserve"> legyen.</w:t>
+      </w:r>
+    </w:p>
+    <w:p>
+      <w:pPr>
+        <w:pStyle w:val="Listaszerbekezds"/>
+        <w:keepNext/>
+        <w:keepLines/>
+        <w:numPr>
+          <w:ilvl w:val="0"/>
+          <w:numId w:val="1"/>
+        </w:numPr>
+        <w:spacing w:before="720" w:after="480"/>
+        <w:ind w:left="357" w:hanging="357"/>
+        <w:contextualSpacing w:val="0"/>
+        <w:outlineLvl w:val="0"/>
+        <w:rPr>
+          <w:rFonts w:eastAsiaTheme="majorEastAsia" w:cstheme="majorBidi"/>
+          <w:b/>
+          <w:vanish/>
+          <w:color w:val="000000" w:themeColor="text1"/>
+          <w:sz w:val="28"/>
+          <w:szCs w:val="32"/>
+        </w:rPr>
+      </w:pPr>
+      <w:bookmarkStart w:id="6" w:name="_Toc214225548"/>
+    </w:p>
+    <w:p>
+      <w:pPr>
+        <w:pStyle w:val="Listaszerbekezds"/>
+        <w:keepNext/>
+        <w:keepLines/>
+        <w:numPr>
+          <w:ilvl w:val="0"/>
+          <w:numId w:val="1"/>
+        </w:numPr>
+        <w:spacing w:before="720" w:after="480"/>
+        <w:ind w:left="357" w:hanging="357"/>
+        <w:contextualSpacing w:val="0"/>
+        <w:outlineLvl w:val="0"/>
+        <w:rPr>
+          <w:rFonts w:eastAsiaTheme="majorEastAsia" w:cstheme="majorBidi"/>
+          <w:b/>
+          <w:vanish/>
+          <w:color w:val="000000" w:themeColor="text1"/>
+          <w:sz w:val="28"/>
+          <w:szCs w:val="32"/>
+        </w:rPr>
+      </w:pPr>
+    </w:p>
+    <w:p>
+      <w:pPr>
+        <w:pStyle w:val="Cmsor2"/>
+      </w:pPr>
+      <w:r>
+        <w:t>C# Programozási Nyelv</w:t>
+      </w:r>
+      <w:bookmarkEnd w:id="6"/>
+    </w:p>
+    <w:p>
+      <w:pPr>
+        <w:pStyle w:val="NormlWeb"/>
+      </w:pPr>
+      <w:r>
+        <w:t>A fejlesztés során a C# programozási nyelvet használtam, mivel ez egy modern és jól átgondolt objektumorientált nyelv, amely nagyban megkönnyítette a rendszer különböző részeinek kialakítását. A C# lehetővé tette, hogy a kód jól átlátható, moduláris és hosszú távon is könnyen bővíthető legyen, ami egy ekkora és több funkciót összefogó alkalmazás esetén kifejezetten fontos szempont volt.</w:t>
+      </w:r>
+    </w:p>
+    <w:p>
+      <w:pPr>
+        <w:pStyle w:val="NormlWeb"/>
+      </w:pPr>
+      <w:r>
+        <w:t>A nyelv egyik legnagyobb előnye számomra az volt, hogy nagyon jó típusbiztonságot és hibakezelési lehetőségeket kínál. Egy egészségügyi jellegű rendszerben – ahol érzékeny betegadatokkal és fontos adminisztratív folyamatokkal dolgozunk – különösen fontos, hogy a lehető legkevesebb futási hibával találkozzunk. A C# szigorú típusrendszere sok ilyen problémát már fordítási időben kiszűr, így a fejlesztési folyamat is megbízhatóbbá válik.</w:t>
+      </w:r>
+    </w:p>
+    <w:p>
+      <w:pPr>
+        <w:pStyle w:val="NormlWeb"/>
+      </w:pPr>
+      <w:r>
+        <w:t xml:space="preserve">A projekt során nagy mértékben támaszkodtam a C# egyik erősségére, az </w:t>
+      </w:r>
+      <w:r>
+        <w:rPr>
+          <w:rStyle w:val="Kiemels2"/>
+          <w:rFonts w:eastAsiaTheme="majorEastAsia"/>
+        </w:rPr>
+        <w:t>aszinkron programozásra</w:t>
+      </w:r>
+      <w:r>
+        <w:t>. Az</w:t>
+      </w:r>
+      <w:r>
+        <w:t xml:space="preserve"> </w:t>
+      </w:r>
+      <w:proofErr w:type="spellStart"/>
+      <w:r>
+        <w:rPr>
+          <w:i/>
+          <w:iCs/>
+        </w:rPr>
+        <w:t>async</w:t>
+      </w:r>
+      <w:proofErr w:type="spellEnd"/>
+      <w:r>
+        <w:t xml:space="preserve"> </w:t>
+      </w:r>
+      <w:r>
+        <w:t>és</w:t>
+      </w:r>
+      <w:r>
+        <w:t xml:space="preserve"> </w:t>
+      </w:r>
+      <w:proofErr w:type="spellStart"/>
+      <w:r>
+        <w:rPr>
+          <w:i/>
+          <w:iCs/>
+        </w:rPr>
+        <w:t>await</w:t>
+      </w:r>
+      <w:proofErr w:type="spellEnd"/>
+      <w:r>
+        <w:t xml:space="preserve"> </w:t>
+      </w:r>
+      <w:r>
+        <w:t>kulcsszavak segítségével könnyedén tudtam kezelni azokat a műveleteket, amelyek adatbázishoz vagy hálózathoz kapcsolódtak. Ez különösen az időpontfoglalások és a különböző orvosi adatok lekérdezése során volt nagyon hasznos, mivel így a felhasználói felület nem akadt meg, hanem folyamatosan reagált a gombnyomásokra és más interakciókra.</w:t>
+      </w:r>
+    </w:p>
+    <w:p>
+      <w:pPr>
+        <w:pStyle w:val="NormlWeb"/>
+      </w:pPr>
+      <w:r>
+        <w:t>A C# tökéletesen illeszkedik a .NET ökoszisztémába, így a .NET MAUI-</w:t>
+      </w:r>
+      <w:proofErr w:type="spellStart"/>
+      <w:r>
+        <w:t>val</w:t>
+      </w:r>
+      <w:proofErr w:type="spellEnd"/>
+      <w:r>
+        <w:t xml:space="preserve"> is gond nélkül együttműködik, amely a kliensoldali alkalmazás alapját adta. Ennek köszönhetően ugyanazt az üzleti logikát használhattam mobilon és asztali környezetben is, ami nemcsak felgyorsította a fejlesztést, hanem átláthatóbbá is tette a projektet.</w:t>
+      </w:r>
+    </w:p>
+    <w:p>
+      <w:pPr>
+        <w:pStyle w:val="NormlWeb"/>
+      </w:pPr>
+      <w:r>
+        <w:t>A C#-ot többek között a következő feladatokhoz használtam:</w:t>
+      </w:r>
+    </w:p>
+    <w:p>
+      <w:pPr>
+        <w:pStyle w:val="NormlWeb"/>
+        <w:numPr>
+          <w:ilvl w:val="0"/>
+          <w:numId w:val="22"/>
+        </w:numPr>
+      </w:pPr>
+      <w:r>
+        <w:t>az entitások (páciensek, orvosok, gyógyszerek) megvalósítása és kezelése,</w:t>
+      </w:r>
+    </w:p>
+    <w:p>
+      <w:pPr>
+        <w:pStyle w:val="NormlWeb"/>
+        <w:numPr>
+          <w:ilvl w:val="0"/>
+          <w:numId w:val="22"/>
+        </w:numPr>
+      </w:pPr>
+      <w:r>
+        <w:t xml:space="preserve">az adatbázissal való kommunikáció előkészítése és megvalósítása (LINQ lekérdezések, EF </w:t>
+      </w:r>
+      <w:proofErr w:type="spellStart"/>
+      <w:r>
+        <w:t>Core</w:t>
+      </w:r>
+      <w:proofErr w:type="spellEnd"/>
+      <w:r>
+        <w:t xml:space="preserve"> műveletek)</w:t>
+      </w:r>
+      <w:r>
+        <w:t>,</w:t>
+      </w:r>
+    </w:p>
+    <w:p>
+      <w:pPr>
+        <w:pStyle w:val="NormlWeb"/>
+        <w:numPr>
+          <w:ilvl w:val="0"/>
+          <w:numId w:val="22"/>
+        </w:numPr>
+      </w:pPr>
+      <w:r>
+        <w:t>az időpontfoglalások logikájának felépítése</w:t>
+      </w:r>
+      <w:r>
+        <w:t>,</w:t>
+      </w:r>
+    </w:p>
+    <w:p>
+      <w:pPr>
+        <w:pStyle w:val="NormlWeb"/>
+        <w:numPr>
+          <w:ilvl w:val="0"/>
+          <w:numId w:val="22"/>
+        </w:numPr>
+      </w:pPr>
+      <w:r>
+        <w:t>emlékeztetők, értesítések, háttérműveletek kezelése a felhasználói élmény javítása érdekében,</w:t>
+      </w:r>
+    </w:p>
+    <w:p>
+      <w:pPr>
+        <w:pStyle w:val="NormlWeb"/>
+        <w:numPr>
+          <w:ilvl w:val="0"/>
+          <w:numId w:val="22"/>
+        </w:numPr>
+      </w:pPr>
+      <w:r>
+        <w:t>valamint a kliensoldali MAUI felület működésének vezérlése.</w:t>
+      </w:r>
+    </w:p>
+    <w:p>
+      <w:pPr>
+        <w:pStyle w:val="NormlWeb"/>
+      </w:pPr>
+      <w:r>
+        <w:lastRenderedPageBreak/>
+        <w:t>Összességében a C# egy olyan stabil és sokoldalú eszköz volt a projekt során, amely nagyban hozzájárult ahhoz, hogy a rendszer teljes egészében átlátható, megbízható és könnyen továbbfejleszthető legyen. Úgy érzem, hogy a nyelv választása teljes mértékben indokolt volt, és jól támogatta a szakdolgozatom céljait</w:t>
+      </w:r>
+      <w:r>
+        <w:t>.</w:t>
+      </w:r>
+    </w:p>
+    <w:p>
+      <w:pPr>
+        <w:pStyle w:val="Cmsor2"/>
+      </w:pPr>
+      <w:r>
+        <w:t>.NET MAUI mint az alkalmazás front-end keretrendszere</w:t>
+      </w:r>
+    </w:p>
+    <w:p>
+      <w:pPr>
+        <w:pStyle w:val="Firstparagraph"/>
+      </w:pPr>
+      <w:r>
+        <w:t xml:space="preserve">Az alkalmazás felhasználói felületének megvalósításához a </w:t>
+      </w:r>
+      <w:r>
+        <w:rPr>
+          <w:b/>
+          <w:bCs/>
+        </w:rPr>
+        <w:t>.NET MAUI</w:t>
+      </w:r>
+      <w:r>
+        <w:t xml:space="preserve"> keretrendszert használtam, amely a Microsoft modern, többplatformos fejlesztési megoldása. A MAUI lehetővé teszi, hogy ugyanazzal a kódbázissal készítsek mobil- és asztali alkalmazást is, így nem kellett külön Android, Windows vagy más céleszközre külön frontendet fejleszteni. Ez nagyban leegyszerűsítette a fejlesztési folyamatot, és sok időt megspórolt.</w:t>
+      </w:r>
+    </w:p>
+    <w:p>
+      <w:pPr>
+        <w:pStyle w:val="Firstparagraph"/>
+      </w:pPr>
+      <w:r>
+        <w:t xml:space="preserve">A keretrendszer egyik legnagyobb előnye, hogy a felhasználói felület komponensei egységesen működnek minden platformon, mégis </w:t>
+      </w:r>
+      <w:proofErr w:type="spellStart"/>
+      <w:r>
+        <w:t>megőrzik</w:t>
+      </w:r>
+      <w:proofErr w:type="spellEnd"/>
+      <w:r>
+        <w:t xml:space="preserve"> a natív jellegüket. Ez azt jelenti, hogy a felhasználók mindegyik eszközön olyan érzést kapnak, mintha az alkalmazás kifejezetten arra a platformra készült volna. Számomra fejlesztőként pedig az volt a legfontosabb, hogy a logika és a megjelenítés nagy része közös lehessen.</w:t>
+      </w:r>
+    </w:p>
+    <w:p>
+      <w:pPr>
+        <w:pStyle w:val="Firstparagraph"/>
+      </w:pPr>
+      <w:r>
+        <w:t xml:space="preserve">A MAUI XAML-alapú felületleírást használ, ami nagyon jól strukturálható és könnyen karbantartható. A UI elemek gyorsan átláthatók, a </w:t>
+      </w:r>
+      <w:proofErr w:type="spellStart"/>
+      <w:r>
+        <w:t>layouthoz</w:t>
+      </w:r>
+      <w:proofErr w:type="spellEnd"/>
+      <w:r>
+        <w:t xml:space="preserve"> tartozó logika pedig egyszerűen hozzákapcsolható a C# kódban. A projekt során így egy rendezett és tiszta felépítésű felhasználói felületet tudtam kialakítani. Mivel az alkalmazás célja az volt, hogy a kezelőorvosok és a páciensek is könnyen eligazodjanak benne, a MAUI-</w:t>
+      </w:r>
+      <w:proofErr w:type="spellStart"/>
+      <w:r>
+        <w:t>nak</w:t>
+      </w:r>
+      <w:proofErr w:type="spellEnd"/>
+      <w:r>
+        <w:t xml:space="preserve"> köszönhetően könnyedén összerakhattam egy intuitív, egyszerűen használható UI-t.</w:t>
+      </w:r>
+    </w:p>
+    <w:p>
+      <w:pPr>
+        <w:pStyle w:val="Firstparagraph"/>
+      </w:pPr>
+      <w:r>
+        <w:t>A MAUI nagy előnye még az MVVM (</w:t>
+      </w:r>
+      <w:proofErr w:type="spellStart"/>
+      <w:r>
+        <w:t>Model-View-ViewModel</w:t>
+      </w:r>
+      <w:proofErr w:type="spellEnd"/>
+      <w:r>
+        <w:t xml:space="preserve">) mintázat támogatása, amely jól illeszkedett az alkalmazás felépítéséhez. Ennek köszönhetően a megjelenítés </w:t>
+      </w:r>
+      <w:proofErr w:type="spellStart"/>
+      <w:r>
+        <w:t>rétege</w:t>
+      </w:r>
+      <w:proofErr w:type="spellEnd"/>
+      <w:r>
+        <w:t xml:space="preserve"> szépen elkülönült az üzleti logikától, így a kód átláthatóbb, modulárisabb és hibakeresés szempontjából is könnyebben kezelhető lett. Az </w:t>
+      </w:r>
+      <w:proofErr w:type="spellStart"/>
+      <w:r>
+        <w:t>adatbindelések</w:t>
+      </w:r>
+      <w:proofErr w:type="spellEnd"/>
+      <w:r>
+        <w:t xml:space="preserve"> segítségével pedig sok UI frissítés automatikusan megtörtént, így a fejlesztés gyorsabban és kevesebb kézi beavatkozással zajlott.</w:t>
+      </w:r>
+    </w:p>
+    <w:p>
+      <w:pPr>
+        <w:pStyle w:val="Firstparagraph"/>
+      </w:pPr>
+      <w:r>
+        <w:t>A frontenden a MAUI-t főként a következő feladatokra használtam:</w:t>
+      </w:r>
+    </w:p>
+    <w:p>
+      <w:pPr>
+        <w:pStyle w:val="Firstparagraph"/>
+        <w:numPr>
+          <w:ilvl w:val="0"/>
+          <w:numId w:val="23"/>
+        </w:numPr>
+      </w:pPr>
+      <w:r>
+        <w:t>a pácienseknek szóló felületek megvalósítása (időpontfoglalás, gyógyszeremlékeztetők, saját adatok megtekintése),</w:t>
+      </w:r>
+    </w:p>
+    <w:p>
+      <w:pPr>
+        <w:pStyle w:val="Firstparagraph"/>
+        <w:numPr>
+          <w:ilvl w:val="0"/>
+          <w:numId w:val="23"/>
+        </w:numPr>
+      </w:pPr>
+      <w:r>
+        <w:t>az orvosok számára készült funkciók kialakítása (időbeosztás kezelése, páciensek adatainak megtekintése),</w:t>
+      </w:r>
+    </w:p>
+    <w:p>
+      <w:pPr>
+        <w:pStyle w:val="Firstparagraph"/>
+        <w:numPr>
+          <w:ilvl w:val="0"/>
+          <w:numId w:val="23"/>
+        </w:numPr>
+      </w:pPr>
+      <w:r>
+        <w:t>különböző űrlapok, listák, naptárak és részletes nézetek létrehozása,</w:t>
+      </w:r>
+    </w:p>
+    <w:p>
+      <w:pPr>
+        <w:pStyle w:val="Firstparagraph"/>
+        <w:numPr>
+          <w:ilvl w:val="0"/>
+          <w:numId w:val="23"/>
+        </w:numPr>
+      </w:pPr>
+      <w:r>
+        <w:lastRenderedPageBreak/>
+        <w:t>navigációs logika és képernyőváltások kezelése,</w:t>
+      </w:r>
+    </w:p>
+    <w:p>
+      <w:pPr>
+        <w:pStyle w:val="Firstparagraph"/>
+        <w:numPr>
+          <w:ilvl w:val="0"/>
+          <w:numId w:val="23"/>
+        </w:numPr>
+      </w:pPr>
+      <w:r>
+        <w:t>esztétikus és könnyen értelmezhető felület kialakítása minden platformon.</w:t>
+      </w:r>
+    </w:p>
     <w:p/>
+    <w:p>
+      <w:pPr>
+        <w:pStyle w:val="Firstparagraph"/>
+      </w:pPr>
+      <w:r>
+        <w:t>A .NET MAUI tehát egy olyan frontend keretrendszer volt, amely tökéletesen illeszkedett a szakdolgozatom témájához. Egyszerre volt modern, rugalmas és könnyen használható, és nagyban hozzájárult ahhoz, hogy az alkalmazás könnyen kezelhető és a felhasználók számára átlátható legyen.</w:t>
+      </w:r>
+    </w:p>
+    <w:p>
+      <w:pPr>
+        <w:ind w:firstLine="0"/>
+      </w:pPr>
+    </w:p>
+    <w:p>
+      <w:pPr>
+        <w:pStyle w:val="Cmsor2"/>
+      </w:pPr>
+      <w:r>
+        <w:t xml:space="preserve">MS SQL </w:t>
+      </w:r>
+      <w:proofErr w:type="gramStart"/>
+      <w:r>
+        <w:t>Server</w:t>
+      </w:r>
+      <w:proofErr w:type="gramEnd"/>
+      <w:r>
+        <w:t xml:space="preserve"> mint központi adatbázis-kezelő rendszer</w:t>
+      </w:r>
+    </w:p>
+    <w:p>
+      <w:pPr>
+        <w:pStyle w:val="Firstparagraph"/>
+      </w:pPr>
+      <w:r>
+        <w:t xml:space="preserve">Az alkalmazás adatainak tárolásához az </w:t>
+      </w:r>
+      <w:proofErr w:type="spellStart"/>
+      <w:r>
+        <w:rPr>
+          <w:b/>
+          <w:bCs/>
+        </w:rPr>
+        <w:t>MS</w:t>
+      </w:r>
+      <w:r>
+        <w:t>adatbázist</w:t>
+      </w:r>
+      <w:proofErr w:type="spellEnd"/>
+      <w:r>
+        <w:t xml:space="preserve"> használtam, mivel egy stabil, gyors és nagyvállalati környezetben is bevált technológiáról van szó. A projekt során különösen fontos volt számomra, hogy egy olyan rendszert válasszak, amely hosszú távon is jól bírja a terhelést, és később is könnyen bővíthető. Az SQL Server pontosan ezt nyújtja: modern funkciókat, magas rendelkezésre állást és szoros integrációt a .NET ökoszisztémával.</w:t>
+      </w:r>
+    </w:p>
+    <w:p>
+      <w:pPr>
+        <w:pStyle w:val="Cmsor3"/>
+      </w:pPr>
+      <w:r>
+        <w:t>Skálázhatóság</w:t>
+      </w:r>
+    </w:p>
+    <w:p>
+      <w:pPr>
+        <w:pStyle w:val="NormlWeb"/>
+      </w:pPr>
+      <w:r>
+        <w:t xml:space="preserve">Az MS SQL Server egyik legnagyobb előnye a kiváló skálázhatóság. A 2025-ös verziót úgy tervezték, hogy gond nélkül kezeljen egészen kis, egygépes alkalmazásoktól kezdve a hatalmas, felhőalapú, több </w:t>
+      </w:r>
+      <w:proofErr w:type="spellStart"/>
+      <w:r>
+        <w:t>terabájtos</w:t>
+      </w:r>
+      <w:proofErr w:type="spellEnd"/>
+      <w:r>
+        <w:t xml:space="preserve"> rendszerekig mindent. Ez a projekt szempontjából azért volt fontos, mert egy egészségügyi jellegű alkalmazásnál a felhasználók és az adatok száma idővel jelentősen nőhet.</w:t>
+      </w:r>
+    </w:p>
+    <w:p>
+      <w:pPr>
+        <w:pStyle w:val="NormlWeb"/>
+      </w:pPr>
+      <w:r>
+        <w:t xml:space="preserve">Az SQL Server támogatja a </w:t>
+      </w:r>
+      <w:r>
+        <w:rPr>
+          <w:rStyle w:val="Kiemels2"/>
+          <w:rFonts w:eastAsiaTheme="majorEastAsia"/>
+        </w:rPr>
+        <w:t>függőleges és vízszintes skálázást</w:t>
+      </w:r>
+      <w:r>
+        <w:t xml:space="preserve">, így akár egyre erősebb hardverre költöztetem, akár felhős környezetben több példányra osztom a terhelést, a rendszer gond nélkül követi az igényeket. A modern verziók szorosan integrálódnak a </w:t>
+      </w:r>
+      <w:r>
+        <w:rPr>
+          <w:rStyle w:val="Kiemels2"/>
+          <w:rFonts w:eastAsiaTheme="majorEastAsia"/>
+        </w:rPr>
+        <w:t xml:space="preserve">Microsoft </w:t>
+      </w:r>
+      <w:proofErr w:type="spellStart"/>
+      <w:r>
+        <w:rPr>
+          <w:rStyle w:val="Kiemels2"/>
+          <w:rFonts w:eastAsiaTheme="majorEastAsia"/>
+        </w:rPr>
+        <w:t>Azure</w:t>
+      </w:r>
+      <w:proofErr w:type="spellEnd"/>
+      <w:r>
+        <w:t xml:space="preserve"> platformmal és a </w:t>
+      </w:r>
+      <w:r>
+        <w:rPr>
+          <w:rStyle w:val="Kiemels2"/>
+          <w:rFonts w:eastAsiaTheme="majorEastAsia"/>
+        </w:rPr>
+        <w:t xml:space="preserve">Microsoft </w:t>
+      </w:r>
+      <w:proofErr w:type="spellStart"/>
+      <w:r>
+        <w:rPr>
+          <w:rStyle w:val="Kiemels2"/>
+          <w:rFonts w:eastAsiaTheme="majorEastAsia"/>
+        </w:rPr>
+        <w:t>Fabric</w:t>
+      </w:r>
+      <w:proofErr w:type="spellEnd"/>
+      <w:r>
+        <w:t xml:space="preserve"> infrastruktúrával, így akár valós idejű adatfolyamok és nagy volumenű analitikai feldolgozások is megoldhatók.</w:t>
+      </w:r>
+    </w:p>
+    <w:p>
+      <w:pPr>
+        <w:pStyle w:val="NormlWeb"/>
+      </w:pPr>
+      <w:r>
+        <w:t xml:space="preserve">Ezen kívül olyan funkciók is rendelkezésre állnak, mint a </w:t>
+      </w:r>
+      <w:proofErr w:type="spellStart"/>
+      <w:r>
+        <w:rPr>
+          <w:rStyle w:val="Kiemels2"/>
+          <w:rFonts w:eastAsiaTheme="majorEastAsia"/>
+        </w:rPr>
+        <w:t>klaszterezés</w:t>
+      </w:r>
+      <w:proofErr w:type="spellEnd"/>
+      <w:r>
+        <w:t xml:space="preserve">, az </w:t>
+      </w:r>
+      <w:r>
+        <w:rPr>
+          <w:rStyle w:val="Kiemels2"/>
+          <w:rFonts w:eastAsiaTheme="majorEastAsia"/>
+        </w:rPr>
+        <w:t>automatikus terheléselosztás</w:t>
+      </w:r>
+      <w:r>
+        <w:t xml:space="preserve"> és a </w:t>
+      </w:r>
+      <w:r>
+        <w:rPr>
+          <w:rStyle w:val="Kiemels2"/>
+          <w:rFonts w:eastAsiaTheme="majorEastAsia"/>
+        </w:rPr>
+        <w:t>dinamikus erőforrás-gazdálkodás</w:t>
+      </w:r>
+      <w:r>
+        <w:t xml:space="preserve">, amelyek biztosítják, hogy nagyobb terhelés mellett is jól </w:t>
+      </w:r>
+      <w:proofErr w:type="spellStart"/>
+      <w:r>
+        <w:t>működjön</w:t>
+      </w:r>
+      <w:proofErr w:type="spellEnd"/>
+      <w:r>
+        <w:t xml:space="preserve"> a rendszer, és ne legyen érezhető teljesítménycsökkenés.</w:t>
+      </w:r>
+    </w:p>
+    <w:p>
+      <w:pPr>
+        <w:spacing w:after="160" w:line="259" w:lineRule="auto"/>
+        <w:ind w:firstLine="0"/>
+        <w:jc w:val="left"/>
+        <w:rPr>
+          <w:rFonts w:eastAsia="Times New Roman" w:cs="Times New Roman"/>
+          <w:szCs w:val="24"/>
+          <w:lang w:eastAsia="hu-HU"/>
+        </w:rPr>
+      </w:pPr>
+      <w:r>
+        <w:br w:type="page"/>
+      </w:r>
+    </w:p>
+    <w:p>
+      <w:pPr>
+        <w:pStyle w:val="Cmsor3"/>
+      </w:pPr>
+      <w:r>
+        <w:lastRenderedPageBreak/>
+        <w:t>Gyorsaság (Teljesítmény)</w:t>
+      </w:r>
+    </w:p>
+    <w:p>
+      <w:pPr>
+        <w:pStyle w:val="Firstparagraph"/>
+      </w:pPr>
+      <w:r>
+        <w:t xml:space="preserve">Az SQL Server teljesítményben is nagyon erős, köszönhetően a modern optimalizációs technikáknak. A rendszer fejlett lekérdezés-optimalizálást, </w:t>
+      </w:r>
+      <w:proofErr w:type="spellStart"/>
+      <w:r>
+        <w:t>columnstore</w:t>
+      </w:r>
+      <w:proofErr w:type="spellEnd"/>
+      <w:r>
+        <w:t xml:space="preserve"> indexeket, batch feldolgozást, intelligens lekérdezés-optimalizálást (IQP) és in-</w:t>
+      </w:r>
+      <w:proofErr w:type="spellStart"/>
+      <w:r>
+        <w:t>memory</w:t>
+      </w:r>
+      <w:proofErr w:type="spellEnd"/>
+      <w:r>
+        <w:t xml:space="preserve"> technológiákat használ. Ezek mind hozzájárultak ahhoz, hogy a lekérdezések gyorsan fussanak, még nagy terhelés esetén is.</w:t>
+      </w:r>
+    </w:p>
+    <w:p>
+      <w:pPr>
+        <w:pStyle w:val="Firstparagraph"/>
+      </w:pPr>
+      <w:r>
+        <w:t>A legújabb tesztek alapján például:</w:t>
+      </w:r>
+    </w:p>
+    <w:p>
+      <w:pPr>
+        <w:pStyle w:val="Firstparagraph"/>
+        <w:numPr>
+          <w:ilvl w:val="0"/>
+          <w:numId w:val="24"/>
+        </w:numPr>
+      </w:pPr>
+      <w:r>
+        <w:t>bizonyos jelentések akár 50–55%-kal gyorsabban elkészülnek,</w:t>
+      </w:r>
+    </w:p>
+    <w:p>
+      <w:pPr>
+        <w:pStyle w:val="Firstparagraph"/>
+        <w:numPr>
+          <w:ilvl w:val="0"/>
+          <w:numId w:val="24"/>
+        </w:numPr>
+      </w:pPr>
+      <w:r>
+        <w:t>a nagy adatfeldolgozási műveletek pedig akár 90%-kal gyorsabbak lehetnek.</w:t>
+      </w:r>
+    </w:p>
+    <w:p>
+      <w:pPr>
+        <w:pStyle w:val="Firstparagraph"/>
+      </w:pPr>
+      <w:r>
+        <w:t>Ez egy olyan alkalmazásnál, amelyet egyszerre több páciens és orvos használ, kifejezetten előnyös volt. A gyors adat-elérésnek köszönhetően az időpontfoglalások, lekérdezések, adatmódosítások mind gördülékenyen történtek.</w:t>
+      </w:r>
+    </w:p>
+    <w:p>
+      <w:pPr>
+        <w:pStyle w:val="Firstparagraph"/>
+      </w:pPr>
+      <w:r>
+        <w:t>A 2025-ös verzió ráadásul támogatja a valós idejű adatfeldolgozást, így a rendszer gyakorlatilag azonnal reagál az új információkra. Ez nagyon hasznos volt például az emlékeztetők vagy időpontok változásainak gyors lekövetésében.</w:t>
+      </w:r>
+    </w:p>
+    <w:p>
+      <w:pPr>
+        <w:pStyle w:val="Cmsor3"/>
+      </w:pPr>
+      <w:r>
+        <w:t>Megbízhatóság</w:t>
+      </w:r>
+    </w:p>
+    <w:p>
+      <w:pPr>
+        <w:pStyle w:val="Firstparagraph"/>
+      </w:pPr>
+      <w:r>
+        <w:t>A megbízhatóság különösen fontos szempont volt számomra, mivel a rendszer egészségügyi adatokkal dolgozik. Az MS SQL Server ezen a téren is kiemelkedő. Olyan funkciókat biztosít, mint az:</w:t>
+      </w:r>
+    </w:p>
+    <w:p>
+      <w:pPr>
+        <w:pStyle w:val="Firstparagraph"/>
+        <w:numPr>
+          <w:ilvl w:val="0"/>
+          <w:numId w:val="25"/>
+        </w:numPr>
+      </w:pPr>
+      <w:proofErr w:type="spellStart"/>
+      <w:r>
+        <w:rPr>
+          <w:b/>
+          <w:bCs/>
+        </w:rPr>
+        <w:t>Always</w:t>
+      </w:r>
+      <w:proofErr w:type="spellEnd"/>
+      <w:r>
+        <w:rPr>
+          <w:b/>
+          <w:bCs/>
+        </w:rPr>
+        <w:t xml:space="preserve"> </w:t>
+      </w:r>
+      <w:proofErr w:type="spellStart"/>
+      <w:r>
+        <w:rPr>
+          <w:b/>
+          <w:bCs/>
+        </w:rPr>
+        <w:t>On</w:t>
+      </w:r>
+      <w:proofErr w:type="spellEnd"/>
+      <w:r>
+        <w:rPr>
+          <w:b/>
+          <w:bCs/>
+        </w:rPr>
+        <w:t xml:space="preserve"> </w:t>
+      </w:r>
+      <w:proofErr w:type="spellStart"/>
+      <w:r>
+        <w:rPr>
+          <w:b/>
+          <w:bCs/>
+        </w:rPr>
+        <w:t>Availability</w:t>
+      </w:r>
+      <w:proofErr w:type="spellEnd"/>
+      <w:r>
+        <w:rPr>
+          <w:b/>
+          <w:bCs/>
+        </w:rPr>
+        <w:t xml:space="preserve"> </w:t>
+      </w:r>
+      <w:proofErr w:type="spellStart"/>
+      <w:r>
+        <w:rPr>
+          <w:b/>
+          <w:bCs/>
+        </w:rPr>
+        <w:t>Groups</w:t>
+      </w:r>
+      <w:proofErr w:type="spellEnd"/>
+      <w:r>
+        <w:t>,</w:t>
+      </w:r>
+    </w:p>
+    <w:p>
+      <w:pPr>
+        <w:pStyle w:val="Firstparagraph"/>
+        <w:numPr>
+          <w:ilvl w:val="0"/>
+          <w:numId w:val="25"/>
+        </w:numPr>
+      </w:pPr>
+      <w:r>
+        <w:rPr>
+          <w:b/>
+          <w:bCs/>
+        </w:rPr>
+        <w:t xml:space="preserve">automatikus </w:t>
+      </w:r>
+      <w:proofErr w:type="spellStart"/>
+      <w:r>
+        <w:rPr>
+          <w:b/>
+          <w:bCs/>
+        </w:rPr>
+        <w:t>failover</w:t>
+      </w:r>
+      <w:proofErr w:type="spellEnd"/>
+      <w:r>
+        <w:rPr>
+          <w:b/>
+          <w:bCs/>
+        </w:rPr>
+        <w:t xml:space="preserve"> klaszterek</w:t>
+      </w:r>
+      <w:r>
+        <w:t>,</w:t>
+      </w:r>
+    </w:p>
+    <w:p>
+      <w:pPr>
+        <w:pStyle w:val="Firstparagraph"/>
+        <w:numPr>
+          <w:ilvl w:val="0"/>
+          <w:numId w:val="25"/>
+        </w:numPr>
+      </w:pPr>
+      <w:r>
+        <w:rPr>
+          <w:b/>
+          <w:bCs/>
+        </w:rPr>
+        <w:t>naplóalapú helyreállítás</w:t>
+      </w:r>
+      <w:r>
+        <w:t>,</w:t>
+      </w:r>
+    </w:p>
+    <w:p>
+      <w:pPr>
+        <w:pStyle w:val="Firstparagraph"/>
+        <w:numPr>
+          <w:ilvl w:val="0"/>
+          <w:numId w:val="25"/>
+        </w:numPr>
+      </w:pPr>
+      <w:r>
+        <w:rPr>
+          <w:b/>
+          <w:bCs/>
+        </w:rPr>
+        <w:t>adatvédelmi és integritási ellenőrzések</w:t>
+      </w:r>
+      <w:r>
+        <w:t>,</w:t>
+      </w:r>
+    </w:p>
+    <w:p>
+      <w:pPr>
+        <w:pStyle w:val="Firstparagraph"/>
+        <w:numPr>
+          <w:ilvl w:val="0"/>
+          <w:numId w:val="25"/>
+        </w:numPr>
+      </w:pPr>
+      <w:r>
+        <w:rPr>
+          <w:b/>
+          <w:bCs/>
+        </w:rPr>
+        <w:t>önjavító mechanizmusok</w:t>
+      </w:r>
+      <w:r>
+        <w:t>,</w:t>
+      </w:r>
+    </w:p>
+    <w:p>
+      <w:pPr>
+        <w:pStyle w:val="Firstparagraph"/>
+        <w:numPr>
+          <w:ilvl w:val="0"/>
+          <w:numId w:val="25"/>
+        </w:numPr>
+      </w:pPr>
+      <w:r>
+        <w:t xml:space="preserve">és az </w:t>
+      </w:r>
+      <w:r>
+        <w:rPr>
+          <w:b/>
+          <w:bCs/>
+        </w:rPr>
+        <w:t>automatikus index- és teljesítményhangolás</w:t>
+      </w:r>
+      <w:r>
+        <w:t>.</w:t>
+      </w:r>
+    </w:p>
+    <w:p>
+      <w:pPr>
+        <w:pStyle w:val="Firstparagraph"/>
+      </w:pPr>
+      <w:r>
+        <w:t>Ezek együtt azt eredményezik, hogy a rendszer szinte folyamatos rendelkezésre állást biztosít, és még hiba esetén sem veszíti el az adatokat. A modern SQL Server verziók “önmagukat optimalizálják”, például képesek automatikusan újraépíteni indexeket, kijavítani bizonyos hibákat és dinamikusan kezelni az erőforrásokat.</w:t>
+      </w:r>
+    </w:p>
+    <w:p>
+      <w:pPr>
+        <w:pStyle w:val="Firstparagraph"/>
+      </w:pPr>
+      <w:r>
+        <w:lastRenderedPageBreak/>
+        <w:t>Mivel az alkalmazás kritikus adatokkal dolgozik, fontos volt, hogy az adatbázis-kezelő egy esetleges hiba esetén is magától helyre tudjon állni, illetve garantálja az adatok sértetlenségét. Az SQL Server ezen a téren is teljes mértékben bevált.</w:t>
+      </w:r>
+    </w:p>
+    <w:p>
+      <w:pPr>
+        <w:ind w:firstLine="0"/>
+      </w:pPr>
+    </w:p>
+    <w:p>
+      <w:pPr>
+        <w:spacing w:after="160" w:line="259" w:lineRule="auto"/>
+        <w:ind w:firstLine="0"/>
+        <w:jc w:val="left"/>
+      </w:pPr>
+      <w:r>
+        <w:br w:type="page"/>
+      </w:r>
+    </w:p>
+    <w:p>
+      <w:pPr>
+        <w:pStyle w:val="Cmsor1"/>
+      </w:pPr>
+      <w:r>
+        <w:lastRenderedPageBreak/>
+        <w:t>Piackutatás</w:t>
+      </w:r>
+    </w:p>
+    <w:p>
+      <w:pPr>
+        <w:pStyle w:val="Firstparagraph"/>
+      </w:pPr>
+      <w:r>
+        <w:t xml:space="preserve">A szakdolgozat elkészítésének nagyon fontos feladata volt az, hogy felmérjem a piacon már </w:t>
+      </w:r>
+      <w:proofErr w:type="spellStart"/>
+      <w:r>
+        <w:t>jelenléve</w:t>
+      </w:r>
+      <w:proofErr w:type="spellEnd"/>
+      <w:r>
+        <w:t xml:space="preserve">, hasonló </w:t>
+      </w:r>
+      <w:proofErr w:type="spellStart"/>
+      <w:r>
+        <w:t>típúsú</w:t>
+      </w:r>
+      <w:proofErr w:type="spellEnd"/>
+      <w:r>
+        <w:t xml:space="preserve"> szoftvertermékeket, és ezeket </w:t>
+      </w:r>
+      <w:proofErr w:type="spellStart"/>
+      <w:r>
+        <w:t>felhaszáljam</w:t>
+      </w:r>
+      <w:proofErr w:type="spellEnd"/>
+      <w:r>
+        <w:t xml:space="preserve"> az én </w:t>
+      </w:r>
+      <w:proofErr w:type="spellStart"/>
+      <w:r>
+        <w:t>alkamazásom</w:t>
+      </w:r>
+      <w:proofErr w:type="spellEnd"/>
+      <w:r>
+        <w:t xml:space="preserve"> tervezésekor</w:t>
+      </w:r>
+    </w:p>
+    <w:p>
+      <w:pPr>
+        <w:pStyle w:val="Cmsor3"/>
+      </w:pPr>
+      <w:proofErr w:type="spellStart"/>
+      <w:r>
+        <w:t>Journl</w:t>
+      </w:r>
+      <w:proofErr w:type="spellEnd"/>
+    </w:p>
+    <w:p>
+      <w:pPr>
+        <w:pStyle w:val="Firstparagraph"/>
+      </w:pPr>
+      <w:r>
+        <w:t xml:space="preserve">A </w:t>
+      </w:r>
+      <w:proofErr w:type="spellStart"/>
+      <w:r>
+        <w:t>Journl</w:t>
+      </w:r>
+      <w:proofErr w:type="spellEnd"/>
+      <w:r>
+        <w:t xml:space="preserve"> egy dán fejlesztésű telemedicina-platform, amelynek fő célja a beteg által jelentett állapotadatok (PRO) gyűjtése és a hatékony orvos–beteg kommunikáció támogatása. A rendszer elsősorban kisebb dániai pilotprojektekben bizonyított, de koncepciója jól adaptálható más európai egészségügyi környezetekben is.</w:t>
+      </w:r>
+    </w:p>
+    <w:p>
+      <w:pPr>
+        <w:pStyle w:val="Firstparagraph"/>
+        <w:numPr>
+          <w:ilvl w:val="0"/>
+          <w:numId w:val="26"/>
+        </w:numPr>
+      </w:pPr>
+      <w:r>
+        <w:t>Fő funkciók</w:t>
+      </w:r>
+    </w:p>
+    <w:p>
+      <w:pPr>
+        <w:pStyle w:val="Firstparagraph"/>
+        <w:numPr>
+          <w:ilvl w:val="0"/>
+          <w:numId w:val="26"/>
+        </w:numPr>
+      </w:pPr>
+      <w:r>
+        <w:t>Betegnapló és állapotkövetés: A páciensek naplózhatják tüneteiket, gyógyszerszedésüket, állapotváltozásaikat, valamint kitölthetnek kérdőíveket. A rendszer ezekből automatikus jelentéseket és grafikus elemzéseket generál az orvosok számára.</w:t>
+      </w:r>
+    </w:p>
+    <w:p>
+      <w:pPr>
+        <w:pStyle w:val="Firstparagraph"/>
+        <w:numPr>
+          <w:ilvl w:val="0"/>
+          <w:numId w:val="26"/>
+        </w:numPr>
+      </w:pPr>
+      <w:r>
+        <w:t>Gyógyszeres emlékeztetők: Személyre szabható értesítések, adagolási napló és gyógyszerkövetés, amelyek segítik a terápiás előírások pontos betartását.</w:t>
+      </w:r>
+    </w:p>
+    <w:p>
+      <w:pPr>
+        <w:pStyle w:val="Firstparagraph"/>
+        <w:numPr>
+          <w:ilvl w:val="0"/>
+          <w:numId w:val="26"/>
+        </w:numPr>
+      </w:pPr>
+      <w:r>
+        <w:t>Időpontfoglalás: Integrált modul a vizsgálati időpontok foglalására, módosítására és nyomon követésére.</w:t>
+      </w:r>
+    </w:p>
+    <w:p>
+      <w:pPr>
+        <w:pStyle w:val="Firstparagraph"/>
+        <w:numPr>
+          <w:ilvl w:val="0"/>
+          <w:numId w:val="26"/>
+        </w:numPr>
+      </w:pPr>
+      <w:r>
+        <w:t>Kétirányú kommunikáció: Valós idejű üzenetküldés a páciens és az orvos között, ami csökkenti a felesleges személyes konzultációkat és gyorsabb visszacsatolást biztosít.</w:t>
+      </w:r>
+    </w:p>
+    <w:p>
+      <w:pPr>
+        <w:pStyle w:val="Firstparagraph"/>
+        <w:numPr>
+          <w:ilvl w:val="0"/>
+          <w:numId w:val="26"/>
+        </w:numPr>
+      </w:pPr>
+      <w:r>
+        <w:t xml:space="preserve">Egészségügyi jelentések: Részletes analitikai áttekintések a beteg állapotának alakulásáról, a terápiás hatékonyságról és a </w:t>
+      </w:r>
+      <w:proofErr w:type="spellStart"/>
+      <w:r>
+        <w:t>gyógyszeradherenciáról</w:t>
+      </w:r>
+      <w:proofErr w:type="spellEnd"/>
+      <w:r>
+        <w:t>.</w:t>
+      </w:r>
+    </w:p>
+    <w:p>
+      <w:pPr>
+        <w:pStyle w:val="Firstparagraph"/>
+        <w:numPr>
+          <w:ilvl w:val="0"/>
+          <w:numId w:val="26"/>
+        </w:numPr>
+      </w:pPr>
+      <w:r>
+        <w:t>Integrációs lehetőségek: FHIR/HL7 alapú kompatibilitás, kórházi rendszerekkel való összekapcsolhatóság, GDPR-megfelelés.</w:t>
+      </w:r>
+    </w:p>
+    <w:p>
+      <w:pPr>
+        <w:pStyle w:val="Firstparagraph"/>
+      </w:pPr>
+    </w:p>
+    <w:p>
+      <w:pPr>
+        <w:pStyle w:val="Cmsor3"/>
+        <w:pageBreakBefore/>
+        <w:numPr>
+          <w:ilvl w:val="0"/>
+          <w:numId w:val="0"/>
+        </w:numPr>
+      </w:pPr>
+    </w:p>
     <w:sectPr>
       <w:headerReference w:type="default" r:id="rId13"/>
       <w:pgSz w:w="11906" w:h="16838" w:code="9"/>
@@ -3247,7 +3856,7 @@
   <w:abstractNum w:abstractNumId="0" w15:restartNumberingAfterBreak="0">
     <w:nsid w:val="1C6A328F"/>
     <w:multiLevelType w:val="hybridMultilevel"/>
-    <w:tmpl w:val="30C42B28"/>
+    <w:tmpl w:val="A96C14AE"/>
     <w:lvl w:ilvl="0" w:tplc="6C4E8D32">
       <w:start w:val="1"/>
       <w:numFmt w:val="decimal"/>
@@ -3334,6 +3943,268 @@
     </w:lvl>
   </w:abstractNum>
   <w:abstractNum w:abstractNumId="1" w15:restartNumberingAfterBreak="0">
+    <w:nsid w:val="354C73A8"/>
+    <w:multiLevelType w:val="hybridMultilevel"/>
+    <w:tmpl w:val="86085494"/>
+    <w:lvl w:ilvl="0" w:tplc="040E0001">
+      <w:start w:val="1"/>
+      <w:numFmt w:val="bullet"/>
+      <w:lvlText w:val=""/>
+      <w:lvlJc w:val="left"/>
+      <w:pPr>
+        <w:ind w:left="720" w:hanging="360"/>
+      </w:pPr>
+      <w:rPr>
+        <w:rFonts w:ascii="Symbol" w:hAnsi="Symbol" w:hint="default"/>
+      </w:rPr>
+    </w:lvl>
+    <w:lvl w:ilvl="1" w:tplc="040E0003" w:tentative="1">
+      <w:start w:val="1"/>
+      <w:numFmt w:val="bullet"/>
+      <w:lvlText w:val="o"/>
+      <w:lvlJc w:val="left"/>
+      <w:pPr>
+        <w:ind w:left="1440" w:hanging="360"/>
+      </w:pPr>
+      <w:rPr>
+        <w:rFonts w:ascii="Courier New" w:hAnsi="Courier New" w:cs="Courier New" w:hint="default"/>
+      </w:rPr>
+    </w:lvl>
+    <w:lvl w:ilvl="2" w:tplc="040E0005" w:tentative="1">
+      <w:start w:val="1"/>
+      <w:numFmt w:val="bullet"/>
+      <w:lvlText w:val=""/>
+      <w:lvlJc w:val="left"/>
+      <w:pPr>
+        <w:ind w:left="2160" w:hanging="360"/>
+      </w:pPr>
+      <w:rPr>
+        <w:rFonts w:ascii="Wingdings" w:hAnsi="Wingdings" w:hint="default"/>
+      </w:rPr>
+    </w:lvl>
+    <w:lvl w:ilvl="3" w:tplc="040E0001" w:tentative="1">
+      <w:start w:val="1"/>
+      <w:numFmt w:val="bullet"/>
+      <w:lvlText w:val=""/>
+      <w:lvlJc w:val="left"/>
+      <w:pPr>
+        <w:ind w:left="2880" w:hanging="360"/>
+      </w:pPr>
+      <w:rPr>
+        <w:rFonts w:ascii="Symbol" w:hAnsi="Symbol" w:hint="default"/>
+      </w:rPr>
+    </w:lvl>
+    <w:lvl w:ilvl="4" w:tplc="040E0003" w:tentative="1">
+      <w:start w:val="1"/>
+      <w:numFmt w:val="bullet"/>
+      <w:lvlText w:val="o"/>
+      <w:lvlJc w:val="left"/>
+      <w:pPr>
+        <w:ind w:left="3600" w:hanging="360"/>
+      </w:pPr>
+      <w:rPr>
+        <w:rFonts w:ascii="Courier New" w:hAnsi="Courier New" w:cs="Courier New" w:hint="default"/>
+      </w:rPr>
+    </w:lvl>
+    <w:lvl w:ilvl="5" w:tplc="040E0005" w:tentative="1">
+      <w:start w:val="1"/>
+      <w:numFmt w:val="bullet"/>
+      <w:lvlText w:val=""/>
+      <w:lvlJc w:val="left"/>
+      <w:pPr>
+        <w:ind w:left="4320" w:hanging="360"/>
+      </w:pPr>
+      <w:rPr>
+        <w:rFonts w:ascii="Wingdings" w:hAnsi="Wingdings" w:hint="default"/>
+      </w:rPr>
+    </w:lvl>
+    <w:lvl w:ilvl="6" w:tplc="040E0001" w:tentative="1">
+      <w:start w:val="1"/>
+      <w:numFmt w:val="bullet"/>
+      <w:lvlText w:val=""/>
+      <w:lvlJc w:val="left"/>
+      <w:pPr>
+        <w:ind w:left="5040" w:hanging="360"/>
+      </w:pPr>
+      <w:rPr>
+        <w:rFonts w:ascii="Symbol" w:hAnsi="Symbol" w:hint="default"/>
+      </w:rPr>
+    </w:lvl>
+    <w:lvl w:ilvl="7" w:tplc="040E0003" w:tentative="1">
+      <w:start w:val="1"/>
+      <w:numFmt w:val="bullet"/>
+      <w:lvlText w:val="o"/>
+      <w:lvlJc w:val="left"/>
+      <w:pPr>
+        <w:ind w:left="5760" w:hanging="360"/>
+      </w:pPr>
+      <w:rPr>
+        <w:rFonts w:ascii="Courier New" w:hAnsi="Courier New" w:cs="Courier New" w:hint="default"/>
+      </w:rPr>
+    </w:lvl>
+    <w:lvl w:ilvl="8" w:tplc="040E0005" w:tentative="1">
+      <w:start w:val="1"/>
+      <w:numFmt w:val="bullet"/>
+      <w:lvlText w:val=""/>
+      <w:lvlJc w:val="left"/>
+      <w:pPr>
+        <w:ind w:left="6480" w:hanging="360"/>
+      </w:pPr>
+      <w:rPr>
+        <w:rFonts w:ascii="Wingdings" w:hAnsi="Wingdings" w:hint="default"/>
+      </w:rPr>
+    </w:lvl>
+  </w:abstractNum>
+  <w:abstractNum w:abstractNumId="2" w15:restartNumberingAfterBreak="0">
+    <w:nsid w:val="394850D0"/>
+    <w:multiLevelType w:val="multilevel"/>
+    <w:tmpl w:val="0B08B00C"/>
+    <w:lvl w:ilvl="0">
+      <w:start w:val="1"/>
+      <w:numFmt w:val="bullet"/>
+      <w:lvlText w:val=""/>
+      <w:lvlJc w:val="left"/>
+      <w:pPr>
+        <w:tabs>
+          <w:tab w:val="num" w:pos="720"/>
+        </w:tabs>
+        <w:ind w:left="720" w:hanging="360"/>
+      </w:pPr>
+      <w:rPr>
+        <w:rFonts w:ascii="Symbol" w:hAnsi="Symbol" w:hint="default"/>
+        <w:sz w:val="20"/>
+      </w:rPr>
+    </w:lvl>
+    <w:lvl w:ilvl="1" w:tentative="1">
+      <w:start w:val="1"/>
+      <w:numFmt w:val="bullet"/>
+      <w:lvlText w:val="o"/>
+      <w:lvlJc w:val="left"/>
+      <w:pPr>
+        <w:tabs>
+          <w:tab w:val="num" w:pos="1440"/>
+        </w:tabs>
+        <w:ind w:left="1440" w:hanging="360"/>
+      </w:pPr>
+      <w:rPr>
+        <w:rFonts w:ascii="Courier New" w:hAnsi="Courier New" w:hint="default"/>
+        <w:sz w:val="20"/>
+      </w:rPr>
+    </w:lvl>
+    <w:lvl w:ilvl="2" w:tentative="1">
+      <w:start w:val="1"/>
+      <w:numFmt w:val="bullet"/>
+      <w:lvlText w:val=""/>
+      <w:lvlJc w:val="left"/>
+      <w:pPr>
+        <w:tabs>
+          <w:tab w:val="num" w:pos="2160"/>
+        </w:tabs>
+        <w:ind w:left="2160" w:hanging="360"/>
+      </w:pPr>
+      <w:rPr>
+        <w:rFonts w:ascii="Wingdings" w:hAnsi="Wingdings" w:hint="default"/>
+        <w:sz w:val="20"/>
+      </w:rPr>
+    </w:lvl>
+    <w:lvl w:ilvl="3" w:tentative="1">
+      <w:start w:val="1"/>
+      <w:numFmt w:val="bullet"/>
+      <w:lvlText w:val=""/>
+      <w:lvlJc w:val="left"/>
+      <w:pPr>
+        <w:tabs>
+          <w:tab w:val="num" w:pos="2880"/>
+        </w:tabs>
+        <w:ind w:left="2880" w:hanging="360"/>
+      </w:pPr>
+      <w:rPr>
+        <w:rFonts w:ascii="Wingdings" w:hAnsi="Wingdings" w:hint="default"/>
+        <w:sz w:val="20"/>
+      </w:rPr>
+    </w:lvl>
+    <w:lvl w:ilvl="4" w:tentative="1">
+      <w:start w:val="1"/>
+      <w:numFmt w:val="bullet"/>
+      <w:lvlText w:val=""/>
+      <w:lvlJc w:val="left"/>
+      <w:pPr>
+        <w:tabs>
+          <w:tab w:val="num" w:pos="3600"/>
+        </w:tabs>
+        <w:ind w:left="3600" w:hanging="360"/>
+      </w:pPr>
+      <w:rPr>
+        <w:rFonts w:ascii="Wingdings" w:hAnsi="Wingdings" w:hint="default"/>
+        <w:sz w:val="20"/>
+      </w:rPr>
+    </w:lvl>
+    <w:lvl w:ilvl="5" w:tentative="1">
+      <w:start w:val="1"/>
+      <w:numFmt w:val="bullet"/>
+      <w:lvlText w:val=""/>
+      <w:lvlJc w:val="left"/>
+      <w:pPr>
+        <w:tabs>
+          <w:tab w:val="num" w:pos="4320"/>
+        </w:tabs>
+        <w:ind w:left="4320" w:hanging="360"/>
+      </w:pPr>
+      <w:rPr>
+        <w:rFonts w:ascii="Wingdings" w:hAnsi="Wingdings" w:hint="default"/>
+        <w:sz w:val="20"/>
+      </w:rPr>
+    </w:lvl>
+    <w:lvl w:ilvl="6" w:tentative="1">
+      <w:start w:val="1"/>
+      <w:numFmt w:val="bullet"/>
+      <w:lvlText w:val=""/>
+      <w:lvlJc w:val="left"/>
+      <w:pPr>
+        <w:tabs>
+          <w:tab w:val="num" w:pos="5040"/>
+        </w:tabs>
+        <w:ind w:left="5040" w:hanging="360"/>
+      </w:pPr>
+      <w:rPr>
+        <w:rFonts w:ascii="Wingdings" w:hAnsi="Wingdings" w:hint="default"/>
+        <w:sz w:val="20"/>
+      </w:rPr>
+    </w:lvl>
+    <w:lvl w:ilvl="7" w:tentative="1">
+      <w:start w:val="1"/>
+      <w:numFmt w:val="bullet"/>
+      <w:lvlText w:val=""/>
+      <w:lvlJc w:val="left"/>
+      <w:pPr>
+        <w:tabs>
+          <w:tab w:val="num" w:pos="5760"/>
+        </w:tabs>
+        <w:ind w:left="5760" w:hanging="360"/>
+      </w:pPr>
+      <w:rPr>
+        <w:rFonts w:ascii="Wingdings" w:hAnsi="Wingdings" w:hint="default"/>
+        <w:sz w:val="20"/>
+      </w:rPr>
+    </w:lvl>
+    <w:lvl w:ilvl="8" w:tentative="1">
+      <w:start w:val="1"/>
+      <w:numFmt w:val="bullet"/>
+      <w:lvlText w:val=""/>
+      <w:lvlJc w:val="left"/>
+      <w:pPr>
+        <w:tabs>
+          <w:tab w:val="num" w:pos="6480"/>
+        </w:tabs>
+        <w:ind w:left="6480" w:hanging="360"/>
+      </w:pPr>
+      <w:rPr>
+        <w:rFonts w:ascii="Wingdings" w:hAnsi="Wingdings" w:hint="default"/>
+        <w:sz w:val="20"/>
+      </w:rPr>
+    </w:lvl>
+  </w:abstractNum>
+  <w:abstractNum w:abstractNumId="3" w15:restartNumberingAfterBreak="0">
     <w:nsid w:val="48522291"/>
     <w:multiLevelType w:val="hybridMultilevel"/>
     <w:tmpl w:val="9A96F2E2"/>
@@ -3446,7 +4317,156 @@
       </w:rPr>
     </w:lvl>
   </w:abstractNum>
-  <w:abstractNum w:abstractNumId="2" w15:restartNumberingAfterBreak="0">
+  <w:abstractNum w:abstractNumId="4" w15:restartNumberingAfterBreak="0">
+    <w:nsid w:val="507B5616"/>
+    <w:multiLevelType w:val="multilevel"/>
+    <w:tmpl w:val="A4B8C24E"/>
+    <w:lvl w:ilvl="0">
+      <w:start w:val="1"/>
+      <w:numFmt w:val="bullet"/>
+      <w:lvlText w:val=""/>
+      <w:lvlJc w:val="left"/>
+      <w:pPr>
+        <w:tabs>
+          <w:tab w:val="num" w:pos="720"/>
+        </w:tabs>
+        <w:ind w:left="720" w:hanging="360"/>
+      </w:pPr>
+      <w:rPr>
+        <w:rFonts w:ascii="Symbol" w:hAnsi="Symbol" w:hint="default"/>
+        <w:sz w:val="20"/>
+      </w:rPr>
+    </w:lvl>
+    <w:lvl w:ilvl="1" w:tentative="1">
+      <w:start w:val="1"/>
+      <w:numFmt w:val="bullet"/>
+      <w:lvlText w:val="o"/>
+      <w:lvlJc w:val="left"/>
+      <w:pPr>
+        <w:tabs>
+          <w:tab w:val="num" w:pos="1440"/>
+        </w:tabs>
+        <w:ind w:left="1440" w:hanging="360"/>
+      </w:pPr>
+      <w:rPr>
+        <w:rFonts w:ascii="Courier New" w:hAnsi="Courier New" w:hint="default"/>
+        <w:sz w:val="20"/>
+      </w:rPr>
+    </w:lvl>
+    <w:lvl w:ilvl="2" w:tentative="1">
+      <w:start w:val="1"/>
+      <w:numFmt w:val="bullet"/>
+      <w:lvlText w:val=""/>
+      <w:lvlJc w:val="left"/>
+      <w:pPr>
+        <w:tabs>
+          <w:tab w:val="num" w:pos="2160"/>
+        </w:tabs>
+        <w:ind w:left="2160" w:hanging="360"/>
+      </w:pPr>
+      <w:rPr>
+        <w:rFonts w:ascii="Wingdings" w:hAnsi="Wingdings" w:hint="default"/>
+        <w:sz w:val="20"/>
+      </w:rPr>
+    </w:lvl>
+    <w:lvl w:ilvl="3" w:tentative="1">
+      <w:start w:val="1"/>
+      <w:numFmt w:val="bullet"/>
+      <w:lvlText w:val=""/>
+      <w:lvlJc w:val="left"/>
+      <w:pPr>
+        <w:tabs>
+          <w:tab w:val="num" w:pos="2880"/>
+        </w:tabs>
+        <w:ind w:left="2880" w:hanging="360"/>
+      </w:pPr>
+      <w:rPr>
+        <w:rFonts w:ascii="Wingdings" w:hAnsi="Wingdings" w:hint="default"/>
+        <w:sz w:val="20"/>
+      </w:rPr>
+    </w:lvl>
+    <w:lvl w:ilvl="4" w:tentative="1">
+      <w:start w:val="1"/>
+      <w:numFmt w:val="bullet"/>
+      <w:lvlText w:val=""/>
+      <w:lvlJc w:val="left"/>
+      <w:pPr>
+        <w:tabs>
+          <w:tab w:val="num" w:pos="3600"/>
+        </w:tabs>
+        <w:ind w:left="3600" w:hanging="360"/>
+      </w:pPr>
+      <w:rPr>
+        <w:rFonts w:ascii="Wingdings" w:hAnsi="Wingdings" w:hint="default"/>
+        <w:sz w:val="20"/>
+      </w:rPr>
+    </w:lvl>
+    <w:lvl w:ilvl="5" w:tentative="1">
+      <w:start w:val="1"/>
+      <w:numFmt w:val="bullet"/>
+      <w:lvlText w:val=""/>
+      <w:lvlJc w:val="left"/>
+      <w:pPr>
+        <w:tabs>
+          <w:tab w:val="num" w:pos="4320"/>
+        </w:tabs>
+        <w:ind w:left="4320" w:hanging="360"/>
+      </w:pPr>
+      <w:rPr>
+        <w:rFonts w:ascii="Wingdings" w:hAnsi="Wingdings" w:hint="default"/>
+        <w:sz w:val="20"/>
+      </w:rPr>
+    </w:lvl>
+    <w:lvl w:ilvl="6" w:tentative="1">
+      <w:start w:val="1"/>
+      <w:numFmt w:val="bullet"/>
+      <w:lvlText w:val=""/>
+      <w:lvlJc w:val="left"/>
+      <w:pPr>
+        <w:tabs>
+          <w:tab w:val="num" w:pos="5040"/>
+        </w:tabs>
+        <w:ind w:left="5040" w:hanging="360"/>
+      </w:pPr>
+      <w:rPr>
+        <w:rFonts w:ascii="Wingdings" w:hAnsi="Wingdings" w:hint="default"/>
+        <w:sz w:val="20"/>
+      </w:rPr>
+    </w:lvl>
+    <w:lvl w:ilvl="7" w:tentative="1">
+      <w:start w:val="1"/>
+      <w:numFmt w:val="bullet"/>
+      <w:lvlText w:val=""/>
+      <w:lvlJc w:val="left"/>
+      <w:pPr>
+        <w:tabs>
+          <w:tab w:val="num" w:pos="5760"/>
+        </w:tabs>
+        <w:ind w:left="5760" w:hanging="360"/>
+      </w:pPr>
+      <w:rPr>
+        <w:rFonts w:ascii="Wingdings" w:hAnsi="Wingdings" w:hint="default"/>
+        <w:sz w:val="20"/>
+      </w:rPr>
+    </w:lvl>
+    <w:lvl w:ilvl="8" w:tentative="1">
+      <w:start w:val="1"/>
+      <w:numFmt w:val="bullet"/>
+      <w:lvlText w:val=""/>
+      <w:lvlJc w:val="left"/>
+      <w:pPr>
+        <w:tabs>
+          <w:tab w:val="num" w:pos="6480"/>
+        </w:tabs>
+        <w:ind w:left="6480" w:hanging="360"/>
+      </w:pPr>
+      <w:rPr>
+        <w:rFonts w:ascii="Wingdings" w:hAnsi="Wingdings" w:hint="default"/>
+        <w:sz w:val="20"/>
+      </w:rPr>
+    </w:lvl>
+  </w:abstractNum>
+  <w:abstractNum w:abstractNumId="5" w15:restartNumberingAfterBreak="0">
     <w:nsid w:val="513178CE"/>
     <w:multiLevelType w:val="hybridMultilevel"/>
     <w:tmpl w:val="AC40A064"/>
@@ -3571,7 +4591,156 @@
       </w:rPr>
     </w:lvl>
   </w:abstractNum>
-  <w:abstractNum w:abstractNumId="3" w15:restartNumberingAfterBreak="0">
+  <w:abstractNum w:abstractNumId="6" w15:restartNumberingAfterBreak="0">
+    <w:nsid w:val="54A61ED9"/>
+    <w:multiLevelType w:val="multilevel"/>
+    <w:tmpl w:val="20527088"/>
+    <w:lvl w:ilvl="0">
+      <w:start w:val="1"/>
+      <w:numFmt w:val="bullet"/>
+      <w:lvlText w:val=""/>
+      <w:lvlJc w:val="left"/>
+      <w:pPr>
+        <w:tabs>
+          <w:tab w:val="num" w:pos="720"/>
+        </w:tabs>
+        <w:ind w:left="720" w:hanging="360"/>
+      </w:pPr>
+      <w:rPr>
+        <w:rFonts w:ascii="Symbol" w:hAnsi="Symbol" w:hint="default"/>
+        <w:sz w:val="20"/>
+      </w:rPr>
+    </w:lvl>
+    <w:lvl w:ilvl="1" w:tentative="1">
+      <w:start w:val="1"/>
+      <w:numFmt w:val="bullet"/>
+      <w:lvlText w:val="o"/>
+      <w:lvlJc w:val="left"/>
+      <w:pPr>
+        <w:tabs>
+          <w:tab w:val="num" w:pos="1440"/>
+        </w:tabs>
+        <w:ind w:left="1440" w:hanging="360"/>
+      </w:pPr>
+      <w:rPr>
+        <w:rFonts w:ascii="Courier New" w:hAnsi="Courier New" w:hint="default"/>
+        <w:sz w:val="20"/>
+      </w:rPr>
+    </w:lvl>
+    <w:lvl w:ilvl="2" w:tentative="1">
+      <w:start w:val="1"/>
+      <w:numFmt w:val="bullet"/>
+      <w:lvlText w:val=""/>
+      <w:lvlJc w:val="left"/>
+      <w:pPr>
+        <w:tabs>
+          <w:tab w:val="num" w:pos="2160"/>
+        </w:tabs>
+        <w:ind w:left="2160" w:hanging="360"/>
+      </w:pPr>
+      <w:rPr>
+        <w:rFonts w:ascii="Wingdings" w:hAnsi="Wingdings" w:hint="default"/>
+        <w:sz w:val="20"/>
+      </w:rPr>
+    </w:lvl>
+    <w:lvl w:ilvl="3" w:tentative="1">
+      <w:start w:val="1"/>
+      <w:numFmt w:val="bullet"/>
+      <w:lvlText w:val=""/>
+      <w:lvlJc w:val="left"/>
+      <w:pPr>
+        <w:tabs>
+          <w:tab w:val="num" w:pos="2880"/>
+        </w:tabs>
+        <w:ind w:left="2880" w:hanging="360"/>
+      </w:pPr>
+      <w:rPr>
+        <w:rFonts w:ascii="Wingdings" w:hAnsi="Wingdings" w:hint="default"/>
+        <w:sz w:val="20"/>
+      </w:rPr>
+    </w:lvl>
+    <w:lvl w:ilvl="4" w:tentative="1">
+      <w:start w:val="1"/>
+      <w:numFmt w:val="bullet"/>
+      <w:lvlText w:val=""/>
+      <w:lvlJc w:val="left"/>
+      <w:pPr>
+        <w:tabs>
+          <w:tab w:val="num" w:pos="3600"/>
+        </w:tabs>
+        <w:ind w:left="3600" w:hanging="360"/>
+      </w:pPr>
+      <w:rPr>
+        <w:rFonts w:ascii="Wingdings" w:hAnsi="Wingdings" w:hint="default"/>
+        <w:sz w:val="20"/>
+      </w:rPr>
+    </w:lvl>
+    <w:lvl w:ilvl="5" w:tentative="1">
+      <w:start w:val="1"/>
+      <w:numFmt w:val="bullet"/>
+      <w:lvlText w:val=""/>
+      <w:lvlJc w:val="left"/>
+      <w:pPr>
+        <w:tabs>
+          <w:tab w:val="num" w:pos="4320"/>
+        </w:tabs>
+        <w:ind w:left="4320" w:hanging="360"/>
+      </w:pPr>
+      <w:rPr>
+        <w:rFonts w:ascii="Wingdings" w:hAnsi="Wingdings" w:hint="default"/>
+        <w:sz w:val="20"/>
+      </w:rPr>
+    </w:lvl>
+    <w:lvl w:ilvl="6" w:tentative="1">
+      <w:start w:val="1"/>
+      <w:numFmt w:val="bullet"/>
+      <w:lvlText w:val=""/>
+      <w:lvlJc w:val="left"/>
+      <w:pPr>
+        <w:tabs>
+          <w:tab w:val="num" w:pos="5040"/>
+        </w:tabs>
+        <w:ind w:left="5040" w:hanging="360"/>
+      </w:pPr>
+      <w:rPr>
+        <w:rFonts w:ascii="Wingdings" w:hAnsi="Wingdings" w:hint="default"/>
+        <w:sz w:val="20"/>
+      </w:rPr>
+    </w:lvl>
+    <w:lvl w:ilvl="7" w:tentative="1">
+      <w:start w:val="1"/>
+      <w:numFmt w:val="bullet"/>
+      <w:lvlText w:val=""/>
+      <w:lvlJc w:val="left"/>
+      <w:pPr>
+        <w:tabs>
+          <w:tab w:val="num" w:pos="5760"/>
+        </w:tabs>
+        <w:ind w:left="5760" w:hanging="360"/>
+      </w:pPr>
+      <w:rPr>
+        <w:rFonts w:ascii="Wingdings" w:hAnsi="Wingdings" w:hint="default"/>
+        <w:sz w:val="20"/>
+      </w:rPr>
+    </w:lvl>
+    <w:lvl w:ilvl="8" w:tentative="1">
+      <w:start w:val="1"/>
+      <w:numFmt w:val="bullet"/>
+      <w:lvlText w:val=""/>
+      <w:lvlJc w:val="left"/>
+      <w:pPr>
+        <w:tabs>
+          <w:tab w:val="num" w:pos="6480"/>
+        </w:tabs>
+        <w:ind w:left="6480" w:hanging="360"/>
+      </w:pPr>
+      <w:rPr>
+        <w:rFonts w:ascii="Wingdings" w:hAnsi="Wingdings" w:hint="default"/>
+        <w:sz w:val="20"/>
+      </w:rPr>
+    </w:lvl>
+  </w:abstractNum>
+  <w:abstractNum w:abstractNumId="7" w15:restartNumberingAfterBreak="0">
     <w:nsid w:val="572C729E"/>
     <w:multiLevelType w:val="hybridMultilevel"/>
     <w:tmpl w:val="ADFAC132"/>
@@ -3684,7 +4853,120 @@
       </w:rPr>
     </w:lvl>
   </w:abstractNum>
-  <w:abstractNum w:abstractNumId="4" w15:restartNumberingAfterBreak="0">
+  <w:abstractNum w:abstractNumId="8" w15:restartNumberingAfterBreak="0">
+    <w:nsid w:val="5ACA4CCC"/>
+    <w:multiLevelType w:val="hybridMultilevel"/>
+    <w:tmpl w:val="F746D7B0"/>
+    <w:lvl w:ilvl="0" w:tplc="040E0001">
+      <w:start w:val="1"/>
+      <w:numFmt w:val="bullet"/>
+      <w:lvlText w:val=""/>
+      <w:lvlJc w:val="left"/>
+      <w:pPr>
+        <w:ind w:left="720" w:hanging="360"/>
+      </w:pPr>
+      <w:rPr>
+        <w:rFonts w:ascii="Symbol" w:hAnsi="Symbol" w:hint="default"/>
+      </w:rPr>
+    </w:lvl>
+    <w:lvl w:ilvl="1" w:tplc="040E0003" w:tentative="1">
+      <w:start w:val="1"/>
+      <w:numFmt w:val="bullet"/>
+      <w:lvlText w:val="o"/>
+      <w:lvlJc w:val="left"/>
+      <w:pPr>
+        <w:ind w:left="1440" w:hanging="360"/>
+      </w:pPr>
+      <w:rPr>
+        <w:rFonts w:ascii="Courier New" w:hAnsi="Courier New" w:cs="Courier New" w:hint="default"/>
+      </w:rPr>
+    </w:lvl>
+    <w:lvl w:ilvl="2" w:tplc="040E0005" w:tentative="1">
+      <w:start w:val="1"/>
+      <w:numFmt w:val="bullet"/>
+      <w:lvlText w:val=""/>
+      <w:lvlJc w:val="left"/>
+      <w:pPr>
+        <w:ind w:left="2160" w:hanging="360"/>
+      </w:pPr>
+      <w:rPr>
+        <w:rFonts w:ascii="Wingdings" w:hAnsi="Wingdings" w:hint="default"/>
+      </w:rPr>
+    </w:lvl>
+    <w:lvl w:ilvl="3" w:tplc="040E0001" w:tentative="1">
+      <w:start w:val="1"/>
+      <w:numFmt w:val="bullet"/>
+      <w:lvlText w:val=""/>
+      <w:lvlJc w:val="left"/>
+      <w:pPr>
+        <w:ind w:left="2880" w:hanging="360"/>
+      </w:pPr>
+      <w:rPr>
+        <w:rFonts w:ascii="Symbol" w:hAnsi="Symbol" w:hint="default"/>
+      </w:rPr>
+    </w:lvl>
+    <w:lvl w:ilvl="4" w:tplc="040E0003" w:tentative="1">
+      <w:start w:val="1"/>
+      <w:numFmt w:val="bullet"/>
+      <w:lvlText w:val="o"/>
+      <w:lvlJc w:val="left"/>
+      <w:pPr>
+        <w:ind w:left="3600" w:hanging="360"/>
+      </w:pPr>
+      <w:rPr>
+        <w:rFonts w:ascii="Courier New" w:hAnsi="Courier New" w:cs="Courier New" w:hint="default"/>
+      </w:rPr>
+    </w:lvl>
+    <w:lvl w:ilvl="5" w:tplc="040E0005" w:tentative="1">
+      <w:start w:val="1"/>
+      <w:numFmt w:val="bullet"/>
+      <w:lvlText w:val=""/>
+      <w:lvlJc w:val="left"/>
+      <w:pPr>
+        <w:ind w:left="4320" w:hanging="360"/>
+      </w:pPr>
+      <w:rPr>
+        <w:rFonts w:ascii="Wingdings" w:hAnsi="Wingdings" w:hint="default"/>
+      </w:rPr>
+    </w:lvl>
+    <w:lvl w:ilvl="6" w:tplc="040E0001" w:tentative="1">
+      <w:start w:val="1"/>
+      <w:numFmt w:val="bullet"/>
+      <w:lvlText w:val=""/>
+      <w:lvlJc w:val="left"/>
+      <w:pPr>
+        <w:ind w:left="5040" w:hanging="360"/>
+      </w:pPr>
+      <w:rPr>
+        <w:rFonts w:ascii="Symbol" w:hAnsi="Symbol" w:hint="default"/>
+      </w:rPr>
+    </w:lvl>
+    <w:lvl w:ilvl="7" w:tplc="040E0003" w:tentative="1">
+      <w:start w:val="1"/>
+      <w:numFmt w:val="bullet"/>
+      <w:lvlText w:val="o"/>
+      <w:lvlJc w:val="left"/>
+      <w:pPr>
+        <w:ind w:left="5760" w:hanging="360"/>
+      </w:pPr>
+      <w:rPr>
+        <w:rFonts w:ascii="Courier New" w:hAnsi="Courier New" w:cs="Courier New" w:hint="default"/>
+      </w:rPr>
+    </w:lvl>
+    <w:lvl w:ilvl="8" w:tplc="040E0005" w:tentative="1">
+      <w:start w:val="1"/>
+      <w:numFmt w:val="bullet"/>
+      <w:lvlText w:val=""/>
+      <w:lvlJc w:val="left"/>
+      <w:pPr>
+        <w:ind w:left="6480" w:hanging="360"/>
+      </w:pPr>
+      <w:rPr>
+        <w:rFonts w:ascii="Wingdings" w:hAnsi="Wingdings" w:hint="default"/>
+      </w:rPr>
+    </w:lvl>
+  </w:abstractNum>
+  <w:abstractNum w:abstractNumId="9" w15:restartNumberingAfterBreak="0">
     <w:nsid w:val="61CB723B"/>
     <w:multiLevelType w:val="multilevel"/>
     <w:tmpl w:val="36B4F7DC"/>
@@ -3854,7 +5136,7 @@
       </w:rPr>
     </w:lvl>
   </w:abstractNum>
-  <w:abstractNum w:abstractNumId="5" w15:restartNumberingAfterBreak="0">
+  <w:abstractNum w:abstractNumId="10" w15:restartNumberingAfterBreak="0">
     <w:nsid w:val="6FCB00C3"/>
     <w:multiLevelType w:val="hybridMultilevel"/>
     <w:tmpl w:val="C714FB8C"/>
@@ -4066,7 +5348,120 @@
       </w:rPr>
     </w:lvl>
   </w:abstractNum>
-  <w:abstractNum w:abstractNumId="6" w15:restartNumberingAfterBreak="0">
+  <w:abstractNum w:abstractNumId="11" w15:restartNumberingAfterBreak="0">
+    <w:nsid w:val="73C230A1"/>
+    <w:multiLevelType w:val="hybridMultilevel"/>
+    <w:tmpl w:val="B7781890"/>
+    <w:lvl w:ilvl="0" w:tplc="040E0001">
+      <w:start w:val="1"/>
+      <w:numFmt w:val="bullet"/>
+      <w:lvlText w:val=""/>
+      <w:lvlJc w:val="left"/>
+      <w:pPr>
+        <w:ind w:left="720" w:hanging="360"/>
+      </w:pPr>
+      <w:rPr>
+        <w:rFonts w:ascii="Symbol" w:hAnsi="Symbol" w:hint="default"/>
+      </w:rPr>
+    </w:lvl>
+    <w:lvl w:ilvl="1" w:tplc="040E0003" w:tentative="1">
+      <w:start w:val="1"/>
+      <w:numFmt w:val="bullet"/>
+      <w:lvlText w:val="o"/>
+      <w:lvlJc w:val="left"/>
+      <w:pPr>
+        <w:ind w:left="1440" w:hanging="360"/>
+      </w:pPr>
+      <w:rPr>
+        <w:rFonts w:ascii="Courier New" w:hAnsi="Courier New" w:cs="Courier New" w:hint="default"/>
+      </w:rPr>
+    </w:lvl>
+    <w:lvl w:ilvl="2" w:tplc="040E0005" w:tentative="1">
+      <w:start w:val="1"/>
+      <w:numFmt w:val="bullet"/>
+      <w:lvlText w:val=""/>
+      <w:lvlJc w:val="left"/>
+      <w:pPr>
+        <w:ind w:left="2160" w:hanging="360"/>
+      </w:pPr>
+      <w:rPr>
+        <w:rFonts w:ascii="Wingdings" w:hAnsi="Wingdings" w:hint="default"/>
+      </w:rPr>
+    </w:lvl>
+    <w:lvl w:ilvl="3" w:tplc="040E0001" w:tentative="1">
+      <w:start w:val="1"/>
+      <w:numFmt w:val="bullet"/>
+      <w:lvlText w:val=""/>
+      <w:lvlJc w:val="left"/>
+      <w:pPr>
+        <w:ind w:left="2880" w:hanging="360"/>
+      </w:pPr>
+      <w:rPr>
+        <w:rFonts w:ascii="Symbol" w:hAnsi="Symbol" w:hint="default"/>
+      </w:rPr>
+    </w:lvl>
+    <w:lvl w:ilvl="4" w:tplc="040E0003" w:tentative="1">
+      <w:start w:val="1"/>
+      <w:numFmt w:val="bullet"/>
+      <w:lvlText w:val="o"/>
+      <w:lvlJc w:val="left"/>
+      <w:pPr>
+        <w:ind w:left="3600" w:hanging="360"/>
+      </w:pPr>
+      <w:rPr>
+        <w:rFonts w:ascii="Courier New" w:hAnsi="Courier New" w:cs="Courier New" w:hint="default"/>
+      </w:rPr>
+    </w:lvl>
+    <w:lvl w:ilvl="5" w:tplc="040E0005" w:tentative="1">
+      <w:start w:val="1"/>
+      <w:numFmt w:val="bullet"/>
+      <w:lvlText w:val=""/>
+      <w:lvlJc w:val="left"/>
+      <w:pPr>
+        <w:ind w:left="4320" w:hanging="360"/>
+      </w:pPr>
+      <w:rPr>
+        <w:rFonts w:ascii="Wingdings" w:hAnsi="Wingdings" w:hint="default"/>
+      </w:rPr>
+    </w:lvl>
+    <w:lvl w:ilvl="6" w:tplc="040E0001" w:tentative="1">
+      <w:start w:val="1"/>
+      <w:numFmt w:val="bullet"/>
+      <w:lvlText w:val=""/>
+      <w:lvlJc w:val="left"/>
+      <w:pPr>
+        <w:ind w:left="5040" w:hanging="360"/>
+      </w:pPr>
+      <w:rPr>
+        <w:rFonts w:ascii="Symbol" w:hAnsi="Symbol" w:hint="default"/>
+      </w:rPr>
+    </w:lvl>
+    <w:lvl w:ilvl="7" w:tplc="040E0003" w:tentative="1">
+      <w:start w:val="1"/>
+      <w:numFmt w:val="bullet"/>
+      <w:lvlText w:val="o"/>
+      <w:lvlJc w:val="left"/>
+      <w:pPr>
+        <w:ind w:left="5760" w:hanging="360"/>
+      </w:pPr>
+      <w:rPr>
+        <w:rFonts w:ascii="Courier New" w:hAnsi="Courier New" w:cs="Courier New" w:hint="default"/>
+      </w:rPr>
+    </w:lvl>
+    <w:lvl w:ilvl="8" w:tplc="040E0005" w:tentative="1">
+      <w:start w:val="1"/>
+      <w:numFmt w:val="bullet"/>
+      <w:lvlText w:val=""/>
+      <w:lvlJc w:val="left"/>
+      <w:pPr>
+        <w:ind w:left="6480" w:hanging="360"/>
+      </w:pPr>
+      <w:rPr>
+        <w:rFonts w:ascii="Wingdings" w:hAnsi="Wingdings" w:hint="default"/>
+      </w:rPr>
+    </w:lvl>
+  </w:abstractNum>
+  <w:abstractNum w:abstractNumId="12" w15:restartNumberingAfterBreak="0">
     <w:nsid w:val="775678D5"/>
     <w:multiLevelType w:val="hybridMultilevel"/>
     <w:tmpl w:val="C41E4B3E"/>
@@ -4190,7 +5585,156 @@
       </w:rPr>
     </w:lvl>
   </w:abstractNum>
-  <w:abstractNum w:abstractNumId="7" w15:restartNumberingAfterBreak="0">
+  <w:abstractNum w:abstractNumId="13" w15:restartNumberingAfterBreak="0">
+    <w:nsid w:val="792D03AC"/>
+    <w:multiLevelType w:val="multilevel"/>
+    <w:tmpl w:val="2ECEE5CE"/>
+    <w:lvl w:ilvl="0">
+      <w:start w:val="1"/>
+      <w:numFmt w:val="bullet"/>
+      <w:lvlText w:val=""/>
+      <w:lvlJc w:val="left"/>
+      <w:pPr>
+        <w:tabs>
+          <w:tab w:val="num" w:pos="720"/>
+        </w:tabs>
+        <w:ind w:left="720" w:hanging="360"/>
+      </w:pPr>
+      <w:rPr>
+        <w:rFonts w:ascii="Symbol" w:hAnsi="Symbol" w:hint="default"/>
+        <w:sz w:val="20"/>
+      </w:rPr>
+    </w:lvl>
+    <w:lvl w:ilvl="1" w:tentative="1">
+      <w:start w:val="1"/>
+      <w:numFmt w:val="bullet"/>
+      <w:lvlText w:val="o"/>
+      <w:lvlJc w:val="left"/>
+      <w:pPr>
+        <w:tabs>
+          <w:tab w:val="num" w:pos="1440"/>
+        </w:tabs>
+        <w:ind w:left="1440" w:hanging="360"/>
+      </w:pPr>
+      <w:rPr>
+        <w:rFonts w:ascii="Courier New" w:hAnsi="Courier New" w:hint="default"/>
+        <w:sz w:val="20"/>
+      </w:rPr>
+    </w:lvl>
+    <w:lvl w:ilvl="2" w:tentative="1">
+      <w:start w:val="1"/>
+      <w:numFmt w:val="bullet"/>
+      <w:lvlText w:val=""/>
+      <w:lvlJc w:val="left"/>
+      <w:pPr>
+        <w:tabs>
+          <w:tab w:val="num" w:pos="2160"/>
+        </w:tabs>
+        <w:ind w:left="2160" w:hanging="360"/>
+      </w:pPr>
+      <w:rPr>
+        <w:rFonts w:ascii="Wingdings" w:hAnsi="Wingdings" w:hint="default"/>
+        <w:sz w:val="20"/>
+      </w:rPr>
+    </w:lvl>
+    <w:lvl w:ilvl="3" w:tentative="1">
+      <w:start w:val="1"/>
+      <w:numFmt w:val="bullet"/>
+      <w:lvlText w:val=""/>
+      <w:lvlJc w:val="left"/>
+      <w:pPr>
+        <w:tabs>
+          <w:tab w:val="num" w:pos="2880"/>
+        </w:tabs>
+        <w:ind w:left="2880" w:hanging="360"/>
+      </w:pPr>
+      <w:rPr>
+        <w:rFonts w:ascii="Wingdings" w:hAnsi="Wingdings" w:hint="default"/>
+        <w:sz w:val="20"/>
+      </w:rPr>
+    </w:lvl>
+    <w:lvl w:ilvl="4" w:tentative="1">
+      <w:start w:val="1"/>
+      <w:numFmt w:val="bullet"/>
+      <w:lvlText w:val=""/>
+      <w:lvlJc w:val="left"/>
+      <w:pPr>
+        <w:tabs>
+          <w:tab w:val="num" w:pos="3600"/>
+        </w:tabs>
+        <w:ind w:left="3600" w:hanging="360"/>
+      </w:pPr>
+      <w:rPr>
+        <w:rFonts w:ascii="Wingdings" w:hAnsi="Wingdings" w:hint="default"/>
+        <w:sz w:val="20"/>
+      </w:rPr>
+    </w:lvl>
+    <w:lvl w:ilvl="5" w:tentative="1">
+      <w:start w:val="1"/>
+      <w:numFmt w:val="bullet"/>
+      <w:lvlText w:val=""/>
+      <w:lvlJc w:val="left"/>
+      <w:pPr>
+        <w:tabs>
+          <w:tab w:val="num" w:pos="4320"/>
+        </w:tabs>
+        <w:ind w:left="4320" w:hanging="360"/>
+      </w:pPr>
+      <w:rPr>
+        <w:rFonts w:ascii="Wingdings" w:hAnsi="Wingdings" w:hint="default"/>
+        <w:sz w:val="20"/>
+      </w:rPr>
+    </w:lvl>
+    <w:lvl w:ilvl="6" w:tentative="1">
+      <w:start w:val="1"/>
+      <w:numFmt w:val="bullet"/>
+      <w:lvlText w:val=""/>
+      <w:lvlJc w:val="left"/>
+      <w:pPr>
+        <w:tabs>
+          <w:tab w:val="num" w:pos="5040"/>
+        </w:tabs>
+        <w:ind w:left="5040" w:hanging="360"/>
+      </w:pPr>
+      <w:rPr>
+        <w:rFonts w:ascii="Wingdings" w:hAnsi="Wingdings" w:hint="default"/>
+        <w:sz w:val="20"/>
+      </w:rPr>
+    </w:lvl>
+    <w:lvl w:ilvl="7" w:tentative="1">
+      <w:start w:val="1"/>
+      <w:numFmt w:val="bullet"/>
+      <w:lvlText w:val=""/>
+      <w:lvlJc w:val="left"/>
+      <w:pPr>
+        <w:tabs>
+          <w:tab w:val="num" w:pos="5760"/>
+        </w:tabs>
+        <w:ind w:left="5760" w:hanging="360"/>
+      </w:pPr>
+      <w:rPr>
+        <w:rFonts w:ascii="Wingdings" w:hAnsi="Wingdings" w:hint="default"/>
+        <w:sz w:val="20"/>
+      </w:rPr>
+    </w:lvl>
+    <w:lvl w:ilvl="8" w:tentative="1">
+      <w:start w:val="1"/>
+      <w:numFmt w:val="bullet"/>
+      <w:lvlText w:val=""/>
+      <w:lvlJc w:val="left"/>
+      <w:pPr>
+        <w:tabs>
+          <w:tab w:val="num" w:pos="6480"/>
+        </w:tabs>
+        <w:ind w:left="6480" w:hanging="360"/>
+      </w:pPr>
+      <w:rPr>
+        <w:rFonts w:ascii="Wingdings" w:hAnsi="Wingdings" w:hint="default"/>
+        <w:sz w:val="20"/>
+      </w:rPr>
+    </w:lvl>
+  </w:abstractNum>
+  <w:abstractNum w:abstractNumId="14" w15:restartNumberingAfterBreak="0">
     <w:nsid w:val="7BF707CE"/>
     <w:multiLevelType w:val="hybridMultilevel"/>
     <w:tmpl w:val="42D66026"/>
@@ -4303,7 +5847,7 @@
       </w:rPr>
     </w:lvl>
   </w:abstractNum>
-  <w:abstractNum w:abstractNumId="8" w15:restartNumberingAfterBreak="0">
+  <w:abstractNum w:abstractNumId="15" w15:restartNumberingAfterBreak="0">
     <w:nsid w:val="7D3703A8"/>
     <w:multiLevelType w:val="hybridMultilevel"/>
     <w:tmpl w:val="FF8C243A"/>
@@ -4417,10 +5961,10 @@
     </w:lvl>
   </w:abstractNum>
   <w:num w:numId="1" w16cid:durableId="846288006">
-    <w:abstractNumId w:val="4"/>
+    <w:abstractNumId w:val="9"/>
   </w:num>
   <w:num w:numId="2" w16cid:durableId="1919823679">
-    <w:abstractNumId w:val="4"/>
+    <w:abstractNumId w:val="9"/>
     <w:lvlOverride w:ilvl="0">
       <w:startOverride w:val="1"/>
     </w:lvlOverride>
@@ -4450,7 +5994,7 @@
     </w:lvlOverride>
   </w:num>
   <w:num w:numId="3" w16cid:durableId="1603535383">
-    <w:abstractNumId w:val="4"/>
+    <w:abstractNumId w:val="9"/>
     <w:lvlOverride w:ilvl="0">
       <w:startOverride w:val="1"/>
     </w:lvlOverride>
@@ -4480,7 +6024,7 @@
     </w:lvlOverride>
   </w:num>
   <w:num w:numId="4" w16cid:durableId="422186358">
-    <w:abstractNumId w:val="4"/>
+    <w:abstractNumId w:val="9"/>
     <w:lvlOverride w:ilvl="0">
       <w:startOverride w:val="1"/>
     </w:lvlOverride>
@@ -4510,7 +6054,7 @@
     </w:lvlOverride>
   </w:num>
   <w:num w:numId="5" w16cid:durableId="256132139">
-    <w:abstractNumId w:val="4"/>
+    <w:abstractNumId w:val="9"/>
     <w:lvlOverride w:ilvl="0">
       <w:startOverride w:val="1"/>
     </w:lvlOverride>
@@ -4540,7 +6084,7 @@
     </w:lvlOverride>
   </w:num>
   <w:num w:numId="6" w16cid:durableId="557593968">
-    <w:abstractNumId w:val="4"/>
+    <w:abstractNumId w:val="9"/>
     <w:lvlOverride w:ilvl="0">
       <w:startOverride w:val="1"/>
     </w:lvlOverride>
@@ -4570,7 +6114,7 @@
     </w:lvlOverride>
   </w:num>
   <w:num w:numId="7" w16cid:durableId="513151322">
-    <w:abstractNumId w:val="4"/>
+    <w:abstractNumId w:val="9"/>
     <w:lvlOverride w:ilvl="0">
       <w:startOverride w:val="1"/>
     </w:lvlOverride>
@@ -4600,148 +6144,169 @@
     </w:lvlOverride>
   </w:num>
   <w:num w:numId="8" w16cid:durableId="1806971787">
+    <w:abstractNumId w:val="14"/>
+  </w:num>
+  <w:num w:numId="9" w16cid:durableId="1964538679">
+    <w:abstractNumId w:val="9"/>
+    <w:lvlOverride w:ilvl="0">
+      <w:startOverride w:val="1"/>
+    </w:lvlOverride>
+    <w:lvlOverride w:ilvl="1">
+      <w:startOverride w:val="1"/>
+    </w:lvlOverride>
+    <w:lvlOverride w:ilvl="2">
+      <w:startOverride w:val="1"/>
+    </w:lvlOverride>
+    <w:lvlOverride w:ilvl="3">
+      <w:startOverride w:val="1"/>
+    </w:lvlOverride>
+    <w:lvlOverride w:ilvl="4">
+      <w:startOverride w:val="1"/>
+    </w:lvlOverride>
+    <w:lvlOverride w:ilvl="5">
+      <w:startOverride w:val="1"/>
+    </w:lvlOverride>
+    <w:lvlOverride w:ilvl="6">
+      <w:startOverride w:val="1"/>
+    </w:lvlOverride>
+    <w:lvlOverride w:ilvl="7">
+      <w:startOverride w:val="1"/>
+    </w:lvlOverride>
+    <w:lvlOverride w:ilvl="8">
+      <w:startOverride w:val="1"/>
+    </w:lvlOverride>
+  </w:num>
+  <w:num w:numId="10" w16cid:durableId="15887404">
+    <w:abstractNumId w:val="9"/>
+    <w:lvlOverride w:ilvl="0">
+      <w:startOverride w:val="9"/>
+    </w:lvlOverride>
+    <w:lvlOverride w:ilvl="1">
+      <w:startOverride w:val="1"/>
+    </w:lvlOverride>
+    <w:lvlOverride w:ilvl="2">
+      <w:startOverride w:val="1"/>
+    </w:lvlOverride>
+    <w:lvlOverride w:ilvl="3">
+      <w:startOverride w:val="1"/>
+    </w:lvlOverride>
+    <w:lvlOverride w:ilvl="4">
+      <w:startOverride w:val="1"/>
+    </w:lvlOverride>
+    <w:lvlOverride w:ilvl="5">
+      <w:startOverride w:val="1"/>
+    </w:lvlOverride>
+    <w:lvlOverride w:ilvl="6">
+      <w:startOverride w:val="1"/>
+    </w:lvlOverride>
+    <w:lvlOverride w:ilvl="7">
+      <w:startOverride w:val="1"/>
+    </w:lvlOverride>
+    <w:lvlOverride w:ilvl="8">
+      <w:startOverride w:val="1"/>
+    </w:lvlOverride>
+  </w:num>
+  <w:num w:numId="11" w16cid:durableId="1277978621">
+    <w:abstractNumId w:val="9"/>
+    <w:lvlOverride w:ilvl="0">
+      <w:startOverride w:val="1"/>
+    </w:lvlOverride>
+    <w:lvlOverride w:ilvl="1">
+      <w:startOverride w:val="1"/>
+    </w:lvlOverride>
+    <w:lvlOverride w:ilvl="2">
+      <w:startOverride w:val="1"/>
+    </w:lvlOverride>
+    <w:lvlOverride w:ilvl="3">
+      <w:startOverride w:val="1"/>
+    </w:lvlOverride>
+    <w:lvlOverride w:ilvl="4">
+      <w:startOverride w:val="1"/>
+    </w:lvlOverride>
+    <w:lvlOverride w:ilvl="5">
+      <w:startOverride w:val="1"/>
+    </w:lvlOverride>
+    <w:lvlOverride w:ilvl="6">
+      <w:startOverride w:val="1"/>
+    </w:lvlOverride>
+    <w:lvlOverride w:ilvl="7">
+      <w:startOverride w:val="1"/>
+    </w:lvlOverride>
+    <w:lvlOverride w:ilvl="8">
+      <w:startOverride w:val="1"/>
+    </w:lvlOverride>
+  </w:num>
+  <w:num w:numId="12" w16cid:durableId="1530874771">
+    <w:abstractNumId w:val="10"/>
+  </w:num>
+  <w:num w:numId="13" w16cid:durableId="1303463559">
     <w:abstractNumId w:val="7"/>
   </w:num>
-  <w:num w:numId="9" w16cid:durableId="1964538679">
-    <w:abstractNumId w:val="4"/>
-    <w:lvlOverride w:ilvl="0">
-      <w:startOverride w:val="1"/>
-    </w:lvlOverride>
-    <w:lvlOverride w:ilvl="1">
-      <w:startOverride w:val="1"/>
-    </w:lvlOverride>
-    <w:lvlOverride w:ilvl="2">
-      <w:startOverride w:val="1"/>
-    </w:lvlOverride>
-    <w:lvlOverride w:ilvl="3">
-      <w:startOverride w:val="1"/>
-    </w:lvlOverride>
-    <w:lvlOverride w:ilvl="4">
-      <w:startOverride w:val="1"/>
-    </w:lvlOverride>
-    <w:lvlOverride w:ilvl="5">
-      <w:startOverride w:val="1"/>
-    </w:lvlOverride>
-    <w:lvlOverride w:ilvl="6">
-      <w:startOverride w:val="1"/>
-    </w:lvlOverride>
-    <w:lvlOverride w:ilvl="7">
-      <w:startOverride w:val="1"/>
-    </w:lvlOverride>
-    <w:lvlOverride w:ilvl="8">
-      <w:startOverride w:val="1"/>
-    </w:lvlOverride>
+  <w:num w:numId="14" w16cid:durableId="2109886121">
+    <w:abstractNumId w:val="12"/>
   </w:num>
-  <w:num w:numId="10" w16cid:durableId="15887404">
-    <w:abstractNumId w:val="4"/>
-    <w:lvlOverride w:ilvl="0">
-      <w:startOverride w:val="9"/>
-    </w:lvlOverride>
-    <w:lvlOverride w:ilvl="1">
-      <w:startOverride w:val="1"/>
-    </w:lvlOverride>
-    <w:lvlOverride w:ilvl="2">
-      <w:startOverride w:val="1"/>
-    </w:lvlOverride>
-    <w:lvlOverride w:ilvl="3">
-      <w:startOverride w:val="1"/>
-    </w:lvlOverride>
-    <w:lvlOverride w:ilvl="4">
-      <w:startOverride w:val="1"/>
-    </w:lvlOverride>
-    <w:lvlOverride w:ilvl="5">
-      <w:startOverride w:val="1"/>
-    </w:lvlOverride>
-    <w:lvlOverride w:ilvl="6">
-      <w:startOverride w:val="1"/>
-    </w:lvlOverride>
-    <w:lvlOverride w:ilvl="7">
-      <w:startOverride w:val="1"/>
-    </w:lvlOverride>
-    <w:lvlOverride w:ilvl="8">
-      <w:startOverride w:val="1"/>
-    </w:lvlOverride>
-  </w:num>
-  <w:num w:numId="11" w16cid:durableId="1277978621">
-    <w:abstractNumId w:val="4"/>
-    <w:lvlOverride w:ilvl="0">
-      <w:startOverride w:val="1"/>
-    </w:lvlOverride>
-    <w:lvlOverride w:ilvl="1">
-      <w:startOverride w:val="1"/>
-    </w:lvlOverride>
-    <w:lvlOverride w:ilvl="2">
-      <w:startOverride w:val="1"/>
-    </w:lvlOverride>
-    <w:lvlOverride w:ilvl="3">
-      <w:startOverride w:val="1"/>
-    </w:lvlOverride>
-    <w:lvlOverride w:ilvl="4">
-      <w:startOverride w:val="1"/>
-    </w:lvlOverride>
-    <w:lvlOverride w:ilvl="5">
-      <w:startOverride w:val="1"/>
-    </w:lvlOverride>
-    <w:lvlOverride w:ilvl="6">
-      <w:startOverride w:val="1"/>
-    </w:lvlOverride>
-    <w:lvlOverride w:ilvl="7">
-      <w:startOverride w:val="1"/>
-    </w:lvlOverride>
-    <w:lvlOverride w:ilvl="8">
-      <w:startOverride w:val="1"/>
-    </w:lvlOverride>
-  </w:num>
-  <w:num w:numId="12" w16cid:durableId="1530874771">
+  <w:num w:numId="15" w16cid:durableId="1225214267">
     <w:abstractNumId w:val="5"/>
   </w:num>
-  <w:num w:numId="13" w16cid:durableId="1303463559">
+  <w:num w:numId="16" w16cid:durableId="456216154">
+    <w:abstractNumId w:val="9"/>
+    <w:lvlOverride w:ilvl="0">
+      <w:startOverride w:val="1"/>
+    </w:lvlOverride>
+    <w:lvlOverride w:ilvl="1">
+      <w:startOverride w:val="1"/>
+    </w:lvlOverride>
+    <w:lvlOverride w:ilvl="2">
+      <w:startOverride w:val="1"/>
+    </w:lvlOverride>
+    <w:lvlOverride w:ilvl="3">
+      <w:startOverride w:val="1"/>
+    </w:lvlOverride>
+    <w:lvlOverride w:ilvl="4">
+      <w:startOverride w:val="1"/>
+    </w:lvlOverride>
+    <w:lvlOverride w:ilvl="5">
+      <w:startOverride w:val="1"/>
+    </w:lvlOverride>
+    <w:lvlOverride w:ilvl="6">
+      <w:startOverride w:val="1"/>
+    </w:lvlOverride>
+    <w:lvlOverride w:ilvl="7">
+      <w:startOverride w:val="1"/>
+    </w:lvlOverride>
+    <w:lvlOverride w:ilvl="8">
+      <w:startOverride w:val="1"/>
+    </w:lvlOverride>
+  </w:num>
+  <w:num w:numId="17" w16cid:durableId="1855528978">
     <w:abstractNumId w:val="3"/>
   </w:num>
-  <w:num w:numId="14" w16cid:durableId="2109886121">
-    <w:abstractNumId w:val="6"/>
-  </w:num>
-  <w:num w:numId="15" w16cid:durableId="1225214267">
-    <w:abstractNumId w:val="2"/>
-  </w:num>
-  <w:num w:numId="16" w16cid:durableId="456216154">
-    <w:abstractNumId w:val="4"/>
-    <w:lvlOverride w:ilvl="0">
-      <w:startOverride w:val="1"/>
-    </w:lvlOverride>
-    <w:lvlOverride w:ilvl="1">
-      <w:startOverride w:val="1"/>
-    </w:lvlOverride>
-    <w:lvlOverride w:ilvl="2">
-      <w:startOverride w:val="1"/>
-    </w:lvlOverride>
-    <w:lvlOverride w:ilvl="3">
-      <w:startOverride w:val="1"/>
-    </w:lvlOverride>
-    <w:lvlOverride w:ilvl="4">
-      <w:startOverride w:val="1"/>
-    </w:lvlOverride>
-    <w:lvlOverride w:ilvl="5">
-      <w:startOverride w:val="1"/>
-    </w:lvlOverride>
-    <w:lvlOverride w:ilvl="6">
-      <w:startOverride w:val="1"/>
-    </w:lvlOverride>
-    <w:lvlOverride w:ilvl="7">
-      <w:startOverride w:val="1"/>
-    </w:lvlOverride>
-    <w:lvlOverride w:ilvl="8">
-      <w:startOverride w:val="1"/>
-    </w:lvlOverride>
-  </w:num>
-  <w:num w:numId="17" w16cid:durableId="1855528978">
-    <w:abstractNumId w:val="1"/>
-  </w:num>
   <w:num w:numId="18" w16cid:durableId="1802652368">
-    <w:abstractNumId w:val="8"/>
+    <w:abstractNumId w:val="15"/>
   </w:num>
   <w:num w:numId="19" w16cid:durableId="308680502">
     <w:abstractNumId w:val="0"/>
+  </w:num>
+  <w:num w:numId="20" w16cid:durableId="281230999">
+    <w:abstractNumId w:val="11"/>
+  </w:num>
+  <w:num w:numId="21" w16cid:durableId="646134155">
+    <w:abstractNumId w:val="8"/>
+  </w:num>
+  <w:num w:numId="22" w16cid:durableId="395474856">
+    <w:abstractNumId w:val="1"/>
+  </w:num>
+  <w:num w:numId="23" w16cid:durableId="1053582573">
+    <w:abstractNumId w:val="6"/>
+  </w:num>
+  <w:num w:numId="24" w16cid:durableId="1813517667">
+    <w:abstractNumId w:val="4"/>
+  </w:num>
+  <w:num w:numId="25" w16cid:durableId="669259440">
+    <w:abstractNumId w:val="2"/>
+  </w:num>
+  <w:num w:numId="26" w16cid:durableId="1193836023">
+    <w:abstractNumId w:val="13"/>
   </w:num>
 </w:numbering>
 </file>
@@ -5983,6 +7548,47 @@
       </w:tblBorders>
     </w:tblPr>
   </w:style>
+  <w:style w:type="paragraph" w:styleId="NormlWeb">
+    <w:name w:val="Normal (Web)"/>
+    <w:basedOn w:val="Norml"/>
+    <w:uiPriority w:val="99"/>
+    <w:unhideWhenUsed/>
+    <w:rsid w:val="00827223"/>
+    <w:pPr>
+      <w:spacing w:before="100" w:beforeAutospacing="1" w:after="100" w:afterAutospacing="1" w:line="240" w:lineRule="auto"/>
+      <w:ind w:firstLine="0"/>
+      <w:jc w:val="left"/>
+    </w:pPr>
+    <w:rPr>
+      <w:rFonts w:eastAsia="Times New Roman" w:cs="Times New Roman"/>
+      <w:szCs w:val="24"/>
+      <w:lang w:eastAsia="hu-HU"/>
+    </w:rPr>
+  </w:style>
+  <w:style w:type="character" w:styleId="Kiemels2">
+    <w:name w:val="Strong"/>
+    <w:basedOn w:val="Bekezdsalapbettpusa"/>
+    <w:uiPriority w:val="22"/>
+    <w:qFormat/>
+    <w:rsid w:val="00827223"/>
+    <w:rPr>
+      <w:b/>
+      <w:bCs/>
+    </w:rPr>
+  </w:style>
+  <w:style w:type="character" w:styleId="HTML-kd">
+    <w:name w:val="HTML Code"/>
+    <w:basedOn w:val="Bekezdsalapbettpusa"/>
+    <w:uiPriority w:val="99"/>
+    <w:semiHidden/>
+    <w:unhideWhenUsed/>
+    <w:rsid w:val="00827223"/>
+    <w:rPr>
+      <w:rFonts w:ascii="Courier New" w:eastAsia="Times New Roman" w:hAnsi="Courier New" w:cs="Courier New"/>
+      <w:sz w:val="20"/>
+      <w:szCs w:val="20"/>
+    </w:rPr>
+  </w:style>
 </w:styles>
 </file>
 

--- a/Szakdolgozat_Piszkozat.docx
+++ b/Szakdolgozat_Piszkozat.docx
@@ -98,19 +98,8 @@
           <w:sz w:val="32"/>
           <w:szCs w:val="28"/>
         </w:rPr>
-        <w:t xml:space="preserve">Programtervező Informatikus </w:t>
-      </w:r>
-      <w:proofErr w:type="spellStart"/>
-      <w:r>
-        <w:rPr>
-          <w:rFonts w:cs="Times New Roman"/>
-          <w:color w:val="000000" w:themeColor="text1"/>
-          <w:sz w:val="32"/>
-          <w:szCs w:val="28"/>
-        </w:rPr>
-        <w:t>BSc</w:t>
-      </w:r>
-      <w:proofErr w:type="spellEnd"/>
+        <w:t>Programtervező Informatikus BSc</w:t>
+      </w:r>
     </w:p>
     <w:p>
       <w:pPr>
@@ -304,7 +293,7 @@
     </w:p>
     <w:p>
       <w:pPr>
-        <w:pStyle w:val="Cm"/>
+        <w:pStyle w:val="Title"/>
         <w:rPr>
           <w:color w:val="FF0000"/>
         </w:rPr>
@@ -406,7 +395,7 @@
     </w:p>
     <w:p>
       <w:pPr>
-        <w:pStyle w:val="Cm"/>
+        <w:pStyle w:val="Title"/>
         <w:spacing w:after="480" w:line="360" w:lineRule="auto"/>
       </w:pPr>
       <w:bookmarkStart w:id="1" w:name="_Toc68948683"/>
@@ -538,7 +527,7 @@
       </w:r>
       <w:r>
         <w:rPr>
-          <w:rStyle w:val="Lbjegyzet-hivatkozs"/>
+          <w:rStyle w:val="FootnoteReference"/>
           <w:i/>
           <w:iCs/>
           <w:color w:val="FF0000"/>
@@ -580,7 +569,7 @@
     </w:p>
     <w:tbl>
       <w:tblPr>
-        <w:tblStyle w:val="Rcsostblzat"/>
+        <w:tblStyle w:val="TableGrid0"/>
         <w:tblW w:w="5000" w:type="pct"/>
         <w:tblLook w:val="04A0" w:firstRow="1" w:lastRow="0" w:firstColumn="1" w:lastColumn="0" w:noHBand="0" w:noVBand="1"/>
       </w:tblPr>
@@ -687,15 +676,7 @@
             </w:pPr>
             <w:r>
               <w:lastRenderedPageBreak/>
-              <w:t>GPT-4o (</w:t>
-            </w:r>
-            <w:proofErr w:type="spellStart"/>
-            <w:r>
-              <w:t>OpenAI</w:t>
-            </w:r>
-            <w:proofErr w:type="spellEnd"/>
-            <w:r>
-              <w:t>)</w:t>
+              <w:t>GPT-4o (OpenAI)</w:t>
             </w:r>
           </w:p>
         </w:tc>
@@ -926,23 +907,13 @@
         </w:rPr>
         <w:t xml:space="preserve">, </w:t>
       </w:r>
-      <w:proofErr w:type="gramStart"/>
       <w:r>
         <w:rPr>
           <w:rFonts w:cs="Times New Roman"/>
           <w:color w:val="FF0000"/>
           <w:szCs w:val="24"/>
         </w:rPr>
-        <w:t>20..</w:t>
-      </w:r>
-      <w:proofErr w:type="gramEnd"/>
-      <w:r>
-        <w:rPr>
-          <w:rFonts w:cs="Times New Roman"/>
-          <w:color w:val="FF0000"/>
-          <w:szCs w:val="24"/>
-        </w:rPr>
-        <w:t xml:space="preserve"> &lt;&lt;hónap neve&gt;&gt; &lt;&lt;nap</w:t>
+        <w:t>20.. &lt;&lt;hónap neve&gt;&gt; &lt;&lt;nap</w:t>
       </w:r>
       <w:r>
         <w:rPr>
@@ -1026,7 +997,7 @@
     </w:p>
     <w:p>
       <w:pPr>
-        <w:pStyle w:val="Cm"/>
+        <w:pStyle w:val="Title"/>
         <w:spacing w:after="480" w:line="360" w:lineRule="auto"/>
       </w:pPr>
       <w:r>
@@ -1183,23 +1154,13 @@
         </w:rPr>
         <w:t xml:space="preserve">, </w:t>
       </w:r>
-      <w:proofErr w:type="gramStart"/>
       <w:r>
         <w:rPr>
           <w:rFonts w:cs="Times New Roman"/>
           <w:color w:val="FF0000"/>
           <w:szCs w:val="24"/>
         </w:rPr>
-        <w:t>20..</w:t>
-      </w:r>
-      <w:proofErr w:type="gramEnd"/>
-      <w:r>
-        <w:rPr>
-          <w:rFonts w:cs="Times New Roman"/>
-          <w:color w:val="FF0000"/>
-          <w:szCs w:val="24"/>
-        </w:rPr>
-        <w:t xml:space="preserve"> &lt;&lt;hónap neve&gt;&gt; &lt;&lt;nap&gt;&gt;.</w:t>
+        <w:t>20.. &lt;&lt;hónap neve&gt;&gt; &lt;&lt;nap&gt;&gt;.</w:t>
       </w:r>
     </w:p>
     <w:p>
@@ -1415,15 +1376,7 @@
         <w:t xml:space="preserve"> </w:t>
       </w:r>
       <w:r>
-        <w:t xml:space="preserve">A cím </w:t>
-      </w:r>
-      <w:proofErr w:type="spellStart"/>
-      <w:r>
-        <w:t>Title</w:t>
-      </w:r>
-      <w:proofErr w:type="spellEnd"/>
-      <w:r>
-        <w:t xml:space="preserve"> stílusú</w:t>
+        <w:t>A cím Title stílusú</w:t>
       </w:r>
       <w:r>
         <w:t>, formázása</w:t>
@@ -1432,23 +1385,15 @@
         <w:t xml:space="preserve">: </w:t>
       </w:r>
       <w:r>
-        <w:t xml:space="preserve">Times New Roman, nagybetű, 14 </w:t>
-      </w:r>
-      <w:proofErr w:type="spellStart"/>
-      <w:r>
-        <w:t>pt</w:t>
-      </w:r>
-      <w:proofErr w:type="spellEnd"/>
+        <w:t xml:space="preserve">Times New Roman, nagybetű, 14 pt, </w:t>
+      </w:r>
+      <w:r>
+        <w:t>félkövér</w:t>
+      </w:r>
       <w:r>
         <w:t xml:space="preserve">, </w:t>
       </w:r>
       <w:r>
-        <w:t>félkövér</w:t>
-      </w:r>
-      <w:r>
-        <w:t xml:space="preserve">, </w:t>
-      </w:r>
-      <w:r>
         <w:t>középre igazított</w:t>
       </w:r>
       <w:r>
@@ -1464,15 +1409,7 @@
         <w:t>, formázása</w:t>
       </w:r>
       <w:r>
-        <w:t xml:space="preserve">: Times New Roman, 12 </w:t>
-      </w:r>
-      <w:proofErr w:type="spellStart"/>
-      <w:r>
-        <w:t>pt</w:t>
-      </w:r>
-      <w:proofErr w:type="spellEnd"/>
-      <w:r>
-        <w:t xml:space="preserve">, </w:t>
+        <w:t xml:space="preserve">: Times New Roman, 12 pt, </w:t>
       </w:r>
       <w:r>
         <w:t>sorkizárt</w:t>
@@ -1676,7 +1613,7 @@
       <w:sdtContent>
         <w:p>
           <w:pPr>
-            <w:pStyle w:val="Tartalomjegyzkcmsora"/>
+            <w:pStyle w:val="TOCHeading"/>
             <w:spacing w:after="480"/>
             <w:rPr>
               <w:rStyle w:val="Title1Char"/>
@@ -1695,7 +1632,7 @@
         </w:p>
         <w:p>
           <w:pPr>
-            <w:pStyle w:val="TJ1"/>
+            <w:pStyle w:val="TOC1"/>
             <w:rPr>
               <w:rFonts w:asciiTheme="minorHAnsi" w:eastAsiaTheme="minorEastAsia" w:hAnsiTheme="minorHAnsi" w:cstheme="minorBidi"/>
               <w:b w:val="0"/>
@@ -1716,10 +1653,10 @@
           <w:r>
             <w:fldChar w:fldCharType="separate"/>
           </w:r>
-          <w:hyperlink w:anchor="_Toc214225545" w:history="1">
-            <w:r>
-              <w:rPr>
-                <w:rStyle w:val="Hiperhivatkozs"/>
+          <w:hyperlink w:anchor="_Toc214435370" w:history="1">
+            <w:r>
+              <w:rPr>
+                <w:rStyle w:val="Hyperlink"/>
                 <w:noProof/>
               </w:rPr>
               <w:t>Jelölésjegyzék</w:t>
@@ -1743,7 +1680,7 @@
                 <w:noProof/>
                 <w:webHidden/>
               </w:rPr>
-              <w:instrText xml:space="preserve"> PAGEREF _Toc214225545 \h </w:instrText>
+              <w:instrText xml:space="preserve"> PAGEREF _Toc214435370 \h </w:instrText>
             </w:r>
             <w:r>
               <w:rPr>
@@ -1776,7 +1713,7 @@
         </w:p>
         <w:p>
           <w:pPr>
-            <w:pStyle w:val="TJ1"/>
+            <w:pStyle w:val="TOC1"/>
             <w:rPr>
               <w:rFonts w:asciiTheme="minorHAnsi" w:eastAsiaTheme="minorEastAsia" w:hAnsiTheme="minorHAnsi" w:cstheme="minorBidi"/>
               <w:b w:val="0"/>
@@ -1788,10 +1725,10 @@
               <w14:ligatures w14:val="standardContextual"/>
             </w:rPr>
           </w:pPr>
-          <w:hyperlink w:anchor="_Toc214225546" w:history="1">
-            <w:r>
-              <w:rPr>
-                <w:rStyle w:val="Hiperhivatkozs"/>
+          <w:hyperlink w:anchor="_Toc214435371" w:history="1">
+            <w:r>
+              <w:rPr>
+                <w:rStyle w:val="Hyperlink"/>
                 <w:noProof/>
               </w:rPr>
               <w:t>1.</w:t>
@@ -1811,7 +1748,7 @@
             </w:r>
             <w:r>
               <w:rPr>
-                <w:rStyle w:val="Hiperhivatkozs"/>
+                <w:rStyle w:val="Hyperlink"/>
                 <w:noProof/>
               </w:rPr>
               <w:t>Bevezetés</w:t>
@@ -1835,7 +1772,7 @@
                 <w:noProof/>
                 <w:webHidden/>
               </w:rPr>
-              <w:instrText xml:space="preserve"> PAGEREF _Toc214225546 \h </w:instrText>
+              <w:instrText xml:space="preserve"> PAGEREF _Toc214435371 \h </w:instrText>
             </w:r>
             <w:r>
               <w:rPr>
@@ -1868,7 +1805,7 @@
         </w:p>
         <w:p>
           <w:pPr>
-            <w:pStyle w:val="TJ1"/>
+            <w:pStyle w:val="TOC1"/>
             <w:rPr>
               <w:rFonts w:asciiTheme="minorHAnsi" w:eastAsiaTheme="minorEastAsia" w:hAnsiTheme="minorHAnsi" w:cstheme="minorBidi"/>
               <w:b w:val="0"/>
@@ -1880,10 +1817,10 @@
               <w14:ligatures w14:val="standardContextual"/>
             </w:rPr>
           </w:pPr>
-          <w:hyperlink w:anchor="_Toc214225547" w:history="1">
-            <w:r>
-              <w:rPr>
-                <w:rStyle w:val="Hiperhivatkozs"/>
+          <w:hyperlink w:anchor="_Toc214435372" w:history="1">
+            <w:r>
+              <w:rPr>
+                <w:rStyle w:val="Hyperlink"/>
                 <w:noProof/>
               </w:rPr>
               <w:t>2.</w:t>
@@ -1903,7 +1840,7 @@
             </w:r>
             <w:r>
               <w:rPr>
-                <w:rStyle w:val="Hiperhivatkozs"/>
+                <w:rStyle w:val="Hyperlink"/>
                 <w:noProof/>
               </w:rPr>
               <w:t>Megvalósítás</w:t>
@@ -1927,7 +1864,7 @@
                 <w:noProof/>
                 <w:webHidden/>
               </w:rPr>
-              <w:instrText xml:space="preserve"> PAGEREF _Toc214225547 \h </w:instrText>
+              <w:instrText xml:space="preserve"> PAGEREF _Toc214435372 \h </w:instrText>
             </w:r>
             <w:r>
               <w:rPr>
@@ -1960,7 +1897,7 @@
         </w:p>
         <w:p>
           <w:pPr>
-            <w:pStyle w:val="TJ2"/>
+            <w:pStyle w:val="TOC2"/>
             <w:rPr>
               <w:rFonts w:asciiTheme="minorHAnsi" w:eastAsiaTheme="minorEastAsia" w:hAnsiTheme="minorHAnsi" w:cstheme="minorBidi"/>
               <w:noProof/>
@@ -1970,10 +1907,10 @@
               <w14:ligatures w14:val="standardContextual"/>
             </w:rPr>
           </w:pPr>
-          <w:hyperlink w:anchor="_Toc214225548" w:history="1">
-            <w:r>
-              <w:rPr>
-                <w:rStyle w:val="Hiperhivatkozs"/>
+          <w:hyperlink w:anchor="_Toc214435375" w:history="1">
+            <w:r>
+              <w:rPr>
+                <w:rStyle w:val="Hyperlink"/>
                 <w:noProof/>
                 <w14:scene3d>
                   <w14:camera w14:prst="orthographicFront"/>
@@ -1982,7 +1919,7 @@
                   </w14:lightRig>
                 </w14:scene3d>
               </w:rPr>
-              <w:t>1.1.</w:t>
+              <w:t>2.1.</w:t>
             </w:r>
             <w:r>
               <w:rPr>
@@ -1997,7 +1934,7 @@
             </w:r>
             <w:r>
               <w:rPr>
-                <w:rStyle w:val="Hiperhivatkozs"/>
+                <w:rStyle w:val="Hyperlink"/>
                 <w:noProof/>
               </w:rPr>
               <w:t>C# Programozási Nyelv</w:t>
@@ -2021,7 +1958,7 @@
                 <w:noProof/>
                 <w:webHidden/>
               </w:rPr>
-              <w:instrText xml:space="preserve"> PAGEREF _Toc214225548 \h </w:instrText>
+              <w:instrText xml:space="preserve"> PAGEREF _Toc214435375 \h </w:instrText>
             </w:r>
             <w:r>
               <w:rPr>
@@ -2042,6 +1979,842 @@
                 <w:webHidden/>
               </w:rPr>
               <w:t>12</w:t>
+            </w:r>
+            <w:r>
+              <w:rPr>
+                <w:noProof/>
+                <w:webHidden/>
+              </w:rPr>
+              <w:fldChar w:fldCharType="end"/>
+            </w:r>
+          </w:hyperlink>
+        </w:p>
+        <w:p>
+          <w:pPr>
+            <w:pStyle w:val="TOC2"/>
+            <w:rPr>
+              <w:rFonts w:asciiTheme="minorHAnsi" w:eastAsiaTheme="minorEastAsia" w:hAnsiTheme="minorHAnsi" w:cstheme="minorBidi"/>
+              <w:noProof/>
+              <w:kern w:val="2"/>
+              <w:szCs w:val="24"/>
+              <w:lang w:eastAsia="hu-HU"/>
+              <w14:ligatures w14:val="standardContextual"/>
+            </w:rPr>
+          </w:pPr>
+          <w:hyperlink w:anchor="_Toc214435376" w:history="1">
+            <w:r>
+              <w:rPr>
+                <w:rStyle w:val="Hyperlink"/>
+                <w:noProof/>
+                <w14:scene3d>
+                  <w14:camera w14:prst="orthographicFront"/>
+                  <w14:lightRig w14:rig="threePt" w14:dir="t">
+                    <w14:rot w14:lat="0" w14:lon="0" w14:rev="0"/>
+                  </w14:lightRig>
+                </w14:scene3d>
+              </w:rPr>
+              <w:t>2.2.</w:t>
+            </w:r>
+            <w:r>
+              <w:rPr>
+                <w:rFonts w:asciiTheme="minorHAnsi" w:eastAsiaTheme="minorEastAsia" w:hAnsiTheme="minorHAnsi" w:cstheme="minorBidi"/>
+                <w:noProof/>
+                <w:kern w:val="2"/>
+                <w:szCs w:val="24"/>
+                <w:lang w:eastAsia="hu-HU"/>
+                <w14:ligatures w14:val="standardContextual"/>
+              </w:rPr>
+              <w:tab/>
+            </w:r>
+            <w:r>
+              <w:rPr>
+                <w:rStyle w:val="Hyperlink"/>
+                <w:noProof/>
+              </w:rPr>
+              <w:t>.NET MAUI mint az alkalmazás front-end keretrendszere</w:t>
+            </w:r>
+            <w:r>
+              <w:rPr>
+                <w:noProof/>
+                <w:webHidden/>
+              </w:rPr>
+              <w:tab/>
+            </w:r>
+            <w:r>
+              <w:rPr>
+                <w:noProof/>
+                <w:webHidden/>
+              </w:rPr>
+              <w:fldChar w:fldCharType="begin"/>
+            </w:r>
+            <w:r>
+              <w:rPr>
+                <w:noProof/>
+                <w:webHidden/>
+              </w:rPr>
+              <w:instrText xml:space="preserve"> PAGEREF _Toc214435376 \h </w:instrText>
+            </w:r>
+            <w:r>
+              <w:rPr>
+                <w:noProof/>
+                <w:webHidden/>
+              </w:rPr>
+            </w:r>
+            <w:r>
+              <w:rPr>
+                <w:noProof/>
+                <w:webHidden/>
+              </w:rPr>
+              <w:fldChar w:fldCharType="separate"/>
+            </w:r>
+            <w:r>
+              <w:rPr>
+                <w:noProof/>
+                <w:webHidden/>
+              </w:rPr>
+              <w:t>13</w:t>
+            </w:r>
+            <w:r>
+              <w:rPr>
+                <w:noProof/>
+                <w:webHidden/>
+              </w:rPr>
+              <w:fldChar w:fldCharType="end"/>
+            </w:r>
+          </w:hyperlink>
+        </w:p>
+        <w:p>
+          <w:pPr>
+            <w:pStyle w:val="TOC2"/>
+            <w:rPr>
+              <w:rFonts w:asciiTheme="minorHAnsi" w:eastAsiaTheme="minorEastAsia" w:hAnsiTheme="minorHAnsi" w:cstheme="minorBidi"/>
+              <w:noProof/>
+              <w:kern w:val="2"/>
+              <w:szCs w:val="24"/>
+              <w:lang w:eastAsia="hu-HU"/>
+              <w14:ligatures w14:val="standardContextual"/>
+            </w:rPr>
+          </w:pPr>
+          <w:hyperlink w:anchor="_Toc214435377" w:history="1">
+            <w:r>
+              <w:rPr>
+                <w:rStyle w:val="Hyperlink"/>
+                <w:noProof/>
+                <w14:scene3d>
+                  <w14:camera w14:prst="orthographicFront"/>
+                  <w14:lightRig w14:rig="threePt" w14:dir="t">
+                    <w14:rot w14:lat="0" w14:lon="0" w14:rev="0"/>
+                  </w14:lightRig>
+                </w14:scene3d>
+              </w:rPr>
+              <w:t>2.3.</w:t>
+            </w:r>
+            <w:r>
+              <w:rPr>
+                <w:rFonts w:asciiTheme="minorHAnsi" w:eastAsiaTheme="minorEastAsia" w:hAnsiTheme="minorHAnsi" w:cstheme="minorBidi"/>
+                <w:noProof/>
+                <w:kern w:val="2"/>
+                <w:szCs w:val="24"/>
+                <w:lang w:eastAsia="hu-HU"/>
+                <w14:ligatures w14:val="standardContextual"/>
+              </w:rPr>
+              <w:tab/>
+            </w:r>
+            <w:r>
+              <w:rPr>
+                <w:rStyle w:val="Hyperlink"/>
+                <w:noProof/>
+              </w:rPr>
+              <w:t>MS SQL Server mint központi adatbázis-kezelő rendszer</w:t>
+            </w:r>
+            <w:r>
+              <w:rPr>
+                <w:noProof/>
+                <w:webHidden/>
+              </w:rPr>
+              <w:tab/>
+            </w:r>
+            <w:r>
+              <w:rPr>
+                <w:noProof/>
+                <w:webHidden/>
+              </w:rPr>
+              <w:fldChar w:fldCharType="begin"/>
+            </w:r>
+            <w:r>
+              <w:rPr>
+                <w:noProof/>
+                <w:webHidden/>
+              </w:rPr>
+              <w:instrText xml:space="preserve"> PAGEREF _Toc214435377 \h </w:instrText>
+            </w:r>
+            <w:r>
+              <w:rPr>
+                <w:noProof/>
+                <w:webHidden/>
+              </w:rPr>
+            </w:r>
+            <w:r>
+              <w:rPr>
+                <w:noProof/>
+                <w:webHidden/>
+              </w:rPr>
+              <w:fldChar w:fldCharType="separate"/>
+            </w:r>
+            <w:r>
+              <w:rPr>
+                <w:noProof/>
+                <w:webHidden/>
+              </w:rPr>
+              <w:t>14</w:t>
+            </w:r>
+            <w:r>
+              <w:rPr>
+                <w:noProof/>
+                <w:webHidden/>
+              </w:rPr>
+              <w:fldChar w:fldCharType="end"/>
+            </w:r>
+          </w:hyperlink>
+        </w:p>
+        <w:p>
+          <w:pPr>
+            <w:pStyle w:val="TOC3"/>
+            <w:rPr>
+              <w:rFonts w:asciiTheme="minorHAnsi" w:eastAsiaTheme="minorEastAsia" w:hAnsiTheme="minorHAnsi" w:cstheme="minorBidi"/>
+              <w:iCs w:val="0"/>
+              <w:noProof/>
+              <w:kern w:val="2"/>
+              <w:szCs w:val="24"/>
+              <w:lang w:eastAsia="hu-HU"/>
+              <w14:ligatures w14:val="standardContextual"/>
+            </w:rPr>
+          </w:pPr>
+          <w:hyperlink w:anchor="_Toc214435378" w:history="1">
+            <w:r>
+              <w:rPr>
+                <w:rStyle w:val="Hyperlink"/>
+                <w:rFonts w:ascii="Arial" w:hAnsi="Arial"/>
+                <w:noProof/>
+              </w:rPr>
+              <w:t>2.3.1.</w:t>
+            </w:r>
+            <w:r>
+              <w:rPr>
+                <w:rFonts w:asciiTheme="minorHAnsi" w:eastAsiaTheme="minorEastAsia" w:hAnsiTheme="minorHAnsi" w:cstheme="minorBidi"/>
+                <w:iCs w:val="0"/>
+                <w:noProof/>
+                <w:kern w:val="2"/>
+                <w:szCs w:val="24"/>
+                <w:lang w:eastAsia="hu-HU"/>
+                <w14:ligatures w14:val="standardContextual"/>
+              </w:rPr>
+              <w:tab/>
+            </w:r>
+            <w:r>
+              <w:rPr>
+                <w:rStyle w:val="Hyperlink"/>
+                <w:noProof/>
+              </w:rPr>
+              <w:t>Skálázhatóság</w:t>
+            </w:r>
+            <w:r>
+              <w:rPr>
+                <w:noProof/>
+                <w:webHidden/>
+              </w:rPr>
+              <w:tab/>
+            </w:r>
+            <w:r>
+              <w:rPr>
+                <w:noProof/>
+                <w:webHidden/>
+              </w:rPr>
+              <w:fldChar w:fldCharType="begin"/>
+            </w:r>
+            <w:r>
+              <w:rPr>
+                <w:noProof/>
+                <w:webHidden/>
+              </w:rPr>
+              <w:instrText xml:space="preserve"> PAGEREF _Toc214435378 \h </w:instrText>
+            </w:r>
+            <w:r>
+              <w:rPr>
+                <w:noProof/>
+                <w:webHidden/>
+              </w:rPr>
+            </w:r>
+            <w:r>
+              <w:rPr>
+                <w:noProof/>
+                <w:webHidden/>
+              </w:rPr>
+              <w:fldChar w:fldCharType="separate"/>
+            </w:r>
+            <w:r>
+              <w:rPr>
+                <w:noProof/>
+                <w:webHidden/>
+              </w:rPr>
+              <w:t>14</w:t>
+            </w:r>
+            <w:r>
+              <w:rPr>
+                <w:noProof/>
+                <w:webHidden/>
+              </w:rPr>
+              <w:fldChar w:fldCharType="end"/>
+            </w:r>
+          </w:hyperlink>
+        </w:p>
+        <w:p>
+          <w:pPr>
+            <w:pStyle w:val="TOC3"/>
+            <w:rPr>
+              <w:rFonts w:asciiTheme="minorHAnsi" w:eastAsiaTheme="minorEastAsia" w:hAnsiTheme="minorHAnsi" w:cstheme="minorBidi"/>
+              <w:iCs w:val="0"/>
+              <w:noProof/>
+              <w:kern w:val="2"/>
+              <w:szCs w:val="24"/>
+              <w:lang w:eastAsia="hu-HU"/>
+              <w14:ligatures w14:val="standardContextual"/>
+            </w:rPr>
+          </w:pPr>
+          <w:hyperlink w:anchor="_Toc214435379" w:history="1">
+            <w:r>
+              <w:rPr>
+                <w:rStyle w:val="Hyperlink"/>
+                <w:rFonts w:ascii="Arial" w:hAnsi="Arial"/>
+                <w:noProof/>
+              </w:rPr>
+              <w:t>2.3.2.</w:t>
+            </w:r>
+            <w:r>
+              <w:rPr>
+                <w:rFonts w:asciiTheme="minorHAnsi" w:eastAsiaTheme="minorEastAsia" w:hAnsiTheme="minorHAnsi" w:cstheme="minorBidi"/>
+                <w:iCs w:val="0"/>
+                <w:noProof/>
+                <w:kern w:val="2"/>
+                <w:szCs w:val="24"/>
+                <w:lang w:eastAsia="hu-HU"/>
+                <w14:ligatures w14:val="standardContextual"/>
+              </w:rPr>
+              <w:tab/>
+            </w:r>
+            <w:r>
+              <w:rPr>
+                <w:rStyle w:val="Hyperlink"/>
+                <w:noProof/>
+              </w:rPr>
+              <w:t>Gyorsaság (Teljesítmény)</w:t>
+            </w:r>
+            <w:r>
+              <w:rPr>
+                <w:noProof/>
+                <w:webHidden/>
+              </w:rPr>
+              <w:tab/>
+            </w:r>
+            <w:r>
+              <w:rPr>
+                <w:noProof/>
+                <w:webHidden/>
+              </w:rPr>
+              <w:fldChar w:fldCharType="begin"/>
+            </w:r>
+            <w:r>
+              <w:rPr>
+                <w:noProof/>
+                <w:webHidden/>
+              </w:rPr>
+              <w:instrText xml:space="preserve"> PAGEREF _Toc214435379 \h </w:instrText>
+            </w:r>
+            <w:r>
+              <w:rPr>
+                <w:noProof/>
+                <w:webHidden/>
+              </w:rPr>
+            </w:r>
+            <w:r>
+              <w:rPr>
+                <w:noProof/>
+                <w:webHidden/>
+              </w:rPr>
+              <w:fldChar w:fldCharType="separate"/>
+            </w:r>
+            <w:r>
+              <w:rPr>
+                <w:noProof/>
+                <w:webHidden/>
+              </w:rPr>
+              <w:t>15</w:t>
+            </w:r>
+            <w:r>
+              <w:rPr>
+                <w:noProof/>
+                <w:webHidden/>
+              </w:rPr>
+              <w:fldChar w:fldCharType="end"/>
+            </w:r>
+          </w:hyperlink>
+        </w:p>
+        <w:p>
+          <w:pPr>
+            <w:pStyle w:val="TOC3"/>
+            <w:rPr>
+              <w:rFonts w:asciiTheme="minorHAnsi" w:eastAsiaTheme="minorEastAsia" w:hAnsiTheme="minorHAnsi" w:cstheme="minorBidi"/>
+              <w:iCs w:val="0"/>
+              <w:noProof/>
+              <w:kern w:val="2"/>
+              <w:szCs w:val="24"/>
+              <w:lang w:eastAsia="hu-HU"/>
+              <w14:ligatures w14:val="standardContextual"/>
+            </w:rPr>
+          </w:pPr>
+          <w:hyperlink w:anchor="_Toc214435380" w:history="1">
+            <w:r>
+              <w:rPr>
+                <w:rStyle w:val="Hyperlink"/>
+                <w:rFonts w:ascii="Arial" w:hAnsi="Arial"/>
+                <w:noProof/>
+              </w:rPr>
+              <w:t>2.3.3.</w:t>
+            </w:r>
+            <w:r>
+              <w:rPr>
+                <w:rFonts w:asciiTheme="minorHAnsi" w:eastAsiaTheme="minorEastAsia" w:hAnsiTheme="minorHAnsi" w:cstheme="minorBidi"/>
+                <w:iCs w:val="0"/>
+                <w:noProof/>
+                <w:kern w:val="2"/>
+                <w:szCs w:val="24"/>
+                <w:lang w:eastAsia="hu-HU"/>
+                <w14:ligatures w14:val="standardContextual"/>
+              </w:rPr>
+              <w:tab/>
+            </w:r>
+            <w:r>
+              <w:rPr>
+                <w:rStyle w:val="Hyperlink"/>
+                <w:noProof/>
+              </w:rPr>
+              <w:t>Megbízhatóság</w:t>
+            </w:r>
+            <w:r>
+              <w:rPr>
+                <w:noProof/>
+                <w:webHidden/>
+              </w:rPr>
+              <w:tab/>
+            </w:r>
+            <w:r>
+              <w:rPr>
+                <w:noProof/>
+                <w:webHidden/>
+              </w:rPr>
+              <w:fldChar w:fldCharType="begin"/>
+            </w:r>
+            <w:r>
+              <w:rPr>
+                <w:noProof/>
+                <w:webHidden/>
+              </w:rPr>
+              <w:instrText xml:space="preserve"> PAGEREF _Toc214435380 \h </w:instrText>
+            </w:r>
+            <w:r>
+              <w:rPr>
+                <w:noProof/>
+                <w:webHidden/>
+              </w:rPr>
+            </w:r>
+            <w:r>
+              <w:rPr>
+                <w:noProof/>
+                <w:webHidden/>
+              </w:rPr>
+              <w:fldChar w:fldCharType="separate"/>
+            </w:r>
+            <w:r>
+              <w:rPr>
+                <w:noProof/>
+                <w:webHidden/>
+              </w:rPr>
+              <w:t>15</w:t>
+            </w:r>
+            <w:r>
+              <w:rPr>
+                <w:noProof/>
+                <w:webHidden/>
+              </w:rPr>
+              <w:fldChar w:fldCharType="end"/>
+            </w:r>
+          </w:hyperlink>
+        </w:p>
+        <w:p>
+          <w:pPr>
+            <w:pStyle w:val="TOC2"/>
+            <w:rPr>
+              <w:rFonts w:asciiTheme="minorHAnsi" w:eastAsiaTheme="minorEastAsia" w:hAnsiTheme="minorHAnsi" w:cstheme="minorBidi"/>
+              <w:noProof/>
+              <w:kern w:val="2"/>
+              <w:szCs w:val="24"/>
+              <w:lang w:eastAsia="hu-HU"/>
+              <w14:ligatures w14:val="standardContextual"/>
+            </w:rPr>
+          </w:pPr>
+          <w:hyperlink w:anchor="_Toc214435381" w:history="1">
+            <w:r>
+              <w:rPr>
+                <w:rStyle w:val="Hyperlink"/>
+                <w:noProof/>
+                <w14:scene3d>
+                  <w14:camera w14:prst="orthographicFront"/>
+                  <w14:lightRig w14:rig="threePt" w14:dir="t">
+                    <w14:rot w14:lat="0" w14:lon="0" w14:rev="0"/>
+                  </w14:lightRig>
+                </w14:scene3d>
+              </w:rPr>
+              <w:t>2.4.</w:t>
+            </w:r>
+            <w:r>
+              <w:rPr>
+                <w:rFonts w:asciiTheme="minorHAnsi" w:eastAsiaTheme="minorEastAsia" w:hAnsiTheme="minorHAnsi" w:cstheme="minorBidi"/>
+                <w:noProof/>
+                <w:kern w:val="2"/>
+                <w:szCs w:val="24"/>
+                <w:lang w:eastAsia="hu-HU"/>
+                <w14:ligatures w14:val="standardContextual"/>
+              </w:rPr>
+              <w:tab/>
+            </w:r>
+            <w:r>
+              <w:rPr>
+                <w:rStyle w:val="Hyperlink"/>
+                <w:noProof/>
+              </w:rPr>
+              <w:t>Visual Studio 2022</w:t>
+            </w:r>
+            <w:r>
+              <w:rPr>
+                <w:noProof/>
+                <w:webHidden/>
+              </w:rPr>
+              <w:tab/>
+            </w:r>
+            <w:r>
+              <w:rPr>
+                <w:noProof/>
+                <w:webHidden/>
+              </w:rPr>
+              <w:fldChar w:fldCharType="begin"/>
+            </w:r>
+            <w:r>
+              <w:rPr>
+                <w:noProof/>
+                <w:webHidden/>
+              </w:rPr>
+              <w:instrText xml:space="preserve"> PAGEREF _Toc214435381 \h </w:instrText>
+            </w:r>
+            <w:r>
+              <w:rPr>
+                <w:noProof/>
+                <w:webHidden/>
+              </w:rPr>
+            </w:r>
+            <w:r>
+              <w:rPr>
+                <w:noProof/>
+                <w:webHidden/>
+              </w:rPr>
+              <w:fldChar w:fldCharType="separate"/>
+            </w:r>
+            <w:r>
+              <w:rPr>
+                <w:noProof/>
+                <w:webHidden/>
+              </w:rPr>
+              <w:t>16</w:t>
+            </w:r>
+            <w:r>
+              <w:rPr>
+                <w:noProof/>
+                <w:webHidden/>
+              </w:rPr>
+              <w:fldChar w:fldCharType="end"/>
+            </w:r>
+          </w:hyperlink>
+        </w:p>
+        <w:p>
+          <w:pPr>
+            <w:pStyle w:val="TOC1"/>
+            <w:rPr>
+              <w:rFonts w:asciiTheme="minorHAnsi" w:eastAsiaTheme="minorEastAsia" w:hAnsiTheme="minorHAnsi" w:cstheme="minorBidi"/>
+              <w:b w:val="0"/>
+              <w:bCs w:val="0"/>
+              <w:noProof/>
+              <w:kern w:val="2"/>
+              <w:szCs w:val="24"/>
+              <w:lang w:eastAsia="hu-HU"/>
+              <w14:ligatures w14:val="standardContextual"/>
+            </w:rPr>
+          </w:pPr>
+          <w:hyperlink w:anchor="_Toc214435382" w:history="1">
+            <w:r>
+              <w:rPr>
+                <w:rStyle w:val="Hyperlink"/>
+                <w:rFonts w:ascii="Arial" w:hAnsi="Arial"/>
+                <w:noProof/>
+              </w:rPr>
+              <w:t>3.</w:t>
+            </w:r>
+            <w:r>
+              <w:rPr>
+                <w:rFonts w:asciiTheme="minorHAnsi" w:eastAsiaTheme="minorEastAsia" w:hAnsiTheme="minorHAnsi" w:cstheme="minorBidi"/>
+                <w:b w:val="0"/>
+                <w:bCs w:val="0"/>
+                <w:noProof/>
+                <w:kern w:val="2"/>
+                <w:szCs w:val="24"/>
+                <w:lang w:eastAsia="hu-HU"/>
+                <w14:ligatures w14:val="standardContextual"/>
+              </w:rPr>
+              <w:tab/>
+            </w:r>
+            <w:r>
+              <w:rPr>
+                <w:rStyle w:val="Hyperlink"/>
+                <w:noProof/>
+              </w:rPr>
+              <w:t>Piackutatás</w:t>
+            </w:r>
+            <w:r>
+              <w:rPr>
+                <w:noProof/>
+                <w:webHidden/>
+              </w:rPr>
+              <w:tab/>
+            </w:r>
+            <w:r>
+              <w:rPr>
+                <w:noProof/>
+                <w:webHidden/>
+              </w:rPr>
+              <w:fldChar w:fldCharType="begin"/>
+            </w:r>
+            <w:r>
+              <w:rPr>
+                <w:noProof/>
+                <w:webHidden/>
+              </w:rPr>
+              <w:instrText xml:space="preserve"> PAGEREF _Toc214435382 \h </w:instrText>
+            </w:r>
+            <w:r>
+              <w:rPr>
+                <w:noProof/>
+                <w:webHidden/>
+              </w:rPr>
+            </w:r>
+            <w:r>
+              <w:rPr>
+                <w:noProof/>
+                <w:webHidden/>
+              </w:rPr>
+              <w:fldChar w:fldCharType="separate"/>
+            </w:r>
+            <w:r>
+              <w:rPr>
+                <w:noProof/>
+                <w:webHidden/>
+              </w:rPr>
+              <w:t>17</w:t>
+            </w:r>
+            <w:r>
+              <w:rPr>
+                <w:noProof/>
+                <w:webHidden/>
+              </w:rPr>
+              <w:fldChar w:fldCharType="end"/>
+            </w:r>
+          </w:hyperlink>
+        </w:p>
+        <w:p>
+          <w:pPr>
+            <w:pStyle w:val="TOC2"/>
+            <w:rPr>
+              <w:rFonts w:asciiTheme="minorHAnsi" w:eastAsiaTheme="minorEastAsia" w:hAnsiTheme="minorHAnsi" w:cstheme="minorBidi"/>
+              <w:noProof/>
+              <w:kern w:val="2"/>
+              <w:szCs w:val="24"/>
+              <w:lang w:eastAsia="hu-HU"/>
+              <w14:ligatures w14:val="standardContextual"/>
+            </w:rPr>
+          </w:pPr>
+          <w:hyperlink w:anchor="_Toc214435383" w:history="1">
+            <w:r>
+              <w:rPr>
+                <w:rStyle w:val="Hyperlink"/>
+                <w:noProof/>
+                <w14:scene3d>
+                  <w14:camera w14:prst="orthographicFront"/>
+                  <w14:lightRig w14:rig="threePt" w14:dir="t">
+                    <w14:rot w14:lat="0" w14:lon="0" w14:rev="0"/>
+                  </w14:lightRig>
+                </w14:scene3d>
+              </w:rPr>
+              <w:t>3.1.</w:t>
+            </w:r>
+            <w:r>
+              <w:rPr>
+                <w:rFonts w:asciiTheme="minorHAnsi" w:eastAsiaTheme="minorEastAsia" w:hAnsiTheme="minorHAnsi" w:cstheme="minorBidi"/>
+                <w:noProof/>
+                <w:kern w:val="2"/>
+                <w:szCs w:val="24"/>
+                <w:lang w:eastAsia="hu-HU"/>
+                <w14:ligatures w14:val="standardContextual"/>
+              </w:rPr>
+              <w:tab/>
+            </w:r>
+            <w:r>
+              <w:rPr>
+                <w:rStyle w:val="Hyperlink"/>
+                <w:noProof/>
+              </w:rPr>
+              <w:t>Journl</w:t>
+            </w:r>
+            <w:r>
+              <w:rPr>
+                <w:noProof/>
+                <w:webHidden/>
+              </w:rPr>
+              <w:tab/>
+            </w:r>
+            <w:r>
+              <w:rPr>
+                <w:noProof/>
+                <w:webHidden/>
+              </w:rPr>
+              <w:fldChar w:fldCharType="begin"/>
+            </w:r>
+            <w:r>
+              <w:rPr>
+                <w:noProof/>
+                <w:webHidden/>
+              </w:rPr>
+              <w:instrText xml:space="preserve"> PAGEREF _Toc214435383 \h </w:instrText>
+            </w:r>
+            <w:r>
+              <w:rPr>
+                <w:noProof/>
+                <w:webHidden/>
+              </w:rPr>
+            </w:r>
+            <w:r>
+              <w:rPr>
+                <w:noProof/>
+                <w:webHidden/>
+              </w:rPr>
+              <w:fldChar w:fldCharType="separate"/>
+            </w:r>
+            <w:r>
+              <w:rPr>
+                <w:noProof/>
+                <w:webHidden/>
+              </w:rPr>
+              <w:t>17</w:t>
+            </w:r>
+            <w:r>
+              <w:rPr>
+                <w:noProof/>
+                <w:webHidden/>
+              </w:rPr>
+              <w:fldChar w:fldCharType="end"/>
+            </w:r>
+          </w:hyperlink>
+        </w:p>
+        <w:p>
+          <w:pPr>
+            <w:pStyle w:val="TOC2"/>
+            <w:rPr>
+              <w:rFonts w:asciiTheme="minorHAnsi" w:eastAsiaTheme="minorEastAsia" w:hAnsiTheme="minorHAnsi" w:cstheme="minorBidi"/>
+              <w:noProof/>
+              <w:kern w:val="2"/>
+              <w:szCs w:val="24"/>
+              <w:lang w:eastAsia="hu-HU"/>
+              <w14:ligatures w14:val="standardContextual"/>
+            </w:rPr>
+          </w:pPr>
+          <w:hyperlink w:anchor="_Toc214435384" w:history="1">
+            <w:r>
+              <w:rPr>
+                <w:rStyle w:val="Hyperlink"/>
+                <w:noProof/>
+                <w14:scene3d>
+                  <w14:camera w14:prst="orthographicFront"/>
+                  <w14:lightRig w14:rig="threePt" w14:dir="t">
+                    <w14:rot w14:lat="0" w14:lon="0" w14:rev="0"/>
+                  </w14:lightRig>
+                </w14:scene3d>
+              </w:rPr>
+              <w:t>3.2.</w:t>
+            </w:r>
+            <w:r>
+              <w:rPr>
+                <w:rFonts w:asciiTheme="minorHAnsi" w:eastAsiaTheme="minorEastAsia" w:hAnsiTheme="minorHAnsi" w:cstheme="minorBidi"/>
+                <w:noProof/>
+                <w:kern w:val="2"/>
+                <w:szCs w:val="24"/>
+                <w:lang w:eastAsia="hu-HU"/>
+                <w14:ligatures w14:val="standardContextual"/>
+              </w:rPr>
+              <w:tab/>
+            </w:r>
+            <w:r>
+              <w:rPr>
+                <w:rStyle w:val="Hyperlink"/>
+                <w:noProof/>
+              </w:rPr>
+              <w:t>Doctolib</w:t>
+            </w:r>
+            <w:r>
+              <w:rPr>
+                <w:noProof/>
+                <w:webHidden/>
+              </w:rPr>
+              <w:tab/>
+            </w:r>
+            <w:r>
+              <w:rPr>
+                <w:noProof/>
+                <w:webHidden/>
+              </w:rPr>
+              <w:fldChar w:fldCharType="begin"/>
+            </w:r>
+            <w:r>
+              <w:rPr>
+                <w:noProof/>
+                <w:webHidden/>
+              </w:rPr>
+              <w:instrText xml:space="preserve"> PAGEREF _Toc214435384 \h </w:instrText>
+            </w:r>
+            <w:r>
+              <w:rPr>
+                <w:noProof/>
+                <w:webHidden/>
+              </w:rPr>
+            </w:r>
+            <w:r>
+              <w:rPr>
+                <w:noProof/>
+                <w:webHidden/>
+              </w:rPr>
+              <w:fldChar w:fldCharType="separate"/>
+            </w:r>
+            <w:r>
+              <w:rPr>
+                <w:noProof/>
+                <w:webHidden/>
+              </w:rPr>
+              <w:t>18</w:t>
             </w:r>
             <w:r>
               <w:rPr>
@@ -2101,7 +2874,7 @@
       <w:pPr>
         <w:pStyle w:val="Cmsor1-szmozatlan"/>
       </w:pPr>
-      <w:bookmarkStart w:id="3" w:name="_Toc214225545"/>
+      <w:bookmarkStart w:id="3" w:name="_Toc214435370"/>
       <w:r>
         <w:lastRenderedPageBreak/>
         <w:t>Jelölésjegyzék</w:t>
@@ -2110,7 +2883,7 @@
     </w:p>
     <w:tbl>
       <w:tblPr>
-        <w:tblStyle w:val="Rcsostblzat"/>
+        <w:tblStyle w:val="TableGrid0"/>
         <w:tblW w:w="8642" w:type="dxa"/>
         <w:tblBorders>
           <w:top w:val="none" w:sz="0" w:space="0" w:color="auto"/>
@@ -2152,21 +2925,8 @@
               <w:ind w:firstLine="0"/>
               <w:jc w:val="left"/>
             </w:pPr>
-            <w:proofErr w:type="spellStart"/>
-            <w:r>
-              <w:t>Artificial</w:t>
-            </w:r>
-            <w:proofErr w:type="spellEnd"/>
-            <w:r>
-              <w:t xml:space="preserve"> </w:t>
-            </w:r>
-            <w:proofErr w:type="spellStart"/>
-            <w:r>
-              <w:t>Intelligence</w:t>
-            </w:r>
-            <w:proofErr w:type="spellEnd"/>
-            <w:r>
-              <w:t xml:space="preserve"> (Mesterséges Intelligencia)</w:t>
+            <w:r>
+              <w:t>Artificial Intelligence (Mesterséges Intelligencia)</w:t>
             </w:r>
           </w:p>
         </w:tc>
@@ -2197,21 +2957,8 @@
               <w:ind w:firstLine="0"/>
               <w:jc w:val="left"/>
             </w:pPr>
-            <w:proofErr w:type="spellStart"/>
-            <w:r>
-              <w:t>Graphical</w:t>
-            </w:r>
-            <w:proofErr w:type="spellEnd"/>
-            <w:r>
-              <w:t xml:space="preserve"> </w:t>
-            </w:r>
-            <w:proofErr w:type="spellStart"/>
-            <w:r>
-              <w:t>Processing</w:t>
-            </w:r>
-            <w:proofErr w:type="spellEnd"/>
-            <w:r>
-              <w:t xml:space="preserve"> Unit (Grafikus Processzor / Grafikus Feldolgozó Egység)</w:t>
+            <w:r>
+              <w:t>Graphical Processing Unit (Grafikus Processzor / Grafikus Feldolgozó Egység)</w:t>
             </w:r>
           </w:p>
         </w:tc>
@@ -2242,29 +2989,8 @@
               <w:ind w:firstLine="0"/>
               <w:jc w:val="left"/>
             </w:pPr>
-            <w:proofErr w:type="spellStart"/>
-            <w:r>
-              <w:t>Application</w:t>
-            </w:r>
-            <w:proofErr w:type="spellEnd"/>
-            <w:r>
-              <w:t xml:space="preserve"> </w:t>
-            </w:r>
-            <w:proofErr w:type="spellStart"/>
-            <w:r>
-              <w:t>Programming</w:t>
-            </w:r>
-            <w:proofErr w:type="spellEnd"/>
-            <w:r>
-              <w:t xml:space="preserve"> </w:t>
-            </w:r>
-            <w:proofErr w:type="spellStart"/>
-            <w:r>
-              <w:t>Interface</w:t>
-            </w:r>
-            <w:proofErr w:type="spellEnd"/>
-            <w:r>
-              <w:t xml:space="preserve"> (Alkalmazásprogramozási Felület)</w:t>
+            <w:r>
+              <w:t>Application Programming Interface (Alkalmazásprogramozási Felület)</w:t>
             </w:r>
           </w:p>
         </w:tc>
@@ -2295,21 +3021,8 @@
               <w:ind w:firstLine="0"/>
               <w:jc w:val="left"/>
             </w:pPr>
-            <w:proofErr w:type="spellStart"/>
-            <w:r>
-              <w:t>Central</w:t>
-            </w:r>
-            <w:proofErr w:type="spellEnd"/>
-            <w:r>
-              <w:t xml:space="preserve"> </w:t>
-            </w:r>
-            <w:proofErr w:type="spellStart"/>
-            <w:r>
-              <w:t>Processing</w:t>
-            </w:r>
-            <w:proofErr w:type="spellEnd"/>
-            <w:r>
-              <w:t xml:space="preserve"> Unit (Központi Feldolgozó Egység / Processzor)</w:t>
+            <w:r>
+              <w:t>Central Processing Unit (Központi Feldolgozó Egység / Processzor)</w:t>
             </w:r>
           </w:p>
         </w:tc>
@@ -2340,29 +3053,8 @@
               <w:ind w:firstLine="0"/>
               <w:jc w:val="left"/>
             </w:pPr>
-            <w:proofErr w:type="spellStart"/>
-            <w:r>
-              <w:t>Graphical</w:t>
-            </w:r>
-            <w:proofErr w:type="spellEnd"/>
-            <w:r>
-              <w:t xml:space="preserve"> </w:t>
-            </w:r>
-            <w:proofErr w:type="spellStart"/>
-            <w:r>
-              <w:t>User</w:t>
-            </w:r>
-            <w:proofErr w:type="spellEnd"/>
-            <w:r>
-              <w:t xml:space="preserve"> </w:t>
-            </w:r>
-            <w:proofErr w:type="spellStart"/>
-            <w:r>
-              <w:t>Interface</w:t>
-            </w:r>
-            <w:proofErr w:type="spellEnd"/>
-            <w:r>
-              <w:t xml:space="preserve"> (Grafikus Felhasználói Felület)</w:t>
+            <w:r>
+              <w:t>Graphical User Interface (Grafikus Felhasználói Felület)</w:t>
             </w:r>
           </w:p>
         </w:tc>
@@ -2394,15 +3086,7 @@
               <w:jc w:val="left"/>
             </w:pPr>
             <w:r>
-              <w:t xml:space="preserve">Human Computer </w:t>
-            </w:r>
-            <w:proofErr w:type="spellStart"/>
-            <w:r>
-              <w:t>Interaction</w:t>
-            </w:r>
-            <w:proofErr w:type="spellEnd"/>
-            <w:r>
-              <w:t xml:space="preserve"> (Ember-gép kapcsolat)</w:t>
+              <w:t>Human Computer Interaction (Ember-gép kapcsolat)</w:t>
             </w:r>
           </w:p>
         </w:tc>
@@ -2433,21 +3117,8 @@
               <w:ind w:firstLine="0"/>
               <w:jc w:val="left"/>
             </w:pPr>
-            <w:proofErr w:type="spellStart"/>
-            <w:r>
-              <w:t>Cognitive</w:t>
-            </w:r>
-            <w:proofErr w:type="spellEnd"/>
-            <w:r>
-              <w:t xml:space="preserve"> </w:t>
-            </w:r>
-            <w:proofErr w:type="spellStart"/>
-            <w:r>
-              <w:t>Information</w:t>
-            </w:r>
-            <w:proofErr w:type="spellEnd"/>
-            <w:r>
-              <w:t xml:space="preserve"> System (Kognitív információs rendszer)</w:t>
+            <w:r>
+              <w:t>Cognitive Information System (Kognitív információs rendszer)</w:t>
             </w:r>
           </w:p>
         </w:tc>
@@ -2462,14 +3133,14 @@
     </w:p>
     <w:p>
       <w:pPr>
-        <w:pStyle w:val="Cmsor1"/>
+        <w:pStyle w:val="Heading1"/>
         <w:pageBreakBefore/>
         <w:numPr>
           <w:ilvl w:val="0"/>
           <w:numId w:val="19"/>
         </w:numPr>
       </w:pPr>
-      <w:bookmarkStart w:id="4" w:name="_Toc214225546"/>
+      <w:bookmarkStart w:id="4" w:name="_Toc214435371"/>
       <w:r>
         <w:lastRenderedPageBreak/>
         <w:t>Bevezetés</w:t>
@@ -2480,11 +3151,9 @@
       <w:pPr>
         <w:pStyle w:val="Firstparagraph"/>
       </w:pPr>
-      <w:proofErr w:type="spellStart"/>
       <w:r>
         <w:t>Bev</w:t>
       </w:r>
-      <w:proofErr w:type="spellEnd"/>
     </w:p>
     <w:p>
       <w:pPr>
@@ -2499,7 +3168,7 @@
           <w:numId w:val="19"/>
         </w:numPr>
       </w:pPr>
-      <w:bookmarkStart w:id="5" w:name="_Toc214225547"/>
+      <w:bookmarkStart w:id="5" w:name="_Toc214435372"/>
       <w:r>
         <w:lastRenderedPageBreak/>
         <w:t>Megvalósítás</w:t>
@@ -2511,44 +3180,12 @@
         <w:pStyle w:val="Firstparagraph"/>
       </w:pPr>
       <w:r>
-        <w:t xml:space="preserve">Az </w:t>
-      </w:r>
-      <w:proofErr w:type="spellStart"/>
-      <w:r>
-        <w:t>alkamazás</w:t>
-      </w:r>
-      <w:proofErr w:type="spellEnd"/>
-      <w:r>
-        <w:t xml:space="preserve"> megvalósítása egy komplex feladat volt, mivel </w:t>
-      </w:r>
-      <w:proofErr w:type="spellStart"/>
-      <w:r>
-        <w:t>egyzerre</w:t>
-      </w:r>
-      <w:proofErr w:type="spellEnd"/>
-      <w:r>
-        <w:t xml:space="preserve"> </w:t>
-      </w:r>
-      <w:proofErr w:type="gramStart"/>
-      <w:r>
-        <w:t>több féle</w:t>
-      </w:r>
-      <w:proofErr w:type="gramEnd"/>
-      <w:r>
-        <w:t xml:space="preserve"> technológiát kellett ötvözni, hogy egy jól működő, modern és felhasználóbarát termék legyen a végeredmény. Nyelvnek a C# Programozási nyelvet választottam, mivel egy modern, objektum orientált (OO) programozási nyelv, ami lehetővé teszi azt, hogy a kód jól átlátható, moduláris és </w:t>
-      </w:r>
-      <w:proofErr w:type="spellStart"/>
-      <w:r>
-        <w:t>újrefelhasználható</w:t>
-      </w:r>
-      <w:proofErr w:type="spellEnd"/>
-      <w:r>
-        <w:t xml:space="preserve"> legyen.</w:t>
-      </w:r>
-    </w:p>
-    <w:p>
-      <w:pPr>
-        <w:pStyle w:val="Listaszerbekezds"/>
+        <w:t>Az alkamazás megvalósítása egy komplex feladat volt, mivel egyzerre több féle technológiát kellett ötvözni, hogy egy jól működő, modern és felhasználóbarát termék legyen a végeredmény. Nyelvnek a C# Programozási nyelvet választottam, mivel egy modern, objektum orientált (OO) programozási nyelv, ami lehetővé teszi azt, hogy a kód jól átlátható, moduláris és újrefelhasználható legyen.</w:t>
+      </w:r>
+    </w:p>
+    <w:p>
+      <w:pPr>
+        <w:pStyle w:val="ListParagraph"/>
         <w:keepNext/>
         <w:keepLines/>
         <w:numPr>
@@ -2568,11 +3205,16 @@
           <w:szCs w:val="32"/>
         </w:rPr>
       </w:pPr>
-      <w:bookmarkStart w:id="6" w:name="_Toc214225548"/>
-    </w:p>
-    <w:p>
-      <w:pPr>
-        <w:pStyle w:val="Listaszerbekezds"/>
+      <w:bookmarkStart w:id="6" w:name="_Toc214266525"/>
+      <w:bookmarkStart w:id="7" w:name="_Toc214267950"/>
+      <w:bookmarkStart w:id="8" w:name="_Toc214435373"/>
+      <w:bookmarkEnd w:id="6"/>
+      <w:bookmarkEnd w:id="7"/>
+      <w:bookmarkEnd w:id="8"/>
+    </w:p>
+    <w:p>
+      <w:pPr>
+        <w:pStyle w:val="ListParagraph"/>
         <w:keepNext/>
         <w:keepLines/>
         <w:numPr>
@@ -2592,19 +3234,26 @@
           <w:szCs w:val="32"/>
         </w:rPr>
       </w:pPr>
-    </w:p>
-    <w:p>
-      <w:pPr>
-        <w:pStyle w:val="Cmsor2"/>
-      </w:pPr>
+      <w:bookmarkStart w:id="9" w:name="_Toc214266526"/>
+      <w:bookmarkStart w:id="10" w:name="_Toc214267951"/>
+      <w:bookmarkStart w:id="11" w:name="_Toc214435374"/>
+      <w:bookmarkEnd w:id="9"/>
+      <w:bookmarkEnd w:id="10"/>
+      <w:bookmarkEnd w:id="11"/>
+    </w:p>
+    <w:p>
+      <w:pPr>
+        <w:pStyle w:val="Heading2"/>
+      </w:pPr>
+      <w:bookmarkStart w:id="12" w:name="_Toc214435375"/>
       <w:r>
         <w:t>C# Programozási Nyelv</w:t>
       </w:r>
-      <w:bookmarkEnd w:id="6"/>
-    </w:p>
-    <w:p>
-      <w:pPr>
-        <w:pStyle w:val="NormlWeb"/>
+      <w:bookmarkEnd w:id="12"/>
+    </w:p>
+    <w:p>
+      <w:pPr>
+        <w:pStyle w:val="NormalWeb"/>
       </w:pPr>
       <w:r>
         <w:t>A fejlesztés során a C# programozási nyelvet használtam, mivel ez egy modern és jól átgondolt objektumorientált nyelv, amely nagyban megkönnyítette a rendszer különböző részeinek kialakítását. A C# lehetővé tette, hogy a kód jól átlátható, moduláris és hosszú távon is könnyen bővíthető legyen, ami egy ekkora és több funkciót összefogó alkalmazás esetén kifejezetten fontos szempont volt.</w:t>
@@ -2612,7 +3261,7 @@
     </w:p>
     <w:p>
       <w:pPr>
-        <w:pStyle w:val="NormlWeb"/>
+        <w:pStyle w:val="NormalWeb"/>
       </w:pPr>
       <w:r>
         <w:t>A nyelv egyik legnagyobb előnye számomra az volt, hogy nagyon jó típusbiztonságot és hibakezelési lehetőségeket kínál. Egy egészségügyi jellegű rendszerben – ahol érzékeny betegadatokkal és fontos adminisztratív folyamatokkal dolgozunk – különösen fontos, hogy a lehető legkevesebb futási hibával találkozzunk. A C# szigorú típusrendszere sok ilyen problémát már fordítási időben kiszűr, így a fejlesztési folyamat is megbízhatóbbá válik.</w:t>
@@ -2620,25 +3269,21 @@
     </w:p>
     <w:p>
       <w:pPr>
-        <w:pStyle w:val="NormlWeb"/>
+        <w:pStyle w:val="NormalWeb"/>
       </w:pPr>
       <w:r>
         <w:t xml:space="preserve">A projekt során nagy mértékben támaszkodtam a C# egyik erősségére, az </w:t>
       </w:r>
       <w:r>
         <w:rPr>
-          <w:rStyle w:val="Kiemels2"/>
+          <w:rStyle w:val="Strong"/>
           <w:rFonts w:eastAsiaTheme="majorEastAsia"/>
         </w:rPr>
         <w:t>aszinkron programozásra</w:t>
       </w:r>
       <w:r>
-        <w:t>. Az</w:t>
-      </w:r>
-      <w:r>
-        <w:t xml:space="preserve"> </w:t>
-      </w:r>
-      <w:proofErr w:type="spellStart"/>
+        <w:t xml:space="preserve">. Az </w:t>
+      </w:r>
       <w:r>
         <w:rPr>
           <w:i/>
@@ -2646,17 +3291,9 @@
         </w:rPr>
         <w:t>async</w:t>
       </w:r>
-      <w:proofErr w:type="spellEnd"/>
-      <w:r>
-        <w:t xml:space="preserve"> </w:t>
-      </w:r>
-      <w:r>
-        <w:t>és</w:t>
-      </w:r>
-      <w:r>
-        <w:t xml:space="preserve"> </w:t>
-      </w:r>
-      <w:proofErr w:type="spellStart"/>
+      <w:r>
+        <w:t xml:space="preserve"> és </w:t>
+      </w:r>
       <w:r>
         <w:rPr>
           <w:i/>
@@ -2664,33 +3301,21 @@
         </w:rPr>
         <w:t>await</w:t>
       </w:r>
-      <w:proofErr w:type="spellEnd"/>
-      <w:r>
-        <w:t xml:space="preserve"> </w:t>
-      </w:r>
-      <w:r>
-        <w:t>kulcsszavak segítségével könnyedén tudtam kezelni azokat a műveleteket, amelyek adatbázishoz vagy hálózathoz kapcsolódtak. Ez különösen az időpontfoglalások és a különböző orvosi adatok lekérdezése során volt nagyon hasznos, mivel így a felhasználói felület nem akadt meg, hanem folyamatosan reagált a gombnyomásokra és más interakciókra.</w:t>
-      </w:r>
-    </w:p>
-    <w:p>
-      <w:pPr>
-        <w:pStyle w:val="NormlWeb"/>
-      </w:pPr>
-      <w:r>
-        <w:t>A C# tökéletesen illeszkedik a .NET ökoszisztémába, így a .NET MAUI-</w:t>
-      </w:r>
-      <w:proofErr w:type="spellStart"/>
-      <w:r>
-        <w:t>val</w:t>
-      </w:r>
-      <w:proofErr w:type="spellEnd"/>
-      <w:r>
-        <w:t xml:space="preserve"> is gond nélkül együttműködik, amely a kliensoldali alkalmazás alapját adta. Ennek köszönhetően ugyanazt az üzleti logikát használhattam mobilon és asztali környezetben is, ami nemcsak felgyorsította a fejlesztést, hanem átláthatóbbá is tette a projektet.</w:t>
-      </w:r>
-    </w:p>
-    <w:p>
-      <w:pPr>
-        <w:pStyle w:val="NormlWeb"/>
+      <w:r>
+        <w:t xml:space="preserve"> kulcsszavak segítségével könnyedén tudtam kezelni azokat a műveleteket, amelyek adatbázishoz vagy hálózathoz kapcsolódtak. Ez különösen az időpontfoglalások és a különböző orvosi adatok lekérdezése során volt nagyon hasznos, mivel így a felhasználói felület nem akadt meg, hanem folyamatosan reagált a gombnyomásokra és más interakciókra.</w:t>
+      </w:r>
+    </w:p>
+    <w:p>
+      <w:pPr>
+        <w:pStyle w:val="NormalWeb"/>
+      </w:pPr>
+      <w:r>
+        <w:t>A C# tökéletesen illeszkedik a .NET ökoszisztémába, így a .NET MAUI-val is gond nélkül együttműködik, amely a kliensoldali alkalmazás alapját adta. Ennek köszönhetően ugyanazt az üzleti logikát használhattam mobilon és asztali környezetben is, ami nemcsak felgyorsította a fejlesztést, hanem átláthatóbbá is tette a projektet.</w:t>
+      </w:r>
+    </w:p>
+    <w:p>
+      <w:pPr>
+        <w:pStyle w:val="NormalWeb"/>
       </w:pPr>
       <w:r>
         <w:t>A C#-ot többek között a következő feladatokhoz használtam:</w:t>
@@ -2698,7 +3323,7 @@
     </w:p>
     <w:p>
       <w:pPr>
-        <w:pStyle w:val="NormlWeb"/>
+        <w:pStyle w:val="NormalWeb"/>
         <w:numPr>
           <w:ilvl w:val="0"/>
           <w:numId w:val="22"/>
@@ -2710,22 +3335,14 @@
     </w:p>
     <w:p>
       <w:pPr>
-        <w:pStyle w:val="NormlWeb"/>
+        <w:pStyle w:val="NormalWeb"/>
         <w:numPr>
           <w:ilvl w:val="0"/>
           <w:numId w:val="22"/>
         </w:numPr>
       </w:pPr>
       <w:r>
-        <w:t xml:space="preserve">az adatbázissal való kommunikáció előkészítése és megvalósítása (LINQ lekérdezések, EF </w:t>
-      </w:r>
-      <w:proofErr w:type="spellStart"/>
-      <w:r>
-        <w:t>Core</w:t>
-      </w:r>
-      <w:proofErr w:type="spellEnd"/>
-      <w:r>
-        <w:t xml:space="preserve"> műveletek)</w:t>
+        <w:t>az adatbázissal való kommunikáció előkészítése és megvalósítása (LINQ lekérdezések, EF Core műveletek)</w:t>
       </w:r>
       <w:r>
         <w:t>,</w:t>
@@ -2733,7 +3350,7 @@
     </w:p>
     <w:p>
       <w:pPr>
-        <w:pStyle w:val="NormlWeb"/>
+        <w:pStyle w:val="NormalWeb"/>
         <w:numPr>
           <w:ilvl w:val="0"/>
           <w:numId w:val="22"/>
@@ -2748,7 +3365,7 @@
     </w:p>
     <w:p>
       <w:pPr>
-        <w:pStyle w:val="NormlWeb"/>
+        <w:pStyle w:val="NormalWeb"/>
         <w:numPr>
           <w:ilvl w:val="0"/>
           <w:numId w:val="22"/>
@@ -2760,7 +3377,7 @@
     </w:p>
     <w:p>
       <w:pPr>
-        <w:pStyle w:val="NormlWeb"/>
+        <w:pStyle w:val="NormalWeb"/>
         <w:numPr>
           <w:ilvl w:val="0"/>
           <w:numId w:val="22"/>
@@ -2772,7 +3389,7 @@
     </w:p>
     <w:p>
       <w:pPr>
-        <w:pStyle w:val="NormlWeb"/>
+        <w:pStyle w:val="NormalWeb"/>
       </w:pPr>
       <w:r>
         <w:lastRenderedPageBreak/>
@@ -2784,11 +3401,13 @@
     </w:p>
     <w:p>
       <w:pPr>
-        <w:pStyle w:val="Cmsor2"/>
-      </w:pPr>
+        <w:pStyle w:val="Heading2"/>
+      </w:pPr>
+      <w:bookmarkStart w:id="13" w:name="_Toc214435376"/>
       <w:r>
         <w:t>.NET MAUI mint az alkalmazás front-end keretrendszere</w:t>
       </w:r>
+      <w:bookmarkEnd w:id="13"/>
     </w:p>
     <w:p>
       <w:pPr>
@@ -2813,15 +3432,7 @@
         <w:pStyle w:val="Firstparagraph"/>
       </w:pPr>
       <w:r>
-        <w:t xml:space="preserve">A keretrendszer egyik legnagyobb előnye, hogy a felhasználói felület komponensei egységesen működnek minden platformon, mégis </w:t>
-      </w:r>
-      <w:proofErr w:type="spellStart"/>
-      <w:r>
-        <w:t>megőrzik</w:t>
-      </w:r>
-      <w:proofErr w:type="spellEnd"/>
-      <w:r>
-        <w:t xml:space="preserve"> a natív jellegüket. Ez azt jelenti, hogy a felhasználók mindegyik eszközön olyan érzést kapnak, mintha az alkalmazás kifejezetten arra a platformra készült volna. Számomra fejlesztőként pedig az volt a legfontosabb, hogy a logika és a megjelenítés nagy része közös lehessen.</w:t>
+        <w:t>A keretrendszer egyik legnagyobb előnye, hogy a felhasználói felület komponensei egységesen működnek minden platformon, mégis megőrzik a natív jellegüket. Ez azt jelenti, hogy a felhasználók mindegyik eszközön olyan érzést kapnak, mintha az alkalmazás kifejezetten arra a platformra készült volna. Számomra fejlesztőként pedig az volt a legfontosabb, hogy a logika és a megjelenítés nagy része közös lehessen.</w:t>
       </w:r>
     </w:p>
     <w:p>
@@ -2829,23 +3440,7 @@
         <w:pStyle w:val="Firstparagraph"/>
       </w:pPr>
       <w:r>
-        <w:t xml:space="preserve">A MAUI XAML-alapú felületleírást használ, ami nagyon jól strukturálható és könnyen karbantartható. A UI elemek gyorsan átláthatók, a </w:t>
-      </w:r>
-      <w:proofErr w:type="spellStart"/>
-      <w:r>
-        <w:t>layouthoz</w:t>
-      </w:r>
-      <w:proofErr w:type="spellEnd"/>
-      <w:r>
-        <w:t xml:space="preserve"> tartozó logika pedig egyszerűen hozzákapcsolható a C# kódban. A projekt során így egy rendezett és tiszta felépítésű felhasználói felületet tudtam kialakítani. Mivel az alkalmazás célja az volt, hogy a kezelőorvosok és a páciensek is könnyen eligazodjanak benne, a MAUI-</w:t>
-      </w:r>
-      <w:proofErr w:type="spellStart"/>
-      <w:r>
-        <w:t>nak</w:t>
-      </w:r>
-      <w:proofErr w:type="spellEnd"/>
-      <w:r>
-        <w:t xml:space="preserve"> köszönhetően könnyedén összerakhattam egy intuitív, egyszerűen használható UI-t.</w:t>
+        <w:t>A MAUI XAML-alapú felületleírást használ, ami nagyon jól strukturálható és könnyen karbantartható. A UI elemek gyorsan átláthatók, a layouthoz tartozó logika pedig egyszerűen hozzákapcsolható a C# kódban. A projekt során így egy rendezett és tiszta felépítésű felhasználói felületet tudtam kialakítani. Mivel az alkalmazás célja az volt, hogy a kezelőorvosok és a páciensek is könnyen eligazodjanak benne, a MAUI-nak köszönhetően könnyedén összerakhattam egy intuitív, egyszerűen használható UI-t.</w:t>
       </w:r>
     </w:p>
     <w:p>
@@ -2853,31 +3448,7 @@
         <w:pStyle w:val="Firstparagraph"/>
       </w:pPr>
       <w:r>
-        <w:t>A MAUI nagy előnye még az MVVM (</w:t>
-      </w:r>
-      <w:proofErr w:type="spellStart"/>
-      <w:r>
-        <w:t>Model-View-ViewModel</w:t>
-      </w:r>
-      <w:proofErr w:type="spellEnd"/>
-      <w:r>
-        <w:t xml:space="preserve">) mintázat támogatása, amely jól illeszkedett az alkalmazás felépítéséhez. Ennek köszönhetően a megjelenítés </w:t>
-      </w:r>
-      <w:proofErr w:type="spellStart"/>
-      <w:r>
-        <w:t>rétege</w:t>
-      </w:r>
-      <w:proofErr w:type="spellEnd"/>
-      <w:r>
-        <w:t xml:space="preserve"> szépen elkülönült az üzleti logikától, így a kód átláthatóbb, modulárisabb és hibakeresés szempontjából is könnyebben kezelhető lett. Az </w:t>
-      </w:r>
-      <w:proofErr w:type="spellStart"/>
-      <w:r>
-        <w:t>adatbindelések</w:t>
-      </w:r>
-      <w:proofErr w:type="spellEnd"/>
-      <w:r>
-        <w:t xml:space="preserve"> segítségével pedig sok UI frissítés automatikusan megtörtént, így a fejlesztés gyorsabban és kevesebb kézi beavatkozással zajlott.</w:t>
+        <w:t>A MAUI nagy előnye még az MVVM (Model-View-ViewModel) mintázat támogatása, amely jól illeszkedett az alkalmazás felépítéséhez. Ennek köszönhetően a megjelenítés rétege szépen elkülönült az üzleti logikától, így a kód átláthatóbb, modulárisabb és hibakeresés szempontjából is könnyebben kezelhető lett. Az adatbindelések segítségével pedig sok UI frissítés automatikusan megtörtént, így a fejlesztés gyorsabban és kevesebb kézi beavatkozással zajlott.</w:t>
       </w:r>
     </w:p>
     <w:p>
@@ -2965,19 +3536,13 @@
     </w:p>
     <w:p>
       <w:pPr>
-        <w:pStyle w:val="Cmsor2"/>
-      </w:pPr>
-      <w:r>
-        <w:t xml:space="preserve">MS SQL </w:t>
-      </w:r>
-      <w:proofErr w:type="gramStart"/>
-      <w:r>
-        <w:t>Server</w:t>
-      </w:r>
-      <w:proofErr w:type="gramEnd"/>
-      <w:r>
-        <w:t xml:space="preserve"> mint központi adatbázis-kezelő rendszer</w:t>
-      </w:r>
+        <w:pStyle w:val="Heading2"/>
+      </w:pPr>
+      <w:bookmarkStart w:id="14" w:name="_Toc214435377"/>
+      <w:r>
+        <w:t>MS SQL Server mint központi adatbázis-kezelő rendszer</w:t>
+      </w:r>
+      <w:bookmarkEnd w:id="14"/>
     </w:p>
     <w:p>
       <w:pPr>
@@ -2986,7 +3551,6 @@
       <w:r>
         <w:t xml:space="preserve">Az alkalmazás adatainak tárolásához az </w:t>
       </w:r>
-      <w:proofErr w:type="spellStart"/>
       <w:r>
         <w:rPr>
           <w:b/>
@@ -2995,48 +3559,34 @@
         <w:t>MS</w:t>
       </w:r>
       <w:r>
-        <w:t>adatbázist</w:t>
-      </w:r>
-      <w:proofErr w:type="spellEnd"/>
-      <w:r>
-        <w:t xml:space="preserve"> használtam, mivel egy stabil, gyors és nagyvállalati környezetben is bevált technológiáról van szó. A projekt során különösen fontos volt számomra, hogy egy olyan rendszert válasszak, amely hosszú távon is jól bírja a terhelést, és később is könnyen bővíthető. Az SQL Server pontosan ezt nyújtja: modern funkciókat, magas rendelkezésre állást és szoros integrációt a .NET ökoszisztémával.</w:t>
-      </w:r>
-    </w:p>
-    <w:p>
-      <w:pPr>
-        <w:pStyle w:val="Cmsor3"/>
-      </w:pPr>
+        <w:t>adatbázist használtam, mivel egy stabil, gyors és nagyvállalati környezetben is bevált technológiáról van szó. A projekt során különösen fontos volt számomra, hogy egy olyan rendszert válasszak, amely hosszú távon is jól bírja a terhelést, és később is könnyen bővíthető. Az SQL Server pontosan ezt nyújtja: modern funkciókat, magas rendelkezésre állást és szoros integrációt a .NET ökoszisztémával.</w:t>
+      </w:r>
+    </w:p>
+    <w:p>
+      <w:pPr>
+        <w:pStyle w:val="Heading3"/>
+      </w:pPr>
+      <w:bookmarkStart w:id="15" w:name="_Toc214435378"/>
       <w:r>
         <w:t>Skálázhatóság</w:t>
       </w:r>
-    </w:p>
-    <w:p>
-      <w:pPr>
-        <w:pStyle w:val="NormlWeb"/>
-      </w:pPr>
-      <w:r>
-        <w:t xml:space="preserve">Az MS SQL Server egyik legnagyobb előnye a kiváló skálázhatóság. A 2025-ös verziót úgy tervezték, hogy gond nélkül kezeljen egészen kis, egygépes alkalmazásoktól kezdve a hatalmas, felhőalapú, több </w:t>
-      </w:r>
-      <w:proofErr w:type="spellStart"/>
-      <w:r>
-        <w:t>terabájtos</w:t>
-      </w:r>
-      <w:proofErr w:type="spellEnd"/>
-      <w:r>
-        <w:t xml:space="preserve"> rendszerekig mindent. Ez a projekt szempontjából azért volt fontos, mert egy egészségügyi jellegű alkalmazásnál a felhasználók és az adatok száma idővel jelentősen nőhet.</w:t>
-      </w:r>
-    </w:p>
-    <w:p>
-      <w:pPr>
-        <w:pStyle w:val="NormlWeb"/>
-      </w:pPr>
+      <w:bookmarkEnd w:id="15"/>
+    </w:p>
+    <w:p>
+      <w:r>
+        <w:t>Az MS SQL Server egyik legnagyobb előnye a kiváló skálázhatóság. A 2025-ös verziót úgy tervezték, hogy gond nélkül kezeljen egészen kis, egygépes alkalmazásoktól kezdve a hatalmas, felhőalapú, több terabájtos rendszerekig mindent. Ez a projekt szempontjából azért volt fontos, mert egy egészségügyi jellegű alkalmazásnál a felhasználók és az adatok száma idővel jelentősen nőhet.</w:t>
+      </w:r>
+    </w:p>
+    <w:p>
       <w:r>
         <w:t xml:space="preserve">Az SQL Server támogatja a </w:t>
       </w:r>
       <w:r>
         <w:rPr>
-          <w:rStyle w:val="Kiemels2"/>
+          <w:rStyle w:val="Strong"/>
           <w:rFonts w:eastAsiaTheme="majorEastAsia"/>
+          <w:b w:val="0"/>
+          <w:bCs w:val="0"/>
         </w:rPr>
         <w:t>függőleges és vízszintes skálázást</w:t>
       </w:r>
@@ -3045,89 +3595,68 @@
       </w:r>
       <w:r>
         <w:rPr>
-          <w:rStyle w:val="Kiemels2"/>
+          <w:rStyle w:val="Strong"/>
           <w:rFonts w:eastAsiaTheme="majorEastAsia"/>
         </w:rPr>
-        <w:t xml:space="preserve">Microsoft </w:t>
-      </w:r>
-      <w:proofErr w:type="spellStart"/>
-      <w:r>
-        <w:rPr>
-          <w:rStyle w:val="Kiemels2"/>
+        <w:t>Microsoft Azure</w:t>
+      </w:r>
+      <w:r>
+        <w:t xml:space="preserve"> platformmal és a </w:t>
+      </w:r>
+      <w:r>
+        <w:rPr>
+          <w:rStyle w:val="Strong"/>
           <w:rFonts w:eastAsiaTheme="majorEastAsia"/>
         </w:rPr>
-        <w:t>Azure</w:t>
-      </w:r>
-      <w:proofErr w:type="spellEnd"/>
-      <w:r>
-        <w:t xml:space="preserve"> platformmal és a </w:t>
-      </w:r>
-      <w:r>
-        <w:rPr>
-          <w:rStyle w:val="Kiemels2"/>
+        <w:t>Microsoft Fabric</w:t>
+      </w:r>
+      <w:r>
+        <w:t xml:space="preserve"> infrastruktúrával, így akár valós idejű adatfolyamok és nagy volumenű analitikai feldolgozások is megoldhatók.</w:t>
+      </w:r>
+    </w:p>
+    <w:p>
+      <w:r>
+        <w:t xml:space="preserve">Ezen kívül olyan funkciók is rendelkezésre állnak, mint a </w:t>
+      </w:r>
+      <w:r>
+        <w:rPr>
+          <w:rStyle w:val="Strong"/>
           <w:rFonts w:eastAsiaTheme="majorEastAsia"/>
-        </w:rPr>
-        <w:t xml:space="preserve">Microsoft </w:t>
-      </w:r>
-      <w:proofErr w:type="spellStart"/>
-      <w:r>
-        <w:rPr>
-          <w:rStyle w:val="Kiemels2"/>
+          <w:b w:val="0"/>
+          <w:bCs w:val="0"/>
+        </w:rPr>
+        <w:t>klaszterezés</w:t>
+      </w:r>
+      <w:r>
+        <w:rPr>
+          <w:b/>
+          <w:bCs/>
+        </w:rPr>
+        <w:t xml:space="preserve">, az </w:t>
+      </w:r>
+      <w:r>
+        <w:rPr>
+          <w:rStyle w:val="Strong"/>
           <w:rFonts w:eastAsiaTheme="majorEastAsia"/>
-        </w:rPr>
-        <w:t>Fabric</w:t>
-      </w:r>
-      <w:proofErr w:type="spellEnd"/>
-      <w:r>
-        <w:t xml:space="preserve"> infrastruktúrával, így akár valós idejű adatfolyamok és nagy volumenű analitikai feldolgozások is megoldhatók.</w:t>
-      </w:r>
-    </w:p>
-    <w:p>
-      <w:pPr>
-        <w:pStyle w:val="NormlWeb"/>
-      </w:pPr>
-      <w:r>
-        <w:t xml:space="preserve">Ezen kívül olyan funkciók is rendelkezésre állnak, mint a </w:t>
-      </w:r>
-      <w:proofErr w:type="spellStart"/>
-      <w:r>
-        <w:rPr>
-          <w:rStyle w:val="Kiemels2"/>
+          <w:b w:val="0"/>
+          <w:bCs w:val="0"/>
+        </w:rPr>
+        <w:t>automatikus terheléselosztás</w:t>
+      </w:r>
+      <w:r>
+        <w:t xml:space="preserve"> és a </w:t>
+      </w:r>
+      <w:r>
+        <w:rPr>
+          <w:rStyle w:val="Strong"/>
           <w:rFonts w:eastAsiaTheme="majorEastAsia"/>
-        </w:rPr>
-        <w:t>klaszterezés</w:t>
-      </w:r>
-      <w:proofErr w:type="spellEnd"/>
-      <w:r>
-        <w:t xml:space="preserve">, az </w:t>
-      </w:r>
-      <w:r>
-        <w:rPr>
-          <w:rStyle w:val="Kiemels2"/>
-          <w:rFonts w:eastAsiaTheme="majorEastAsia"/>
-        </w:rPr>
-        <w:t>automatikus terheléselosztás</w:t>
-      </w:r>
-      <w:r>
-        <w:t xml:space="preserve"> és a </w:t>
-      </w:r>
-      <w:r>
-        <w:rPr>
-          <w:rStyle w:val="Kiemels2"/>
-          <w:rFonts w:eastAsiaTheme="majorEastAsia"/>
+          <w:b w:val="0"/>
+          <w:bCs w:val="0"/>
         </w:rPr>
         <w:t>dinamikus erőforrás-gazdálkodás</w:t>
       </w:r>
       <w:r>
-        <w:t xml:space="preserve">, amelyek biztosítják, hogy nagyobb terhelés mellett is jól </w:t>
-      </w:r>
-      <w:proofErr w:type="spellStart"/>
-      <w:r>
-        <w:t>működjön</w:t>
-      </w:r>
-      <w:proofErr w:type="spellEnd"/>
-      <w:r>
-        <w:t xml:space="preserve"> a rendszer, és ne legyen érezhető teljesítménycsökkenés.</w:t>
+        <w:t>, amelyek biztosítják, hogy nagyobb terhelés mellett is jól működjön a rendszer, és ne legyen érezhető teljesítménycsökkenés.</w:t>
       </w:r>
     </w:p>
     <w:p>
@@ -3141,41 +3670,23 @@
           <w:lang w:eastAsia="hu-HU"/>
         </w:rPr>
       </w:pPr>
-      <w:r>
-        <w:br w:type="page"/>
-      </w:r>
-    </w:p>
-    <w:p>
-      <w:pPr>
-        <w:pStyle w:val="Cmsor3"/>
-      </w:pPr>
-      <w:r>
-        <w:lastRenderedPageBreak/>
+    </w:p>
+    <w:p>
+      <w:pPr>
+        <w:pStyle w:val="Heading3"/>
+      </w:pPr>
+      <w:bookmarkStart w:id="16" w:name="_Toc214435379"/>
+      <w:r>
         <w:t>Gyorsaság (Teljesítmény)</w:t>
       </w:r>
+      <w:bookmarkEnd w:id="16"/>
     </w:p>
     <w:p>
       <w:pPr>
         <w:pStyle w:val="Firstparagraph"/>
       </w:pPr>
       <w:r>
-        <w:t xml:space="preserve">Az SQL Server teljesítményben is nagyon erős, köszönhetően a modern optimalizációs technikáknak. A rendszer fejlett lekérdezés-optimalizálást, </w:t>
-      </w:r>
-      <w:proofErr w:type="spellStart"/>
-      <w:r>
-        <w:t>columnstore</w:t>
-      </w:r>
-      <w:proofErr w:type="spellEnd"/>
-      <w:r>
-        <w:t xml:space="preserve"> indexeket, batch feldolgozást, intelligens lekérdezés-optimalizálást (IQP) és in-</w:t>
-      </w:r>
-      <w:proofErr w:type="spellStart"/>
-      <w:r>
-        <w:t>memory</w:t>
-      </w:r>
-      <w:proofErr w:type="spellEnd"/>
-      <w:r>
-        <w:t xml:space="preserve"> technológiákat használ. Ezek mind hozzájárultak ahhoz, hogy a lekérdezések gyorsan fussanak, még nagy terhelés esetén is.</w:t>
+        <w:t>Az SQL Server teljesítményben is nagyon erős, köszönhetően a modern optimalizációs technikáknak. A rendszer fejlett lekérdezés-optimalizálást, columnstore indexeket, batch feldolgozást, intelligens lekérdezés-optimalizálást (IQP) és in-memory technológiákat használ. Ezek mind hozzájárultak ahhoz, hogy a lekérdezések gyorsan fussanak, még nagy terhelés esetén is.</w:t>
       </w:r>
     </w:p>
     <w:p>
@@ -3228,11 +3739,13 @@
     </w:p>
     <w:p>
       <w:pPr>
-        <w:pStyle w:val="Cmsor3"/>
-      </w:pPr>
+        <w:pStyle w:val="Heading3"/>
+      </w:pPr>
+      <w:bookmarkStart w:id="17" w:name="_Toc214435380"/>
       <w:r>
         <w:t>Megbízhatóság</w:t>
       </w:r>
+      <w:bookmarkEnd w:id="17"/>
     </w:p>
     <w:p>
       <w:pPr>
@@ -3250,63 +3763,13 @@
           <w:numId w:val="25"/>
         </w:numPr>
       </w:pPr>
-      <w:proofErr w:type="spellStart"/>
       <w:r>
         <w:rPr>
           <w:b/>
           <w:bCs/>
         </w:rPr>
-        <w:t>Always</w:t>
-      </w:r>
-      <w:proofErr w:type="spellEnd"/>
-      <w:r>
-        <w:rPr>
-          <w:b/>
-          <w:bCs/>
-        </w:rPr>
-        <w:t xml:space="preserve"> </w:t>
-      </w:r>
-      <w:proofErr w:type="spellStart"/>
-      <w:r>
-        <w:rPr>
-          <w:b/>
-          <w:bCs/>
-        </w:rPr>
-        <w:t>On</w:t>
-      </w:r>
-      <w:proofErr w:type="spellEnd"/>
-      <w:r>
-        <w:rPr>
-          <w:b/>
-          <w:bCs/>
-        </w:rPr>
-        <w:t xml:space="preserve"> </w:t>
-      </w:r>
-      <w:proofErr w:type="spellStart"/>
-      <w:r>
-        <w:rPr>
-          <w:b/>
-          <w:bCs/>
-        </w:rPr>
-        <w:t>Availability</w:t>
-      </w:r>
-      <w:proofErr w:type="spellEnd"/>
-      <w:r>
-        <w:rPr>
-          <w:b/>
-          <w:bCs/>
-        </w:rPr>
-        <w:t xml:space="preserve"> </w:t>
-      </w:r>
-      <w:proofErr w:type="spellStart"/>
-      <w:r>
-        <w:rPr>
-          <w:b/>
-          <w:bCs/>
-        </w:rPr>
-        <w:t>Groups</w:t>
-      </w:r>
-      <w:proofErr w:type="spellEnd"/>
+        <w:t>Always On Availability Groups</w:t>
+      </w:r>
       <w:r>
         <w:t>,</w:t>
       </w:r>
@@ -3324,23 +3787,7 @@
           <w:b/>
           <w:bCs/>
         </w:rPr>
-        <w:t xml:space="preserve">automatikus </w:t>
-      </w:r>
-      <w:proofErr w:type="spellStart"/>
-      <w:r>
-        <w:rPr>
-          <w:b/>
-          <w:bCs/>
-        </w:rPr>
-        <w:t>failover</w:t>
-      </w:r>
-      <w:proofErr w:type="spellEnd"/>
-      <w:r>
-        <w:rPr>
-          <w:b/>
-          <w:bCs/>
-        </w:rPr>
-        <w:t xml:space="preserve"> klaszterek</w:t>
+        <w:t>automatikus failover klaszterek</w:t>
       </w:r>
       <w:r>
         <w:t>,</w:t>
@@ -3449,87 +3896,104 @@
     </w:p>
     <w:p>
       <w:pPr>
-        <w:spacing w:after="160" w:line="259" w:lineRule="auto"/>
-        <w:ind w:firstLine="0"/>
-        <w:jc w:val="left"/>
-      </w:pPr>
-      <w:r>
-        <w:br w:type="page"/>
-      </w:r>
-    </w:p>
-    <w:p>
-      <w:pPr>
-        <w:pStyle w:val="Cmsor1"/>
-      </w:pPr>
+        <w:pStyle w:val="Heading2"/>
+      </w:pPr>
+      <w:bookmarkStart w:id="18" w:name="_Toc214435381"/>
+      <w:r>
+        <w:t>Visual Studio 2022</w:t>
+      </w:r>
+      <w:bookmarkEnd w:id="18"/>
+    </w:p>
+    <w:p>
+      <w:r>
+        <w:t xml:space="preserve">A fejlesztőkörnyezet kiválasztása meghatározó szerepet játszik egy komplex alkalmazás megvalósításában, ezért a projekt során a </w:t>
+      </w:r>
+      <w:r>
+        <w:rPr>
+          <w:rStyle w:val="Strong"/>
+        </w:rPr>
+        <w:t>Visual Studio 2022</w:t>
+      </w:r>
+      <w:r>
+        <w:t xml:space="preserve"> mellett döntöttem. A Microsoft fejlesztői eszköze hosszú évek óta iparági szabványnak számít, és a 2022-es verzió új szintre emeli a teljesítményt, a megbízhatóságot és a fejlesztői élményt. Különösen jól illeszkedik a .NET-alapú alkalmazások, így a MAUI projektek fejlesztéséhez is, mivel teljes körű támogatást biztosít a nyelvi eszközöktől kezdve az automatizált hibakeresésig.</w:t>
+      </w:r>
+    </w:p>
+    <w:p>
+      <w:r>
+        <w:t>A Visual Studio 2022 teljesen 64 bites architektúrára épül, ami lehetővé teszi, hogy nagyobb projekteket, összetettebb megoldásokat és több párhuzamos műveletet is hatékonyan kezeljen anélkül, hogy a fejlesztői környezet lassulna vagy lefagyna. Ez különösen fontos ennél a projektnél, mivel egyszerre használtam több technológiát – MAUI, SQL Server, Entity Framework Core – amelyek integrációja jelentős erőforrást igényel.</w:t>
+      </w:r>
+    </w:p>
+    <w:p>
+      <w:r>
+        <w:t xml:space="preserve">A környezet kiemelkedő támogatást nyújt a kódírás megkönnyítéséhez is: az </w:t>
+      </w:r>
+      <w:r>
+        <w:rPr>
+          <w:rStyle w:val="Strong"/>
+        </w:rPr>
+        <w:t>IntelliSense</w:t>
+      </w:r>
+      <w:r>
+        <w:t xml:space="preserve">, a továbbfejlesztett </w:t>
+      </w:r>
+      <w:r>
+        <w:rPr>
+          <w:rStyle w:val="Strong"/>
+        </w:rPr>
+        <w:t>refaktorálási lehetőségek</w:t>
+      </w:r>
+      <w:r>
+        <w:t>, valamint az AI-alapú kódkiegészítés segítenek abban, hogy a fejlesztés gyorsabb, átláthatóbb és kevesebb hibával járó folyamat legyen. A beépített hibakeresési és diagnosztikai eszközök – például a valós idejű naplózás, a teljesítményprofilozás és az élő kódelemzés – nagyban hozzájárultak ahhoz, hogy a hibákat korán be tudjam azonosítani és kijavítani.</w:t>
+      </w:r>
+    </w:p>
+    <w:p>
+      <w:r>
+        <w:t>A Visual Studio 2022 ezen felül integrált támogatást nyújt a Git alapú verziókezeléshez, ami elengedhetetlen volt a projekt folyamatos mentése és verziókövetése szempontjából. A beépített felület segítségével egyszerűen kezelhetők az ágak, összeolvasztások, commitok, illetve a különböző fejlesztési fázisok összehangolása.</w:t>
+      </w:r>
+    </w:p>
+    <w:p>
+      <w:r>
+        <w:t xml:space="preserve">Összességében a Visual Studio 2022 stabil és nagy teljesítményű alapot biztosított a fejlesztéshez. A modern funkcióknak, a kényelmes fejlesztői felületnek és a gazdag </w:t>
+      </w:r>
       <w:r>
         <w:lastRenderedPageBreak/>
+        <w:t>eszközkészletnek köszönhetően hatékonyan és kényelmesen tudtam megvalósítani a projekt funkcionalitásait.</w:t>
+      </w:r>
+    </w:p>
+    <w:p>
+      <w:pPr>
+        <w:pStyle w:val="Heading1"/>
+      </w:pPr>
+      <w:bookmarkStart w:id="19" w:name="_Toc214435382"/>
+      <w:r>
         <w:t>Piackutatás</w:t>
       </w:r>
+      <w:bookmarkEnd w:id="19"/>
     </w:p>
     <w:p>
       <w:pPr>
         <w:pStyle w:val="Firstparagraph"/>
       </w:pPr>
       <w:r>
-        <w:t xml:space="preserve">A szakdolgozat elkészítésének nagyon fontos feladata volt az, hogy felmérjem a piacon már </w:t>
-      </w:r>
-      <w:proofErr w:type="spellStart"/>
-      <w:r>
-        <w:t>jelenléve</w:t>
-      </w:r>
-      <w:proofErr w:type="spellEnd"/>
-      <w:r>
-        <w:t xml:space="preserve">, hasonló </w:t>
-      </w:r>
-      <w:proofErr w:type="spellStart"/>
-      <w:r>
-        <w:t>típúsú</w:t>
-      </w:r>
-      <w:proofErr w:type="spellEnd"/>
-      <w:r>
-        <w:t xml:space="preserve"> szoftvertermékeket, és ezeket </w:t>
-      </w:r>
-      <w:proofErr w:type="spellStart"/>
-      <w:r>
-        <w:t>felhaszáljam</w:t>
-      </w:r>
-      <w:proofErr w:type="spellEnd"/>
-      <w:r>
-        <w:t xml:space="preserve"> az én </w:t>
-      </w:r>
-      <w:proofErr w:type="spellStart"/>
-      <w:r>
-        <w:t>alkamazásom</w:t>
-      </w:r>
-      <w:proofErr w:type="spellEnd"/>
-      <w:r>
-        <w:t xml:space="preserve"> tervezésekor</w:t>
-      </w:r>
-    </w:p>
-    <w:p>
-      <w:pPr>
-        <w:pStyle w:val="Cmsor3"/>
-      </w:pPr>
-      <w:proofErr w:type="spellStart"/>
+        <w:t>A szakdolgozat elkészítésének nagyon fontos feladata volt az, hogy felmérjem a piacon már jelenléve, hasonló típúsú szoftvertermékeket, és ezeket felhaszáljam az én alkamazásom tervezésekor</w:t>
+      </w:r>
+    </w:p>
+    <w:p>
+      <w:pPr>
+        <w:pStyle w:val="Heading2"/>
+      </w:pPr>
+      <w:bookmarkStart w:id="20" w:name="_Toc214435383"/>
       <w:r>
         <w:t>Journl</w:t>
       </w:r>
-      <w:proofErr w:type="spellEnd"/>
+      <w:bookmarkEnd w:id="20"/>
     </w:p>
     <w:p>
       <w:pPr>
         <w:pStyle w:val="Firstparagraph"/>
       </w:pPr>
       <w:r>
-        <w:t xml:space="preserve">A </w:t>
-      </w:r>
-      <w:proofErr w:type="spellStart"/>
-      <w:r>
-        <w:t>Journl</w:t>
-      </w:r>
-      <w:proofErr w:type="spellEnd"/>
-      <w:r>
-        <w:t xml:space="preserve"> egy dán fejlesztésű telemedicina-platform, amelynek fő célja a beteg által jelentett állapotadatok (PRO) gyűjtése és a hatékony orvos–beteg kommunikáció támogatása. A rendszer elsősorban kisebb dániai pilotprojektekben bizonyított, de koncepciója jól adaptálható más európai egészségügyi környezetekben is.</w:t>
+        <w:t>A Journl egy dán fejlesztésű telemedicina-platform, amelynek fő célja a beteg által jelentett állapotadatok (PRO) gyűjtése és a hatékony orvos–beteg kommunikáció támogatása. A rendszer elsősorban kisebb dániai pilotprojektekben bizonyított, de koncepciója jól adaptálható más európai egészségügyi környezetekben is.</w:t>
       </w:r>
     </w:p>
     <w:p>
@@ -3601,15 +4065,7 @@
         </w:numPr>
       </w:pPr>
       <w:r>
-        <w:t xml:space="preserve">Egészségügyi jelentések: Részletes analitikai áttekintések a beteg állapotának alakulásáról, a terápiás hatékonyságról és a </w:t>
-      </w:r>
-      <w:proofErr w:type="spellStart"/>
-      <w:r>
-        <w:t>gyógyszeradherenciáról</w:t>
-      </w:r>
-      <w:proofErr w:type="spellEnd"/>
-      <w:r>
-        <w:t>.</w:t>
+        <w:t>Egészségügyi jelentések: Részletes analitikai áttekintések a beteg állapotának alakulásáról, a terápiás hatékonyságról és a gyógyszeradherenciáról.</w:t>
       </w:r>
     </w:p>
     <w:p>
@@ -3626,12 +4082,162 @@
     </w:p>
     <w:p>
       <w:pPr>
+        <w:pStyle w:val="Heading2"/>
+      </w:pPr>
+      <w:bookmarkStart w:id="21" w:name="_Toc214435384"/>
+      <w:r>
+        <w:lastRenderedPageBreak/>
+        <w:t>Doctolib</w:t>
+      </w:r>
+      <w:bookmarkEnd w:id="21"/>
+    </w:p>
+    <w:p>
+      <w:pPr>
         <w:pStyle w:val="Firstparagraph"/>
       </w:pPr>
-    </w:p>
-    <w:p>
-      <w:pPr>
-        <w:pStyle w:val="Cmsor3"/>
+      <w:r>
+        <w:t>A Doctolib Európa egyik legnagyobb és legelterjedtebb digitális egészségügyi platformja, amely a beteg–orvos kapcsolattartást, az időpontfoglalást és az egészségügyi adminisztrációt hivatott egyszerűsíteni. A rendszert több mint 80 millió páciens és</w:t>
+      </w:r>
+      <w:r>
+        <w:t xml:space="preserve"> </w:t>
+      </w:r>
+    </w:p>
+    <w:p>
+      <w:pPr>
+        <w:pStyle w:val="Firstparagraph"/>
+      </w:pPr>
+      <w:r>
+        <w:t>420 000 egészségügyi szakember használja, főként Franciaországban, Németországban és Olaszországban, de gyorsan terjeszkedik más EU tagállamok felé is.</w:t>
+      </w:r>
+    </w:p>
+    <w:p>
+      <w:pPr>
+        <w:pStyle w:val="Firstparagraph"/>
+        <w:numPr>
+          <w:ilvl w:val="0"/>
+          <w:numId w:val="27"/>
+        </w:numPr>
+      </w:pPr>
+      <w:r>
+        <w:t>Fő funkciók</w:t>
+      </w:r>
+    </w:p>
+    <w:p>
+      <w:pPr>
+        <w:pStyle w:val="Firstparagraph"/>
+        <w:numPr>
+          <w:ilvl w:val="0"/>
+          <w:numId w:val="27"/>
+        </w:numPr>
+      </w:pPr>
+      <w:r>
+        <w:t>Digitális időpontfoglalás: A páciensek egyszerűen foglalhatnak időpontot bármilyen egészségügyi szolgáltatóhoz (háziorvos, szakorvos, klinika), míg az orvosok teljeskörűen kezelhetik naptárukat és rendelési beosztásukat.</w:t>
+      </w:r>
+    </w:p>
+    <w:p>
+      <w:pPr>
+        <w:pStyle w:val="Firstparagraph"/>
+        <w:numPr>
+          <w:ilvl w:val="0"/>
+          <w:numId w:val="27"/>
+        </w:numPr>
+      </w:pPr>
+      <w:r>
+        <w:t>Automatizált értesítések: A rendszer SMS-ben vagy e-mailben küld emlékeztetőket, csökkentve a meg nem jelenések számát és növelve a rendelők hatékonyságát.</w:t>
+      </w:r>
+    </w:p>
+    <w:p>
+      <w:pPr>
+        <w:pStyle w:val="Firstparagraph"/>
+        <w:numPr>
+          <w:ilvl w:val="0"/>
+          <w:numId w:val="27"/>
+        </w:numPr>
+      </w:pPr>
+      <w:r>
+        <w:t>Biztonságos kommunikáció: A Doctolib támogatja az orvos–beteg és orvos–orvos közötti titkosított üzenetküldést (pl. Doctolib Connect/SIILO), amely lehetővé teszi dokumentumok, leletek és orvosi információk biztonságos megosztását.</w:t>
+      </w:r>
+    </w:p>
+    <w:p>
+      <w:pPr>
+        <w:pStyle w:val="Firstparagraph"/>
+        <w:numPr>
+          <w:ilvl w:val="0"/>
+          <w:numId w:val="27"/>
+        </w:numPr>
+      </w:pPr>
+      <w:r>
+        <w:t>Beosztás- és várólistakezelés: Az egészségügyi szolgáltatók részletesen kezelhetik betegáramlásukat, a várólistákat, a rendelési időket és a távolléteket.</w:t>
+      </w:r>
+    </w:p>
+    <w:p>
+      <w:pPr>
+        <w:pStyle w:val="Firstparagraph"/>
+        <w:numPr>
+          <w:ilvl w:val="0"/>
+          <w:numId w:val="27"/>
+        </w:numPr>
+      </w:pPr>
+      <w:r>
+        <w:t>Profil- és dokumentumkezelés: A platform lehetővé teszi a páciensek számára a személyes adatok, kórtörténet, leletek és biztosítási dokumentumok feltöltését, amit az orvosok közvetlenül megtekinthetnek.</w:t>
+      </w:r>
+    </w:p>
+    <w:p>
+      <w:pPr>
+        <w:pStyle w:val="Firstparagraph"/>
+        <w:numPr>
+          <w:ilvl w:val="0"/>
+          <w:numId w:val="27"/>
+        </w:numPr>
+      </w:pPr>
+      <w:r>
+        <w:t>Telemedicina: Fejlett online konzultációs funkciókat kínál, többek között videóalapú vizsgálatot, távoli rendelést és dokumentummegosztást.</w:t>
+      </w:r>
+    </w:p>
+    <w:p>
+      <w:pPr>
+        <w:pStyle w:val="Firstparagraph"/>
+        <w:numPr>
+          <w:ilvl w:val="0"/>
+          <w:numId w:val="27"/>
+        </w:numPr>
+      </w:pPr>
+      <w:r>
+        <w:t>AI-alapú adminisztratív támogatás: Újabb verziói képesek a konzultációk automatikus összefoglalására, dokumentáció gyorsítására és a hétköznapi adminisztrációs terhek csökkentésére.</w:t>
+      </w:r>
+    </w:p>
+    <w:p>
+      <w:pPr>
+        <w:pStyle w:val="Firstparagraph"/>
+        <w:numPr>
+          <w:ilvl w:val="0"/>
+          <w:numId w:val="27"/>
+        </w:numPr>
+      </w:pPr>
+      <w:r>
+        <w:t>GDPR-megfelelés és adatlokalizáció: A platform kizárólag EU-n belül tárolja az adatokat, kiemelten ügyelve az adatvédelemre és a betegbiztonságra.</w:t>
+      </w:r>
+    </w:p>
+    <w:p>
+      <w:pPr>
+        <w:pStyle w:val="Firstparagraph"/>
+        <w:numPr>
+          <w:ilvl w:val="0"/>
+          <w:numId w:val="27"/>
+        </w:numPr>
+      </w:pPr>
+      <w:r>
+        <w:t>Egészségügyi integráció: Csatlakoztatható nemzeti EHR rendszerekhez, biztosítási modulokhoz, számlázási rendszerekhez, így nagy terhelés mellett is stabilan, 24/7 működik.</w:t>
+      </w:r>
+    </w:p>
+    <w:p>
+      <w:pPr>
+        <w:pStyle w:val="Firstparagraph"/>
+      </w:pPr>
+    </w:p>
+    <w:p>
+      <w:pPr>
+        <w:pStyle w:val="Heading3"/>
         <w:pageBreakBefore/>
         <w:numPr>
           <w:ilvl w:val="0"/>
@@ -3679,7 +4285,7 @@
 <w:ftr xmlns:wpc="http://schemas.microsoft.com/office/word/2010/wordprocessingCanvas" xmlns:cx="http://schemas.microsoft.com/office/drawing/2014/chartex" xmlns:cx1="http://schemas.microsoft.com/office/drawing/2015/9/8/chartex" xmlns:cx2="http://schemas.microsoft.com/office/drawing/2015/10/21/chartex" xmlns:cx3="http://schemas.microsoft.com/office/drawing/2016/5/9/chartex" xmlns:cx4="http://schemas.microsoft.com/office/drawing/2016/5/10/chartex" xmlns:cx5="http://schemas.microsoft.com/office/drawing/2016/5/11/chartex" xmlns:cx6="http://schemas.microsoft.com/office/drawing/2016/5/12/chartex" xmlns:cx7="http://schemas.microsoft.com/office/drawing/2016/5/13/chartex" xmlns:cx8="http://schemas.microsoft.com/office/drawing/2016/5/14/chartex" xmlns:mc="http://schemas.openxmlformats.org/markup-compatibility/2006" xmlns:aink="http://schemas.microsoft.com/office/drawing/2016/ink" xmlns:am3d="http://schemas.microsoft.com/office/drawing/2017/model3d" xmlns:o="urn:schemas-microsoft-com:office:office" xmlns:oel="http://schemas.microsoft.com/office/2019/extlst" xmlns:r="http://schemas.openxmlformats.org/officeDocument/2006/relationships" xmlns:m="http://schemas.openxmlformats.org/officeDocument/2006/math" xmlns:v="urn:schemas-microsoft-com:vml" xmlns:wp14="http://schemas.microsoft.com/office/word/2010/wordprocessingDrawing" xmlns:wp="http://schemas.openxmlformats.org/drawingml/2006/wordprocessingDrawing" xmlns:w10="urn:schemas-microsoft-com:office:word" xmlns:w="http://schemas.openxmlformats.org/wordprocessingml/2006/main" xmlns:w14="http://schemas.microsoft.com/office/word/2010/wordml" xmlns:w15="http://schemas.microsoft.com/office/word/2012/wordml" xmlns:w16cex="http://schemas.microsoft.com/office/word/2018/wordml/cex" xmlns:w16cid="http://schemas.microsoft.com/office/word/2016/wordml/cid" xmlns:w16="http://schemas.microsoft.com/office/word/2018/wordml" xmlns:w16du="http://schemas.microsoft.com/office/word/2023/wordml/word16du" xmlns:w16sdtdh="http://schemas.microsoft.com/office/word/2020/wordml/sdtdatahash" xmlns:w16sdtfl="http://schemas.microsoft.com/office/word/2024/wordml/sdtformatlock" xmlns:w16se="http://schemas.microsoft.com/office/word/2015/wordml/symex" xmlns:wpg="http://schemas.microsoft.com/office/word/2010/wordprocessingGroup" xmlns:wpi="http://schemas.microsoft.com/office/word/2010/wordprocessingInk" xmlns:wne="http://schemas.microsoft.com/office/word/2006/wordml" xmlns:wps="http://schemas.microsoft.com/office/word/2010/wordprocessingShape" mc:Ignorable="w14 w15 w16se w16cid w16 w16cex w16sdtdh w16sdtfl w16du wp14">
   <w:p>
     <w:pPr>
-      <w:pStyle w:val="llb"/>
+      <w:pStyle w:val="Footer"/>
       <w:jc w:val="right"/>
     </w:pPr>
   </w:p>
@@ -3699,7 +4305,7 @@
     <w:sdtContent>
       <w:p>
         <w:pPr>
-          <w:pStyle w:val="llb"/>
+          <w:pStyle w:val="Footer"/>
           <w:jc w:val="center"/>
         </w:pPr>
         <w:r>
@@ -3722,7 +4328,7 @@
   </w:sdt>
   <w:p>
     <w:pPr>
-      <w:pStyle w:val="llb"/>
+      <w:pStyle w:val="Footer"/>
       <w:jc w:val="right"/>
     </w:pPr>
   </w:p>
@@ -3754,14 +4360,14 @@
   <w:footnote w:id="1">
     <w:p>
       <w:pPr>
-        <w:pStyle w:val="Lbjegyzetszveg"/>
+        <w:pStyle w:val="FootnoteText"/>
         <w:rPr>
           <w:color w:val="FF0000"/>
         </w:rPr>
       </w:pPr>
       <w:r>
         <w:rPr>
-          <w:rStyle w:val="Lbjegyzet-hivatkozs"/>
+          <w:rStyle w:val="FootnoteReference"/>
           <w:color w:val="FF0000"/>
         </w:rPr>
         <w:footnoteRef/>
@@ -3808,7 +4414,7 @@
 <w:hdr xmlns:wpc="http://schemas.microsoft.com/office/word/2010/wordprocessingCanvas" xmlns:cx="http://schemas.microsoft.com/office/drawing/2014/chartex" xmlns:cx1="http://schemas.microsoft.com/office/drawing/2015/9/8/chartex" xmlns:cx2="http://schemas.microsoft.com/office/drawing/2015/10/21/chartex" xmlns:cx3="http://schemas.microsoft.com/office/drawing/2016/5/9/chartex" xmlns:cx4="http://schemas.microsoft.com/office/drawing/2016/5/10/chartex" xmlns:cx5="http://schemas.microsoft.com/office/drawing/2016/5/11/chartex" xmlns:cx6="http://schemas.microsoft.com/office/drawing/2016/5/12/chartex" xmlns:cx7="http://schemas.microsoft.com/office/drawing/2016/5/13/chartex" xmlns:cx8="http://schemas.microsoft.com/office/drawing/2016/5/14/chartex" xmlns:mc="http://schemas.openxmlformats.org/markup-compatibility/2006" xmlns:aink="http://schemas.microsoft.com/office/drawing/2016/ink" xmlns:am3d="http://schemas.microsoft.com/office/drawing/2017/model3d" xmlns:o="urn:schemas-microsoft-com:office:office" xmlns:oel="http://schemas.microsoft.com/office/2019/extlst" xmlns:r="http://schemas.openxmlformats.org/officeDocument/2006/relationships" xmlns:m="http://schemas.openxmlformats.org/officeDocument/2006/math" xmlns:v="urn:schemas-microsoft-com:vml" xmlns:wp14="http://schemas.microsoft.com/office/word/2010/wordprocessingDrawing" xmlns:wp="http://schemas.openxmlformats.org/drawingml/2006/wordprocessingDrawing" xmlns:w10="urn:schemas-microsoft-com:office:word" xmlns:w="http://schemas.openxmlformats.org/wordprocessingml/2006/main" xmlns:w14="http://schemas.microsoft.com/office/word/2010/wordml" xmlns:w15="http://schemas.microsoft.com/office/word/2012/wordml" xmlns:w16cex="http://schemas.microsoft.com/office/word/2018/wordml/cex" xmlns:w16cid="http://schemas.microsoft.com/office/word/2016/wordml/cid" xmlns:w16="http://schemas.microsoft.com/office/word/2018/wordml" xmlns:w16du="http://schemas.microsoft.com/office/word/2023/wordml/word16du" xmlns:w16sdtdh="http://schemas.microsoft.com/office/word/2020/wordml/sdtdatahash" xmlns:w16sdtfl="http://schemas.microsoft.com/office/word/2024/wordml/sdtformatlock" xmlns:w16se="http://schemas.microsoft.com/office/word/2015/wordml/symex" xmlns:wpg="http://schemas.microsoft.com/office/word/2010/wordprocessingGroup" xmlns:wpi="http://schemas.microsoft.com/office/word/2010/wordprocessingInk" xmlns:wne="http://schemas.microsoft.com/office/word/2006/wordml" xmlns:wps="http://schemas.microsoft.com/office/word/2010/wordprocessingShape" mc:Ignorable="w14 w15 w16se w16cid w16 w16cex w16sdtdh w16sdtfl w16du wp14">
   <w:p>
     <w:pPr>
-      <w:pStyle w:val="lfej"/>
+      <w:pStyle w:val="Header"/>
       <w:jc w:val="center"/>
       <w:rPr>
         <w:rFonts w:cs="Times New Roman"/>
@@ -3823,7 +4429,7 @@
 <w:hdr xmlns:wpc="http://schemas.microsoft.com/office/word/2010/wordprocessingCanvas" xmlns:cx="http://schemas.microsoft.com/office/drawing/2014/chartex" xmlns:cx1="http://schemas.microsoft.com/office/drawing/2015/9/8/chartex" xmlns:cx2="http://schemas.microsoft.com/office/drawing/2015/10/21/chartex" xmlns:cx3="http://schemas.microsoft.com/office/drawing/2016/5/9/chartex" xmlns:cx4="http://schemas.microsoft.com/office/drawing/2016/5/10/chartex" xmlns:cx5="http://schemas.microsoft.com/office/drawing/2016/5/11/chartex" xmlns:cx6="http://schemas.microsoft.com/office/drawing/2016/5/12/chartex" xmlns:cx7="http://schemas.microsoft.com/office/drawing/2016/5/13/chartex" xmlns:cx8="http://schemas.microsoft.com/office/drawing/2016/5/14/chartex" xmlns:mc="http://schemas.openxmlformats.org/markup-compatibility/2006" xmlns:aink="http://schemas.microsoft.com/office/drawing/2016/ink" xmlns:am3d="http://schemas.microsoft.com/office/drawing/2017/model3d" xmlns:o="urn:schemas-microsoft-com:office:office" xmlns:oel="http://schemas.microsoft.com/office/2019/extlst" xmlns:r="http://schemas.openxmlformats.org/officeDocument/2006/relationships" xmlns:m="http://schemas.openxmlformats.org/officeDocument/2006/math" xmlns:v="urn:schemas-microsoft-com:vml" xmlns:wp14="http://schemas.microsoft.com/office/word/2010/wordprocessingDrawing" xmlns:wp="http://schemas.openxmlformats.org/drawingml/2006/wordprocessingDrawing" xmlns:w10="urn:schemas-microsoft-com:office:word" xmlns:w="http://schemas.openxmlformats.org/wordprocessingml/2006/main" xmlns:w14="http://schemas.microsoft.com/office/word/2010/wordml" xmlns:w15="http://schemas.microsoft.com/office/word/2012/wordml" xmlns:w16cex="http://schemas.microsoft.com/office/word/2018/wordml/cex" xmlns:w16cid="http://schemas.microsoft.com/office/word/2016/wordml/cid" xmlns:w16="http://schemas.microsoft.com/office/word/2018/wordml" xmlns:w16du="http://schemas.microsoft.com/office/word/2023/wordml/word16du" xmlns:w16sdtdh="http://schemas.microsoft.com/office/word/2020/wordml/sdtdatahash" xmlns:w16sdtfl="http://schemas.microsoft.com/office/word/2024/wordml/sdtformatlock" xmlns:w16se="http://schemas.microsoft.com/office/word/2015/wordml/symex" xmlns:wpg="http://schemas.microsoft.com/office/word/2010/wordprocessingGroup" xmlns:wpi="http://schemas.microsoft.com/office/word/2010/wordprocessingInk" xmlns:wne="http://schemas.microsoft.com/office/word/2006/wordml" xmlns:wps="http://schemas.microsoft.com/office/word/2010/wordprocessingShape" mc:Ignorable="w14 w15 w16se w16cid w16 w16cex w16sdtdh w16sdtfl w16du wp14">
   <w:p>
     <w:pPr>
-      <w:pStyle w:val="lfej"/>
+      <w:pStyle w:val="Header"/>
       <w:pBdr>
         <w:bottom w:val="single" w:sz="6" w:space="1" w:color="auto"/>
       </w:pBdr>
@@ -4473,7 +5079,7 @@
     <w:lvl w:ilvl="0" w:tplc="3A5425F6">
       <w:start w:val="1"/>
       <w:numFmt w:val="bullet"/>
-      <w:pStyle w:val="Listaszerbekezds"/>
+      <w:pStyle w:val="ListParagraph"/>
       <w:lvlText w:val="•"/>
       <w:lvlJc w:val="left"/>
       <w:pPr>
@@ -4973,7 +5579,7 @@
     <w:lvl w:ilvl="0">
       <w:start w:val="1"/>
       <w:numFmt w:val="decimal"/>
-      <w:pStyle w:val="Cmsor1"/>
+      <w:pStyle w:val="Heading1"/>
       <w:lvlText w:val="%1."/>
       <w:lvlJc w:val="left"/>
       <w:pPr>
@@ -4990,7 +5596,7 @@
     <w:lvl w:ilvl="1">
       <w:start w:val="1"/>
       <w:numFmt w:val="decimal"/>
-      <w:pStyle w:val="Cmsor2"/>
+      <w:pStyle w:val="Heading2"/>
       <w:lvlText w:val="%1.%2."/>
       <w:lvlJc w:val="left"/>
       <w:pPr>
@@ -5049,7 +5655,7 @@
     <w:lvl w:ilvl="2">
       <w:start w:val="1"/>
       <w:numFmt w:val="decimal"/>
-      <w:pStyle w:val="Cmsor3"/>
+      <w:pStyle w:val="Heading3"/>
       <w:lvlText w:val="%1.%2.%3."/>
       <w:lvlJc w:val="left"/>
       <w:pPr>
@@ -5065,7 +5671,7 @@
     <w:lvl w:ilvl="3">
       <w:start w:val="1"/>
       <w:numFmt w:val="decimal"/>
-      <w:pStyle w:val="Cmsor4"/>
+      <w:pStyle w:val="Heading4"/>
       <w:lvlText w:val="%1.%2.%3.%4."/>
       <w:lvlJc w:val="left"/>
       <w:pPr>
@@ -5349,6 +5955,155 @@
     </w:lvl>
   </w:abstractNum>
   <w:abstractNum w:abstractNumId="11" w15:restartNumberingAfterBreak="0">
+    <w:nsid w:val="716617ED"/>
+    <w:multiLevelType w:val="multilevel"/>
+    <w:tmpl w:val="1B82D012"/>
+    <w:lvl w:ilvl="0">
+      <w:start w:val="1"/>
+      <w:numFmt w:val="bullet"/>
+      <w:lvlText w:val=""/>
+      <w:lvlJc w:val="left"/>
+      <w:pPr>
+        <w:tabs>
+          <w:tab w:val="num" w:pos="720"/>
+        </w:tabs>
+        <w:ind w:left="720" w:hanging="360"/>
+      </w:pPr>
+      <w:rPr>
+        <w:rFonts w:ascii="Symbol" w:hAnsi="Symbol" w:hint="default"/>
+        <w:sz w:val="20"/>
+      </w:rPr>
+    </w:lvl>
+    <w:lvl w:ilvl="1" w:tentative="1">
+      <w:start w:val="1"/>
+      <w:numFmt w:val="bullet"/>
+      <w:lvlText w:val="o"/>
+      <w:lvlJc w:val="left"/>
+      <w:pPr>
+        <w:tabs>
+          <w:tab w:val="num" w:pos="1440"/>
+        </w:tabs>
+        <w:ind w:left="1440" w:hanging="360"/>
+      </w:pPr>
+      <w:rPr>
+        <w:rFonts w:ascii="Courier New" w:hAnsi="Courier New" w:hint="default"/>
+        <w:sz w:val="20"/>
+      </w:rPr>
+    </w:lvl>
+    <w:lvl w:ilvl="2" w:tentative="1">
+      <w:start w:val="1"/>
+      <w:numFmt w:val="bullet"/>
+      <w:lvlText w:val=""/>
+      <w:lvlJc w:val="left"/>
+      <w:pPr>
+        <w:tabs>
+          <w:tab w:val="num" w:pos="2160"/>
+        </w:tabs>
+        <w:ind w:left="2160" w:hanging="360"/>
+      </w:pPr>
+      <w:rPr>
+        <w:rFonts w:ascii="Wingdings" w:hAnsi="Wingdings" w:hint="default"/>
+        <w:sz w:val="20"/>
+      </w:rPr>
+    </w:lvl>
+    <w:lvl w:ilvl="3" w:tentative="1">
+      <w:start w:val="1"/>
+      <w:numFmt w:val="bullet"/>
+      <w:lvlText w:val=""/>
+      <w:lvlJc w:val="left"/>
+      <w:pPr>
+        <w:tabs>
+          <w:tab w:val="num" w:pos="2880"/>
+        </w:tabs>
+        <w:ind w:left="2880" w:hanging="360"/>
+      </w:pPr>
+      <w:rPr>
+        <w:rFonts w:ascii="Wingdings" w:hAnsi="Wingdings" w:hint="default"/>
+        <w:sz w:val="20"/>
+      </w:rPr>
+    </w:lvl>
+    <w:lvl w:ilvl="4" w:tentative="1">
+      <w:start w:val="1"/>
+      <w:numFmt w:val="bullet"/>
+      <w:lvlText w:val=""/>
+      <w:lvlJc w:val="left"/>
+      <w:pPr>
+        <w:tabs>
+          <w:tab w:val="num" w:pos="3600"/>
+        </w:tabs>
+        <w:ind w:left="3600" w:hanging="360"/>
+      </w:pPr>
+      <w:rPr>
+        <w:rFonts w:ascii="Wingdings" w:hAnsi="Wingdings" w:hint="default"/>
+        <w:sz w:val="20"/>
+      </w:rPr>
+    </w:lvl>
+    <w:lvl w:ilvl="5" w:tentative="1">
+      <w:start w:val="1"/>
+      <w:numFmt w:val="bullet"/>
+      <w:lvlText w:val=""/>
+      <w:lvlJc w:val="left"/>
+      <w:pPr>
+        <w:tabs>
+          <w:tab w:val="num" w:pos="4320"/>
+        </w:tabs>
+        <w:ind w:left="4320" w:hanging="360"/>
+      </w:pPr>
+      <w:rPr>
+        <w:rFonts w:ascii="Wingdings" w:hAnsi="Wingdings" w:hint="default"/>
+        <w:sz w:val="20"/>
+      </w:rPr>
+    </w:lvl>
+    <w:lvl w:ilvl="6" w:tentative="1">
+      <w:start w:val="1"/>
+      <w:numFmt w:val="bullet"/>
+      <w:lvlText w:val=""/>
+      <w:lvlJc w:val="left"/>
+      <w:pPr>
+        <w:tabs>
+          <w:tab w:val="num" w:pos="5040"/>
+        </w:tabs>
+        <w:ind w:left="5040" w:hanging="360"/>
+      </w:pPr>
+      <w:rPr>
+        <w:rFonts w:ascii="Wingdings" w:hAnsi="Wingdings" w:hint="default"/>
+        <w:sz w:val="20"/>
+      </w:rPr>
+    </w:lvl>
+    <w:lvl w:ilvl="7" w:tentative="1">
+      <w:start w:val="1"/>
+      <w:numFmt w:val="bullet"/>
+      <w:lvlText w:val=""/>
+      <w:lvlJc w:val="left"/>
+      <w:pPr>
+        <w:tabs>
+          <w:tab w:val="num" w:pos="5760"/>
+        </w:tabs>
+        <w:ind w:left="5760" w:hanging="360"/>
+      </w:pPr>
+      <w:rPr>
+        <w:rFonts w:ascii="Wingdings" w:hAnsi="Wingdings" w:hint="default"/>
+        <w:sz w:val="20"/>
+      </w:rPr>
+    </w:lvl>
+    <w:lvl w:ilvl="8" w:tentative="1">
+      <w:start w:val="1"/>
+      <w:numFmt w:val="bullet"/>
+      <w:lvlText w:val=""/>
+      <w:lvlJc w:val="left"/>
+      <w:pPr>
+        <w:tabs>
+          <w:tab w:val="num" w:pos="6480"/>
+        </w:tabs>
+        <w:ind w:left="6480" w:hanging="360"/>
+      </w:pPr>
+      <w:rPr>
+        <w:rFonts w:ascii="Wingdings" w:hAnsi="Wingdings" w:hint="default"/>
+        <w:sz w:val="20"/>
+      </w:rPr>
+    </w:lvl>
+  </w:abstractNum>
+  <w:abstractNum w:abstractNumId="12" w15:restartNumberingAfterBreak="0">
     <w:nsid w:val="73C230A1"/>
     <w:multiLevelType w:val="hybridMultilevel"/>
     <w:tmpl w:val="B7781890"/>
@@ -5461,7 +6216,7 @@
       </w:rPr>
     </w:lvl>
   </w:abstractNum>
-  <w:abstractNum w:abstractNumId="12" w15:restartNumberingAfterBreak="0">
+  <w:abstractNum w:abstractNumId="13" w15:restartNumberingAfterBreak="0">
     <w:nsid w:val="775678D5"/>
     <w:multiLevelType w:val="hybridMultilevel"/>
     <w:tmpl w:val="C41E4B3E"/>
@@ -5585,7 +6340,7 @@
       </w:rPr>
     </w:lvl>
   </w:abstractNum>
-  <w:abstractNum w:abstractNumId="13" w15:restartNumberingAfterBreak="0">
+  <w:abstractNum w:abstractNumId="14" w15:restartNumberingAfterBreak="0">
     <w:nsid w:val="792D03AC"/>
     <w:multiLevelType w:val="multilevel"/>
     <w:tmpl w:val="2ECEE5CE"/>
@@ -5734,7 +6489,7 @@
       </w:rPr>
     </w:lvl>
   </w:abstractNum>
-  <w:abstractNum w:abstractNumId="14" w15:restartNumberingAfterBreak="0">
+  <w:abstractNum w:abstractNumId="15" w15:restartNumberingAfterBreak="0">
     <w:nsid w:val="7BF707CE"/>
     <w:multiLevelType w:val="hybridMultilevel"/>
     <w:tmpl w:val="42D66026"/>
@@ -5847,7 +6602,7 @@
       </w:rPr>
     </w:lvl>
   </w:abstractNum>
-  <w:abstractNum w:abstractNumId="15" w15:restartNumberingAfterBreak="0">
+  <w:abstractNum w:abstractNumId="16" w15:restartNumberingAfterBreak="0">
     <w:nsid w:val="7D3703A8"/>
     <w:multiLevelType w:val="hybridMultilevel"/>
     <w:tmpl w:val="FF8C243A"/>
@@ -6144,7 +6899,7 @@
     </w:lvlOverride>
   </w:num>
   <w:num w:numId="8" w16cid:durableId="1806971787">
-    <w:abstractNumId w:val="14"/>
+    <w:abstractNumId w:val="15"/>
   </w:num>
   <w:num w:numId="9" w16cid:durableId="1964538679">
     <w:abstractNumId w:val="9"/>
@@ -6243,7 +6998,7 @@
     <w:abstractNumId w:val="7"/>
   </w:num>
   <w:num w:numId="14" w16cid:durableId="2109886121">
-    <w:abstractNumId w:val="12"/>
+    <w:abstractNumId w:val="13"/>
   </w:num>
   <w:num w:numId="15" w16cid:durableId="1225214267">
     <w:abstractNumId w:val="5"/>
@@ -6282,13 +7037,13 @@
     <w:abstractNumId w:val="3"/>
   </w:num>
   <w:num w:numId="18" w16cid:durableId="1802652368">
-    <w:abstractNumId w:val="15"/>
+    <w:abstractNumId w:val="16"/>
   </w:num>
   <w:num w:numId="19" w16cid:durableId="308680502">
     <w:abstractNumId w:val="0"/>
   </w:num>
   <w:num w:numId="20" w16cid:durableId="281230999">
-    <w:abstractNumId w:val="11"/>
+    <w:abstractNumId w:val="12"/>
   </w:num>
   <w:num w:numId="21" w16cid:durableId="646134155">
     <w:abstractNumId w:val="8"/>
@@ -6306,7 +7061,10 @@
     <w:abstractNumId w:val="2"/>
   </w:num>
   <w:num w:numId="26" w16cid:durableId="1193836023">
-    <w:abstractNumId w:val="13"/>
+    <w:abstractNumId w:val="14"/>
+  </w:num>
+  <w:num w:numId="27" w16cid:durableId="21905745">
+    <w:abstractNumId w:val="11"/>
   </w:num>
 </w:numbering>
 </file>
@@ -6706,7 +7464,7 @@
     <w:lsdException w:name="Unresolved Mention" w:semiHidden="1" w:unhideWhenUsed="1"/>
     <w:lsdException w:name="Smart Link" w:semiHidden="1" w:unhideWhenUsed="1"/>
   </w:latentStyles>
-  <w:style w:type="paragraph" w:default="1" w:styleId="Norml">
+  <w:style w:type="paragraph" w:default="1" w:styleId="Normal">
     <w:name w:val="Normal"/>
     <w:qFormat/>
     <w:rsid w:val="00EF6CAA"/>
@@ -6720,11 +7478,11 @@
       <w:sz w:val="24"/>
     </w:rPr>
   </w:style>
-  <w:style w:type="paragraph" w:styleId="Cmsor1">
+  <w:style w:type="paragraph" w:styleId="Heading1">
     <w:name w:val="heading 1"/>
-    <w:basedOn w:val="Norml"/>
+    <w:basedOn w:val="Normal"/>
     <w:next w:val="Firstparagraph"/>
-    <w:link w:val="Cmsor1Char"/>
+    <w:link w:val="Heading1Char"/>
     <w:uiPriority w:val="9"/>
     <w:qFormat/>
     <w:rsid w:val="00690423"/>
@@ -6746,11 +7504,11 @@
       <w:szCs w:val="32"/>
     </w:rPr>
   </w:style>
-  <w:style w:type="paragraph" w:styleId="Cmsor2">
+  <w:style w:type="paragraph" w:styleId="Heading2">
     <w:name w:val="heading 2"/>
-    <w:basedOn w:val="Norml"/>
+    <w:basedOn w:val="Normal"/>
     <w:next w:val="Firstparagraph"/>
-    <w:link w:val="Cmsor2Char"/>
+    <w:link w:val="Heading2Char"/>
     <w:uiPriority w:val="9"/>
     <w:unhideWhenUsed/>
     <w:qFormat/>
@@ -6773,11 +7531,11 @@
       <w:szCs w:val="26"/>
     </w:rPr>
   </w:style>
-  <w:style w:type="paragraph" w:styleId="Cmsor3">
+  <w:style w:type="paragraph" w:styleId="Heading3">
     <w:name w:val="heading 3"/>
-    <w:basedOn w:val="Norml"/>
+    <w:basedOn w:val="Normal"/>
     <w:next w:val="Firstparagraph"/>
-    <w:link w:val="Cmsor3Char"/>
+    <w:link w:val="Heading3Char"/>
     <w:uiPriority w:val="9"/>
     <w:unhideWhenUsed/>
     <w:qFormat/>
@@ -6800,11 +7558,11 @@
       <w:szCs w:val="24"/>
     </w:rPr>
   </w:style>
-  <w:style w:type="paragraph" w:styleId="Cmsor4">
+  <w:style w:type="paragraph" w:styleId="Heading4">
     <w:name w:val="heading 4"/>
-    <w:basedOn w:val="Cmsor3"/>
+    <w:basedOn w:val="Heading3"/>
     <w:next w:val="Firstparagraph"/>
-    <w:link w:val="Cmsor4Char"/>
+    <w:link w:val="Heading4Char"/>
     <w:uiPriority w:val="9"/>
     <w:unhideWhenUsed/>
     <w:qFormat/>
@@ -6821,12 +7579,12 @@
       <w:iCs/>
     </w:rPr>
   </w:style>
-  <w:style w:type="character" w:default="1" w:styleId="Bekezdsalapbettpusa">
+  <w:style w:type="character" w:default="1" w:styleId="DefaultParagraphFont">
     <w:name w:val="Default Paragraph Font"/>
     <w:uiPriority w:val="1"/>
     <w:unhideWhenUsed/>
   </w:style>
-  <w:style w:type="table" w:default="1" w:styleId="Normltblzat">
+  <w:style w:type="table" w:default="1" w:styleId="TableNormal">
     <w:name w:val="Normal Table"/>
     <w:uiPriority w:val="99"/>
     <w:semiHidden/>
@@ -6841,16 +7599,16 @@
       </w:tblCellMar>
     </w:tblPr>
   </w:style>
-  <w:style w:type="numbering" w:default="1" w:styleId="Nemlista">
+  <w:style w:type="numbering" w:default="1" w:styleId="NoList">
     <w:name w:val="No List"/>
     <w:uiPriority w:val="99"/>
     <w:semiHidden/>
     <w:unhideWhenUsed/>
   </w:style>
-  <w:style w:type="character" w:customStyle="1" w:styleId="Cmsor1Char">
-    <w:name w:val="Címsor 1 Char"/>
-    <w:basedOn w:val="Bekezdsalapbettpusa"/>
-    <w:link w:val="Cmsor1"/>
+  <w:style w:type="character" w:customStyle="1" w:styleId="Heading1Char">
+    <w:name w:val="Heading 1 Char"/>
+    <w:basedOn w:val="DefaultParagraphFont"/>
+    <w:link w:val="Heading1"/>
     <w:uiPriority w:val="9"/>
     <w:rsid w:val="00690423"/>
     <w:rPr>
@@ -6861,10 +7619,10 @@
       <w:szCs w:val="32"/>
     </w:rPr>
   </w:style>
-  <w:style w:type="character" w:customStyle="1" w:styleId="Cmsor2Char">
-    <w:name w:val="Címsor 2 Char"/>
-    <w:basedOn w:val="Bekezdsalapbettpusa"/>
-    <w:link w:val="Cmsor2"/>
+  <w:style w:type="character" w:customStyle="1" w:styleId="Heading2Char">
+    <w:name w:val="Heading 2 Char"/>
+    <w:basedOn w:val="DefaultParagraphFont"/>
+    <w:link w:val="Heading2"/>
     <w:uiPriority w:val="9"/>
     <w:rsid w:val="00690423"/>
     <w:rPr>
@@ -6875,10 +7633,10 @@
       <w:szCs w:val="26"/>
     </w:rPr>
   </w:style>
-  <w:style w:type="character" w:customStyle="1" w:styleId="Cmsor3Char">
-    <w:name w:val="Címsor 3 Char"/>
-    <w:basedOn w:val="Bekezdsalapbettpusa"/>
-    <w:link w:val="Cmsor3"/>
+  <w:style w:type="character" w:customStyle="1" w:styleId="Heading3Char">
+    <w:name w:val="Heading 3 Char"/>
+    <w:basedOn w:val="DefaultParagraphFont"/>
+    <w:link w:val="Heading3"/>
     <w:uiPriority w:val="9"/>
     <w:rsid w:val="00690423"/>
     <w:rPr>
@@ -6889,10 +7647,10 @@
       <w:szCs w:val="24"/>
     </w:rPr>
   </w:style>
-  <w:style w:type="paragraph" w:styleId="llb">
+  <w:style w:type="paragraph" w:styleId="Footer">
     <w:name w:val="footer"/>
-    <w:basedOn w:val="Norml"/>
-    <w:link w:val="llbChar"/>
+    <w:basedOn w:val="Normal"/>
+    <w:link w:val="FooterChar"/>
     <w:uiPriority w:val="99"/>
     <w:unhideWhenUsed/>
     <w:rsid w:val="003101D0"/>
@@ -6907,20 +7665,20 @@
       <w:rFonts w:cstheme="minorHAnsi"/>
     </w:rPr>
   </w:style>
-  <w:style w:type="character" w:customStyle="1" w:styleId="llbChar">
-    <w:name w:val="Élőláb Char"/>
-    <w:basedOn w:val="Bekezdsalapbettpusa"/>
-    <w:link w:val="llb"/>
+  <w:style w:type="character" w:customStyle="1" w:styleId="FooterChar">
+    <w:name w:val="Footer Char"/>
+    <w:basedOn w:val="DefaultParagraphFont"/>
+    <w:link w:val="Footer"/>
     <w:uiPriority w:val="99"/>
     <w:rsid w:val="003101D0"/>
     <w:rPr>
       <w:rFonts w:cstheme="minorHAnsi"/>
     </w:rPr>
   </w:style>
-  <w:style w:type="paragraph" w:styleId="Kpalrs">
+  <w:style w:type="paragraph" w:styleId="Caption">
     <w:name w:val="caption"/>
-    <w:basedOn w:val="Norml"/>
-    <w:next w:val="Norml"/>
+    <w:basedOn w:val="Normal"/>
+    <w:next w:val="Normal"/>
     <w:uiPriority w:val="35"/>
     <w:unhideWhenUsed/>
     <w:qFormat/>
@@ -6936,10 +7694,10 @@
       <w:szCs w:val="24"/>
     </w:rPr>
   </w:style>
-  <w:style w:type="paragraph" w:styleId="lfej">
+  <w:style w:type="paragraph" w:styleId="Header">
     <w:name w:val="header"/>
-    <w:basedOn w:val="Norml"/>
-    <w:link w:val="lfejChar"/>
+    <w:basedOn w:val="Normal"/>
+    <w:link w:val="HeaderChar"/>
     <w:uiPriority w:val="99"/>
     <w:unhideWhenUsed/>
     <w:rsid w:val="003101D0"/>
@@ -6951,18 +7709,18 @@
       <w:spacing w:line="240" w:lineRule="auto"/>
     </w:pPr>
   </w:style>
-  <w:style w:type="character" w:customStyle="1" w:styleId="lfejChar">
-    <w:name w:val="Élőfej Char"/>
-    <w:basedOn w:val="Bekezdsalapbettpusa"/>
-    <w:link w:val="lfej"/>
+  <w:style w:type="character" w:customStyle="1" w:styleId="HeaderChar">
+    <w:name w:val="Header Char"/>
+    <w:basedOn w:val="DefaultParagraphFont"/>
+    <w:link w:val="Header"/>
     <w:uiPriority w:val="99"/>
     <w:rsid w:val="003101D0"/>
   </w:style>
-  <w:style w:type="paragraph" w:styleId="TJ1">
+  <w:style w:type="paragraph" w:styleId="TOC1">
     <w:name w:val="toc 1"/>
-    <w:basedOn w:val="Norml"/>
-    <w:next w:val="Norml"/>
-    <w:link w:val="TJ1Char"/>
+    <w:basedOn w:val="Normal"/>
+    <w:next w:val="Normal"/>
+    <w:link w:val="TOC1Char"/>
     <w:autoRedefine/>
     <w:uiPriority w:val="39"/>
     <w:unhideWhenUsed/>
@@ -6982,10 +7740,10 @@
       <w:szCs w:val="20"/>
     </w:rPr>
   </w:style>
-  <w:style w:type="paragraph" w:styleId="TJ2">
+  <w:style w:type="paragraph" w:styleId="TOC2">
     <w:name w:val="toc 2"/>
-    <w:basedOn w:val="Norml"/>
-    <w:next w:val="Norml"/>
+    <w:basedOn w:val="Normal"/>
+    <w:next w:val="Normal"/>
     <w:autoRedefine/>
     <w:uiPriority w:val="39"/>
     <w:unhideWhenUsed/>
@@ -7002,10 +7760,10 @@
       <w:szCs w:val="20"/>
     </w:rPr>
   </w:style>
-  <w:style w:type="paragraph" w:styleId="TJ3">
+  <w:style w:type="paragraph" w:styleId="TOC3">
     <w:name w:val="toc 3"/>
-    <w:basedOn w:val="Norml"/>
-    <w:next w:val="Norml"/>
+    <w:basedOn w:val="Normal"/>
+    <w:next w:val="Normal"/>
     <w:autoRedefine/>
     <w:uiPriority w:val="39"/>
     <w:unhideWhenUsed/>
@@ -7024,9 +7782,9 @@
       <w:szCs w:val="20"/>
     </w:rPr>
   </w:style>
-  <w:style w:type="character" w:styleId="Hiperhivatkozs">
+  <w:style w:type="character" w:styleId="Hyperlink">
     <w:name w:val="Hyperlink"/>
-    <w:basedOn w:val="Bekezdsalapbettpusa"/>
+    <w:basedOn w:val="DefaultParagraphFont"/>
     <w:uiPriority w:val="99"/>
     <w:unhideWhenUsed/>
     <w:rsid w:val="00FD106F"/>
@@ -7035,10 +7793,10 @@
       <w:u w:val="single"/>
     </w:rPr>
   </w:style>
-  <w:style w:type="paragraph" w:styleId="TJ4">
+  <w:style w:type="paragraph" w:styleId="TOC4">
     <w:name w:val="toc 4"/>
-    <w:basedOn w:val="Norml"/>
-    <w:next w:val="Norml"/>
+    <w:basedOn w:val="Normal"/>
+    <w:next w:val="Normal"/>
     <w:autoRedefine/>
     <w:uiPriority w:val="39"/>
     <w:unhideWhenUsed/>
@@ -7055,10 +7813,10 @@
       <w:szCs w:val="18"/>
     </w:rPr>
   </w:style>
-  <w:style w:type="paragraph" w:styleId="TJ5">
+  <w:style w:type="paragraph" w:styleId="TOC5">
     <w:name w:val="toc 5"/>
-    <w:basedOn w:val="Norml"/>
-    <w:next w:val="Norml"/>
+    <w:basedOn w:val="Normal"/>
+    <w:next w:val="Normal"/>
     <w:autoRedefine/>
     <w:uiPriority w:val="39"/>
     <w:unhideWhenUsed/>
@@ -7072,10 +7830,10 @@
       <w:szCs w:val="18"/>
     </w:rPr>
   </w:style>
-  <w:style w:type="paragraph" w:styleId="TJ6">
+  <w:style w:type="paragraph" w:styleId="TOC6">
     <w:name w:val="toc 6"/>
-    <w:basedOn w:val="Norml"/>
-    <w:next w:val="Norml"/>
+    <w:basedOn w:val="Normal"/>
+    <w:next w:val="Normal"/>
     <w:autoRedefine/>
     <w:uiPriority w:val="39"/>
     <w:unhideWhenUsed/>
@@ -7089,10 +7847,10 @@
       <w:szCs w:val="18"/>
     </w:rPr>
   </w:style>
-  <w:style w:type="paragraph" w:styleId="TJ7">
+  <w:style w:type="paragraph" w:styleId="TOC7">
     <w:name w:val="toc 7"/>
-    <w:basedOn w:val="Norml"/>
-    <w:next w:val="Norml"/>
+    <w:basedOn w:val="Normal"/>
+    <w:next w:val="Normal"/>
     <w:autoRedefine/>
     <w:uiPriority w:val="39"/>
     <w:unhideWhenUsed/>
@@ -7106,10 +7864,10 @@
       <w:szCs w:val="18"/>
     </w:rPr>
   </w:style>
-  <w:style w:type="paragraph" w:styleId="TJ8">
+  <w:style w:type="paragraph" w:styleId="TOC8">
     <w:name w:val="toc 8"/>
-    <w:basedOn w:val="Norml"/>
-    <w:next w:val="Norml"/>
+    <w:basedOn w:val="Normal"/>
+    <w:next w:val="Normal"/>
     <w:autoRedefine/>
     <w:uiPriority w:val="39"/>
     <w:unhideWhenUsed/>
@@ -7123,10 +7881,10 @@
       <w:szCs w:val="18"/>
     </w:rPr>
   </w:style>
-  <w:style w:type="paragraph" w:styleId="TJ9">
+  <w:style w:type="paragraph" w:styleId="TOC9">
     <w:name w:val="toc 9"/>
-    <w:basedOn w:val="Norml"/>
-    <w:next w:val="Norml"/>
+    <w:basedOn w:val="Normal"/>
+    <w:next w:val="Normal"/>
     <w:autoRedefine/>
     <w:uiPriority w:val="39"/>
     <w:unhideWhenUsed/>
@@ -7140,10 +7898,10 @@
       <w:szCs w:val="18"/>
     </w:rPr>
   </w:style>
-  <w:style w:type="paragraph" w:styleId="Irodalomjegyzk">
+  <w:style w:type="paragraph" w:styleId="Bibliography">
     <w:name w:val="Bibliography"/>
-    <w:basedOn w:val="Norml"/>
-    <w:next w:val="Norml"/>
+    <w:basedOn w:val="Normal"/>
+    <w:next w:val="Normal"/>
     <w:autoRedefine/>
     <w:uiPriority w:val="37"/>
     <w:unhideWhenUsed/>
@@ -7152,9 +7910,9 @@
       <w:ind w:firstLine="0"/>
     </w:pPr>
   </w:style>
-  <w:style w:type="paragraph" w:styleId="Listaszerbekezds">
+  <w:style w:type="paragraph" w:styleId="ListParagraph">
     <w:name w:val="List Paragraph"/>
-    <w:basedOn w:val="Norml"/>
+    <w:basedOn w:val="Normal"/>
     <w:uiPriority w:val="34"/>
     <w:qFormat/>
     <w:rsid w:val="00367924"/>
@@ -7165,9 +7923,9 @@
       <w:contextualSpacing/>
     </w:pPr>
   </w:style>
-  <w:style w:type="character" w:styleId="Helyrzszveg">
+  <w:style w:type="character" w:styleId="PlaceholderText">
     <w:name w:val="Placeholder Text"/>
-    <w:basedOn w:val="Bekezdsalapbettpusa"/>
+    <w:basedOn w:val="DefaultParagraphFont"/>
     <w:uiPriority w:val="99"/>
     <w:semiHidden/>
     <w:rsid w:val="004F5C1D"/>
@@ -7175,10 +7933,10 @@
       <w:color w:val="808080"/>
     </w:rPr>
   </w:style>
-  <w:style w:type="paragraph" w:styleId="brajegyzk">
+  <w:style w:type="paragraph" w:styleId="TableofFigures">
     <w:name w:val="table of figures"/>
-    <w:basedOn w:val="Norml"/>
-    <w:next w:val="Norml"/>
+    <w:basedOn w:val="Normal"/>
+    <w:next w:val="Normal"/>
     <w:uiPriority w:val="99"/>
     <w:unhideWhenUsed/>
     <w:rsid w:val="00B36958"/>
@@ -7186,7 +7944,7 @@
       <w:ind w:firstLine="0"/>
     </w:pPr>
   </w:style>
-  <w:style w:type="paragraph" w:styleId="Nincstrkz">
+  <w:style w:type="paragraph" w:styleId="NoSpacing">
     <w:name w:val="No Spacing"/>
     <w:uiPriority w:val="1"/>
     <w:qFormat/>
@@ -7199,11 +7957,11 @@
       <w:sz w:val="24"/>
     </w:rPr>
   </w:style>
-  <w:style w:type="paragraph" w:styleId="Cm">
+  <w:style w:type="paragraph" w:styleId="Title">
     <w:name w:val="Title"/>
-    <w:basedOn w:val="Norml"/>
-    <w:next w:val="Norml"/>
-    <w:link w:val="CmChar"/>
+    <w:basedOn w:val="Normal"/>
+    <w:next w:val="Normal"/>
+    <w:link w:val="TitleChar"/>
     <w:uiPriority w:val="10"/>
     <w:qFormat/>
     <w:rsid w:val="00674F6E"/>
@@ -7222,10 +7980,10 @@
       <w:szCs w:val="56"/>
     </w:rPr>
   </w:style>
-  <w:style w:type="character" w:customStyle="1" w:styleId="CmChar">
-    <w:name w:val="Cím Char"/>
-    <w:basedOn w:val="Bekezdsalapbettpusa"/>
-    <w:link w:val="Cm"/>
+  <w:style w:type="character" w:customStyle="1" w:styleId="TitleChar">
+    <w:name w:val="Title Char"/>
+    <w:basedOn w:val="DefaultParagraphFont"/>
+    <w:link w:val="Title"/>
     <w:uiPriority w:val="10"/>
     <w:rsid w:val="00674F6E"/>
     <w:rPr>
@@ -7238,7 +7996,7 @@
   </w:style>
   <w:style w:type="paragraph" w:customStyle="1" w:styleId="Title1">
     <w:name w:val="Title1"/>
-    <w:basedOn w:val="Cm"/>
+    <w:basedOn w:val="Title"/>
     <w:next w:val="Firstparagraph"/>
     <w:link w:val="Title1Char"/>
     <w:autoRedefine/>
@@ -7253,7 +8011,7 @@
   </w:style>
   <w:style w:type="paragraph" w:customStyle="1" w:styleId="Contents">
     <w:name w:val="Contents"/>
-    <w:basedOn w:val="TJ1"/>
+    <w:basedOn w:val="TOC1"/>
     <w:link w:val="ContentsChar"/>
     <w:qFormat/>
     <w:rsid w:val="00B84CB4"/>
@@ -7275,7 +8033,7 @@
   </w:style>
   <w:style w:type="character" w:customStyle="1" w:styleId="Title1Char">
     <w:name w:val="Title1 Char"/>
-    <w:basedOn w:val="Bekezdsalapbettpusa"/>
+    <w:basedOn w:val="DefaultParagraphFont"/>
     <w:link w:val="Title1"/>
     <w:rsid w:val="009F025B"/>
     <w:rPr>
@@ -7289,8 +8047,8 @@
   </w:style>
   <w:style w:type="paragraph" w:customStyle="1" w:styleId="Firstparagraph">
     <w:name w:val="First paragraph"/>
-    <w:basedOn w:val="Norml"/>
-    <w:next w:val="Norml"/>
+    <w:basedOn w:val="Normal"/>
+    <w:next w:val="Normal"/>
     <w:link w:val="FirstparagraphChar"/>
     <w:qFormat/>
     <w:rsid w:val="00674F6E"/>
@@ -7298,10 +8056,10 @@
       <w:ind w:firstLine="0"/>
     </w:pPr>
   </w:style>
-  <w:style w:type="character" w:customStyle="1" w:styleId="TJ1Char">
-    <w:name w:val="TJ 1 Char"/>
-    <w:basedOn w:val="Bekezdsalapbettpusa"/>
-    <w:link w:val="TJ1"/>
+  <w:style w:type="character" w:customStyle="1" w:styleId="TOC1Char">
+    <w:name w:val="TOC 1 Char"/>
+    <w:basedOn w:val="DefaultParagraphFont"/>
+    <w:link w:val="TOC1"/>
     <w:uiPriority w:val="39"/>
     <w:rsid w:val="00B36958"/>
     <w:rPr>
@@ -7314,7 +8072,7 @@
   </w:style>
   <w:style w:type="character" w:customStyle="1" w:styleId="ContentsChar">
     <w:name w:val="Contents Char"/>
-    <w:basedOn w:val="TJ1Char"/>
+    <w:basedOn w:val="TOC1Char"/>
     <w:link w:val="Contents"/>
     <w:rsid w:val="00B84CB4"/>
     <w:rPr>
@@ -7326,10 +8084,10 @@
       <w:szCs w:val="24"/>
     </w:rPr>
   </w:style>
-  <w:style w:type="character" w:customStyle="1" w:styleId="Cmsor4Char">
-    <w:name w:val="Címsor 4 Char"/>
-    <w:basedOn w:val="Bekezdsalapbettpusa"/>
-    <w:link w:val="Cmsor4"/>
+  <w:style w:type="character" w:customStyle="1" w:styleId="Heading4Char">
+    <w:name w:val="Heading 4 Char"/>
+    <w:basedOn w:val="DefaultParagraphFont"/>
+    <w:link w:val="Heading4"/>
     <w:uiPriority w:val="9"/>
     <w:rsid w:val="00690423"/>
     <w:rPr>
@@ -7343,7 +8101,7 @@
   </w:style>
   <w:style w:type="character" w:customStyle="1" w:styleId="FirstparagraphChar">
     <w:name w:val="First paragraph Char"/>
-    <w:basedOn w:val="Bekezdsalapbettpusa"/>
+    <w:basedOn w:val="DefaultParagraphFont"/>
     <w:link w:val="Firstparagraph"/>
     <w:rsid w:val="00674F6E"/>
     <w:rPr>
@@ -7370,11 +8128,11 @@
       </w:tblCellMar>
     </w:tblPr>
   </w:style>
-  <w:style w:type="paragraph" w:styleId="Alcm">
+  <w:style w:type="paragraph" w:styleId="Subtitle">
     <w:name w:val="Subtitle"/>
-    <w:basedOn w:val="Cm"/>
-    <w:next w:val="Norml"/>
-    <w:link w:val="AlcmChar"/>
+    <w:basedOn w:val="Title"/>
+    <w:next w:val="Normal"/>
+    <w:link w:val="SubtitleChar"/>
     <w:uiPriority w:val="11"/>
     <w:qFormat/>
     <w:rsid w:val="0061744A"/>
@@ -7389,10 +8147,10 @@
       <w:spacing w:val="15"/>
     </w:rPr>
   </w:style>
-  <w:style w:type="character" w:customStyle="1" w:styleId="AlcmChar">
-    <w:name w:val="Alcím Char"/>
-    <w:basedOn w:val="Bekezdsalapbettpusa"/>
-    <w:link w:val="Alcm"/>
+  <w:style w:type="character" w:customStyle="1" w:styleId="SubtitleChar">
+    <w:name w:val="Subtitle Char"/>
+    <w:basedOn w:val="DefaultParagraphFont"/>
+    <w:link w:val="Subtitle"/>
     <w:uiPriority w:val="11"/>
     <w:rsid w:val="0061744A"/>
     <w:rPr>
@@ -7404,10 +8162,10 @@
       <w:szCs w:val="56"/>
     </w:rPr>
   </w:style>
-  <w:style w:type="paragraph" w:styleId="Csakszveg">
+  <w:style w:type="paragraph" w:styleId="PlainText">
     <w:name w:val="Plain Text"/>
-    <w:basedOn w:val="Norml"/>
-    <w:link w:val="CsakszvegChar"/>
+    <w:basedOn w:val="Normal"/>
+    <w:link w:val="PlainTextChar"/>
     <w:uiPriority w:val="99"/>
     <w:semiHidden/>
     <w:unhideWhenUsed/>
@@ -7423,10 +8181,10 @@
       <w:szCs w:val="21"/>
     </w:rPr>
   </w:style>
-  <w:style w:type="character" w:customStyle="1" w:styleId="CsakszvegChar">
-    <w:name w:val="Csak szöveg Char"/>
-    <w:basedOn w:val="Bekezdsalapbettpusa"/>
-    <w:link w:val="Csakszveg"/>
+  <w:style w:type="character" w:customStyle="1" w:styleId="PlainTextChar">
+    <w:name w:val="Plain Text Char"/>
+    <w:basedOn w:val="DefaultParagraphFont"/>
+    <w:link w:val="PlainText"/>
     <w:uiPriority w:val="99"/>
     <w:semiHidden/>
     <w:rsid w:val="0082775C"/>
@@ -7436,10 +8194,10 @@
       <w:szCs w:val="21"/>
     </w:rPr>
   </w:style>
-  <w:style w:type="paragraph" w:styleId="Tartalomjegyzkcmsora">
+  <w:style w:type="paragraph" w:styleId="TOCHeading">
     <w:name w:val="TOC Heading"/>
-    <w:basedOn w:val="Cmsor1"/>
-    <w:next w:val="Norml"/>
+    <w:basedOn w:val="Heading1"/>
+    <w:next w:val="Normal"/>
     <w:uiPriority w:val="39"/>
     <w:unhideWhenUsed/>
     <w:qFormat/>
@@ -7460,10 +8218,10 @@
       <w:lang w:eastAsia="hu-HU"/>
     </w:rPr>
   </w:style>
-  <w:style w:type="paragraph" w:styleId="Lbjegyzetszveg">
+  <w:style w:type="paragraph" w:styleId="FootnoteText">
     <w:name w:val="footnote text"/>
-    <w:basedOn w:val="Norml"/>
-    <w:link w:val="LbjegyzetszvegChar"/>
+    <w:basedOn w:val="Normal"/>
+    <w:link w:val="FootnoteTextChar"/>
     <w:uiPriority w:val="99"/>
     <w:semiHidden/>
     <w:unhideWhenUsed/>
@@ -7476,10 +8234,10 @@
       <w:szCs w:val="20"/>
     </w:rPr>
   </w:style>
-  <w:style w:type="character" w:customStyle="1" w:styleId="LbjegyzetszvegChar">
-    <w:name w:val="Lábjegyzetszöveg Char"/>
-    <w:basedOn w:val="Bekezdsalapbettpusa"/>
-    <w:link w:val="Lbjegyzetszveg"/>
+  <w:style w:type="character" w:customStyle="1" w:styleId="FootnoteTextChar">
+    <w:name w:val="Footnote Text Char"/>
+    <w:basedOn w:val="DefaultParagraphFont"/>
+    <w:link w:val="FootnoteText"/>
     <w:uiPriority w:val="99"/>
     <w:semiHidden/>
     <w:rsid w:val="00690423"/>
@@ -7489,9 +8247,9 @@
       <w:szCs w:val="20"/>
     </w:rPr>
   </w:style>
-  <w:style w:type="character" w:styleId="Lbjegyzet-hivatkozs">
+  <w:style w:type="character" w:styleId="FootnoteReference">
     <w:name w:val="footnote reference"/>
-    <w:basedOn w:val="Bekezdsalapbettpusa"/>
+    <w:basedOn w:val="DefaultParagraphFont"/>
     <w:uiPriority w:val="99"/>
     <w:semiHidden/>
     <w:unhideWhenUsed/>
@@ -7502,7 +8260,7 @@
   </w:style>
   <w:style w:type="paragraph" w:customStyle="1" w:styleId="Cmsor1-szmozatlan">
     <w:name w:val="Címsor 1 - számozatlan"/>
-    <w:basedOn w:val="Cmsor1"/>
+    <w:basedOn w:val="Heading1"/>
     <w:next w:val="Firstparagraph"/>
     <w:link w:val="Cmsor1-szmozatlanChar"/>
     <w:qFormat/>
@@ -7529,9 +8287,9 @@
       <w:lang w:val="en-GB"/>
     </w:rPr>
   </w:style>
-  <w:style w:type="table" w:styleId="Rcsostblzat">
+  <w:style w:type="table" w:styleId="TableGrid0">
     <w:name w:val="Table Grid"/>
-    <w:basedOn w:val="Normltblzat"/>
+    <w:basedOn w:val="TableNormal"/>
     <w:uiPriority w:val="39"/>
     <w:rsid w:val="00250DAD"/>
     <w:pPr>
@@ -7548,9 +8306,9 @@
       </w:tblBorders>
     </w:tblPr>
   </w:style>
-  <w:style w:type="paragraph" w:styleId="NormlWeb">
+  <w:style w:type="paragraph" w:styleId="NormalWeb">
     <w:name w:val="Normal (Web)"/>
-    <w:basedOn w:val="Norml"/>
+    <w:basedOn w:val="Normal"/>
     <w:uiPriority w:val="99"/>
     <w:unhideWhenUsed/>
     <w:rsid w:val="00827223"/>
@@ -7565,9 +8323,9 @@
       <w:lang w:eastAsia="hu-HU"/>
     </w:rPr>
   </w:style>
-  <w:style w:type="character" w:styleId="Kiemels2">
+  <w:style w:type="character" w:styleId="Strong">
     <w:name w:val="Strong"/>
-    <w:basedOn w:val="Bekezdsalapbettpusa"/>
+    <w:basedOn w:val="DefaultParagraphFont"/>
     <w:uiPriority w:val="22"/>
     <w:qFormat/>
     <w:rsid w:val="00827223"/>
@@ -7576,9 +8334,9 @@
       <w:bCs/>
     </w:rPr>
   </w:style>
-  <w:style w:type="character" w:styleId="HTML-kd">
+  <w:style w:type="character" w:styleId="HTMLCode">
     <w:name w:val="HTML Code"/>
-    <w:basedOn w:val="Bekezdsalapbettpusa"/>
+    <w:basedOn w:val="DefaultParagraphFont"/>
     <w:uiPriority w:val="99"/>
     <w:semiHidden/>
     <w:unhideWhenUsed/>
